--- a/05-需求分析/用例文档(UC).docx
+++ b/05-需求分析/用例文档(UC).docx
@@ -2,6 +2,209 @@
 <file path=word/document.xml><?xml version="1.0" encoding="utf-8"?>
 <w:document xmlns:w="http://schemas.openxmlformats.org/wordprocessingml/2006/main" xmlns:m="http://schemas.openxmlformats.org/officeDocument/2006/math" xmlns:r="http://schemas.openxmlformats.org/officeDocument/2006/relationships" xmlns:o="urn:schemas-microsoft-com:office:office" xmlns:v="urn:schemas-microsoft-com:vml" xmlns:w10="urn:schemas-microsoft-com:office:word" xmlns:a="http://schemas.openxmlformats.org/drawingml/2006/main" xmlns:pic="http://schemas.openxmlformats.org/drawingml/2006/picture" xmlns:wp="http://schemas.openxmlformats.org/drawingml/2006/wordprocessingDrawing">
   <w:body>
+    <w:p>
+      <w:pPr>
+        <w:spacing w:before="0" w:after="360"/>
+        <w:jc w:val="center"/>
+      </w:pPr>
+      <w:r>
+        <w:rPr>
+          <w:rFonts w:ascii="宋体" w:hAnsi="宋体" w:eastAsia="宋体"/>
+          <w:b w:val="0"/>
+          <w:sz w:val="16"/>
+        </w:rPr>
+      </w:r>
+    </w:p>
+    <w:p>
+      <w:pPr>
+        <w:spacing w:before="0" w:after="160"/>
+        <w:jc w:val="center"/>
+      </w:pPr>
+      <w:r>
+        <w:rPr>
+          <w:rFonts w:ascii="宋体" w:hAnsi="宋体" w:eastAsia="宋体"/>
+          <w:b/>
+          <w:sz w:val="48"/>
+        </w:rPr>
+        <w:t>校务问答机器人</w:t>
+      </w:r>
+    </w:p>
+    <w:p>
+      <w:pPr>
+        <w:spacing w:before="0" w:after="360"/>
+        <w:jc w:val="center"/>
+      </w:pPr>
+      <w:r>
+        <w:rPr>
+          <w:rFonts w:ascii="宋体" w:hAnsi="宋体" w:eastAsia="宋体"/>
+          <w:b/>
+          <w:sz w:val="40"/>
+        </w:rPr>
+        <w:t>用例文档(UC)</w:t>
+      </w:r>
+    </w:p>
+    <w:p>
+      <w:pPr>
+        <w:spacing w:after="480"/>
+        <w:jc w:val="center"/>
+      </w:pPr>
+      <w:r>
+        <w:drawing>
+          <wp:inline>
+            <wp:extent cx="1143000" cy="953011"/>
+            <wp:docPr id="45" name="Picture 45"/>
+            <wp:cNvGraphicFramePr>
+              <a:graphicFrameLocks noChangeAspect="1"/>
+            </wp:cNvGraphicFramePr>
+            <a:graphic>
+              <a:graphicData uri="http://schemas.openxmlformats.org/drawingml/2006/picture">
+                <pic:pic>
+                  <pic:nvPicPr>
+                    <pic:cNvPr id="0" name="image.png"/>
+                    <pic:cNvPicPr/>
+                  </pic:nvPicPr>
+                  <pic:blipFill>
+                    <a:blip r:embed="rId9"/>
+                    <a:stretch>
+                      <a:fillRect/>
+                    </a:stretch>
+                  </pic:blipFill>
+                  <pic:spPr>
+                    <a:xfrm>
+                      <a:off x="0" y="0"/>
+                      <a:ext cx="1143000" cy="953011"/>
+                    </a:xfrm>
+                    <a:prstGeom prst="rect"/>
+                  </pic:spPr>
+                </pic:pic>
+              </a:graphicData>
+            </a:graphic>
+          </wp:inline>
+        </w:drawing>
+      </w:r>
+    </w:p>
+    <w:p>
+      <w:pPr>
+        <w:spacing w:before="0" w:after="80"/>
+        <w:jc w:val="center"/>
+      </w:pPr>
+      <w:r>
+        <w:rPr>
+          <w:rFonts w:ascii="宋体" w:hAnsi="宋体" w:eastAsia="宋体"/>
+          <w:b w:val="0"/>
+          <w:sz w:val="24"/>
+        </w:rPr>
+        <w:t>项目名称：智慧校园助手（SRA2026）校务问答机器人</w:t>
+      </w:r>
+    </w:p>
+    <w:p>
+      <w:pPr>
+        <w:spacing w:before="0" w:after="80"/>
+        <w:jc w:val="center"/>
+      </w:pPr>
+      <w:r>
+        <w:rPr>
+          <w:rFonts w:ascii="宋体" w:hAnsi="宋体" w:eastAsia="宋体"/>
+          <w:b w:val="0"/>
+          <w:sz w:val="24"/>
+        </w:rPr>
+        <w:t>文档编号：SRA2026-UC-V1.3</w:t>
+      </w:r>
+    </w:p>
+    <w:p>
+      <w:pPr>
+        <w:spacing w:before="0" w:after="80"/>
+        <w:jc w:val="center"/>
+      </w:pPr>
+      <w:r>
+        <w:rPr>
+          <w:rFonts w:ascii="宋体" w:hAnsi="宋体" w:eastAsia="宋体"/>
+          <w:b w:val="0"/>
+          <w:sz w:val="24"/>
+        </w:rPr>
+        <w:t>版本：V1.0</w:t>
+      </w:r>
+    </w:p>
+    <w:p>
+      <w:pPr>
+        <w:spacing w:before="0" w:after="80"/>
+        <w:jc w:val="center"/>
+      </w:pPr>
+      <w:r>
+        <w:rPr>
+          <w:rFonts w:ascii="宋体" w:hAnsi="宋体" w:eastAsia="宋体"/>
+          <w:b w:val="0"/>
+          <w:sz w:val="24"/>
+        </w:rPr>
+        <w:t>状态：基线定稿编制</w:t>
+      </w:r>
+    </w:p>
+    <w:p>
+      <w:pPr>
+        <w:spacing w:before="0" w:after="80"/>
+        <w:jc w:val="center"/>
+      </w:pPr>
+      <w:r>
+        <w:rPr>
+          <w:rFonts w:ascii="宋体" w:hAnsi="宋体" w:eastAsia="宋体"/>
+          <w:b w:val="0"/>
+          <w:sz w:val="24"/>
+        </w:rPr>
+        <w:t>编制日期：2026年5月20日</w:t>
+      </w:r>
+    </w:p>
+    <w:p>
+      <w:pPr>
+        <w:spacing w:before="0" w:after="80"/>
+        <w:jc w:val="center"/>
+      </w:pPr>
+      <w:r>
+        <w:rPr>
+          <w:rFonts w:ascii="宋体" w:hAnsi="宋体" w:eastAsia="宋体"/>
+          <w:b w:val="0"/>
+          <w:sz w:val="24"/>
+        </w:rPr>
+        <w:t>编制团队：SRA2026-G10 项目组</w:t>
+      </w:r>
+    </w:p>
+    <w:p>
+      <w:pPr>
+        <w:spacing w:before="0" w:after="0"/>
+        <w:jc w:val="center"/>
+      </w:pPr>
+      <w:r>
+        <w:rPr>
+          <w:rFonts w:ascii="宋体" w:hAnsi="宋体" w:eastAsia="宋体"/>
+          <w:b w:val="0"/>
+          <w:color w:val="666666"/>
+          <w:sz w:val="21"/>
+        </w:rPr>
+        <w:t>适用范围：软件需求工程课程项目交付文档</w:t>
+      </w:r>
+    </w:p>
+    <w:p>
+      <w:pPr>
+        <w:spacing w:before="480" w:after="0"/>
+        <w:jc w:val="center"/>
+      </w:pPr>
+      <w:r>
+        <w:rPr>
+          <w:rFonts w:ascii="宋体" w:hAnsi="宋体" w:eastAsia="宋体"/>
+          <w:b w:val="0"/>
+          <w:color w:val="666666"/>
+          <w:sz w:val="18"/>
+        </w:rPr>
+        <w:t>依据：SRS、RG、UG、UC、PT、设计、测试、评审与配置管理基线材料</w:t>
+      </w:r>
+    </w:p>
+    <w:p>
+      <w:pPr>
+        <w:spacing w:after="0"/>
+      </w:pPr>
+      <w:r>
+        <w:br w:type="page"/>
+      </w:r>
+    </w:p>
     <w:bookmarkStart w:id="48" w:name="用例文档-校务问答机器人"/>
     <w:p>
       <w:pPr>
@@ -606,229 +809,6 @@
         <w:t xml:space="preserve">模版适用性评估</w:t>
       </w:r>
     </w:p>
-    <w:tbl>
-      <w:tblPr>
-        <w:tblStyle w:val="Table"/>
-        <w:tblW w:type="auto" w:w="0"/>
-        <w:tblLook w:firstRow="1" w:lastRow="0" w:firstColumn="0" w:lastColumn="0" w:noHBand="0" w:noVBand="0" w:val="0020"/>
-      </w:tblPr>
-      <w:tblGrid>
-        <w:gridCol w:w="2640"/>
-        <w:gridCol w:w="2640"/>
-        <w:gridCol w:w="2640"/>
-      </w:tblGrid>
-      <w:tr>
-        <w:trPr>
-          <w:tblHeader w:val="on"/>
-        </w:trPr>
-        <w:tc>
-          <w:tcPr/>
-          <w:p>
-            <w:pPr>
-              <w:pStyle w:val="Compact"/>
-            </w:pPr>
-            <w:r>
-              <w:rPr>
-                <w:rFonts w:hint="eastAsia"/>
-              </w:rPr>
-              <w:t xml:space="preserve">评估维度</w:t>
-            </w:r>
-          </w:p>
-        </w:tc>
-        <w:tc>
-          <w:tcPr/>
-          <w:p>
-            <w:pPr>
-              <w:pStyle w:val="Compact"/>
-            </w:pPr>
-            <w:r>
-              <w:rPr>
-                <w:rFonts w:hint="eastAsia"/>
-              </w:rPr>
-              <w:t xml:space="preserve">得分(1-5)</w:t>
-            </w:r>
-          </w:p>
-        </w:tc>
-        <w:tc>
-          <w:tcPr/>
-          <w:p>
-            <w:pPr>
-              <w:pStyle w:val="Compact"/>
-            </w:pPr>
-            <w:r>
-              <w:rPr>
-                <w:rFonts w:hint="eastAsia"/>
-              </w:rPr>
-              <w:t xml:space="preserve">说明</w:t>
-            </w:r>
-          </w:p>
-        </w:tc>
-      </w:tr>
-      <w:tr>
-        <w:tc>
-          <w:tcPr/>
-          <w:p>
-            <w:pPr>
-              <w:pStyle w:val="Compact"/>
-            </w:pPr>
-            <w:r>
-              <w:rPr>
-                <w:rFonts w:hint="eastAsia"/>
-              </w:rPr>
-              <w:t xml:space="preserve">完整性</w:t>
-            </w:r>
-          </w:p>
-        </w:tc>
-        <w:tc>
-          <w:tcPr/>
-          <w:p>
-            <w:pPr>
-              <w:pStyle w:val="Compact"/>
-            </w:pPr>
-            <w:r>
-              <w:t xml:space="preserve">⭐⭐⭐⭐⭐</w:t>
-            </w:r>
-          </w:p>
-        </w:tc>
-        <w:tc>
-          <w:tcPr/>
-          <w:p>
-            <w:pPr>
-              <w:pStyle w:val="Compact"/>
-            </w:pPr>
-            <w:r>
-              <w:rPr>
-                <w:rFonts w:hint="eastAsia"/>
-              </w:rPr>
-              <w:t xml:space="preserve">覆盖了用例描述的所有关键要素</w:t>
-            </w:r>
-          </w:p>
-        </w:tc>
-      </w:tr>
-      <w:tr>
-        <w:tc>
-          <w:tcPr/>
-          <w:p>
-            <w:pPr>
-              <w:pStyle w:val="Compact"/>
-            </w:pPr>
-            <w:r>
-              <w:rPr>
-                <w:rFonts w:hint="eastAsia"/>
-              </w:rPr>
-              <w:t xml:space="preserve">易读性</w:t>
-            </w:r>
-          </w:p>
-        </w:tc>
-        <w:tc>
-          <w:tcPr/>
-          <w:p>
-            <w:pPr>
-              <w:pStyle w:val="Compact"/>
-            </w:pPr>
-            <w:r>
-              <w:t xml:space="preserve">⭐⭐⭐⭐</w:t>
-            </w:r>
-          </w:p>
-        </w:tc>
-        <w:tc>
-          <w:tcPr/>
-          <w:p>
-            <w:pPr>
-              <w:pStyle w:val="Compact"/>
-            </w:pPr>
-            <w:r>
-              <w:rPr>
-                <w:rFonts w:hint="eastAsia"/>
-              </w:rPr>
-              <w:t xml:space="preserve">结构清晰、层次分明</w:t>
-            </w:r>
-          </w:p>
-        </w:tc>
-      </w:tr>
-      <w:tr>
-        <w:tc>
-          <w:tcPr/>
-          <w:p>
-            <w:pPr>
-              <w:pStyle w:val="Compact"/>
-            </w:pPr>
-            <w:r>
-              <w:rPr>
-                <w:rFonts w:hint="eastAsia"/>
-              </w:rPr>
-              <w:t xml:space="preserve">可追溯性</w:t>
-            </w:r>
-          </w:p>
-        </w:tc>
-        <w:tc>
-          <w:tcPr/>
-          <w:p>
-            <w:pPr>
-              <w:pStyle w:val="Compact"/>
-            </w:pPr>
-            <w:r>
-              <w:t xml:space="preserve">⭐⭐⭐⭐⭐</w:t>
-            </w:r>
-          </w:p>
-        </w:tc>
-        <w:tc>
-          <w:tcPr/>
-          <w:p>
-            <w:pPr>
-              <w:pStyle w:val="Compact"/>
-            </w:pPr>
-            <w:r>
-              <w:rPr>
-                <w:rFonts w:hint="eastAsia"/>
-              </w:rPr>
-              <w:t xml:space="preserve">通过编号系统与需求、测试用例关联</w:t>
-            </w:r>
-          </w:p>
-        </w:tc>
-      </w:tr>
-      <w:tr>
-        <w:tc>
-          <w:tcPr/>
-          <w:p>
-            <w:pPr>
-              <w:pStyle w:val="Compact"/>
-            </w:pPr>
-            <w:r>
-              <w:rPr>
-                <w:rFonts w:hint="eastAsia"/>
-              </w:rPr>
-              <w:t xml:space="preserve">实践适应性</w:t>
-            </w:r>
-          </w:p>
-        </w:tc>
-        <w:tc>
-          <w:tcPr/>
-          <w:p>
-            <w:pPr>
-              <w:pStyle w:val="Compact"/>
-            </w:pPr>
-            <w:r>
-              <w:t xml:space="preserve">⭐⭐⭐⭐⭐</w:t>
-            </w:r>
-          </w:p>
-        </w:tc>
-        <w:tc>
-          <w:tcPr/>
-          <w:p>
-            <w:pPr>
-              <w:pStyle w:val="Compact"/>
-            </w:pPr>
-            <w:r>
-              <w:rPr>
-                <w:rFonts w:hint="eastAsia"/>
-              </w:rPr>
-              <w:t xml:space="preserve">适合描述人机交互场景</w:t>
-            </w:r>
-          </w:p>
-        </w:tc>
-      </w:tr>
-    </w:tbl>
     <w:p>
       <w:r>
         <w:pict>
@@ -837,7 +817,6 @@
       </w:r>
     </w:p>
     <w:bookmarkEnd w:id="10"/>
-    <w:bookmarkEnd w:id="11"/>
     <w:bookmarkStart w:id="17" w:name="系统用例总览"/>
     <w:p>
       <w:pPr>
@@ -853,7 +832,6 @@
         <w:t xml:space="preserve">系统用例总览</w:t>
       </w:r>
     </w:p>
-    <w:bookmarkStart w:id="15" w:name="用例图-use-case-diagram"/>
     <w:p>
       <w:pPr>
         <w:pStyle w:val="Heading3"/>
@@ -929,7 +907,6 @@
         <w:t xml:space="preserve">用例文档(UC)-流程图1.png</w:t>
       </w:r>
     </w:p>
-    <w:bookmarkEnd w:id="15"/>
     <w:bookmarkStart w:id="16" w:name="用例规约列表"/>
     <w:p>
       <w:pPr>
@@ -945,3182 +922,6 @@
         <w:t xml:space="preserve">用例规约列表</w:t>
       </w:r>
     </w:p>
-    <w:tbl>
-      <w:tblPr>
-        <w:tblStyle w:val="Table"/>
-        <w:tblW w:type="auto" w:w="0"/>
-        <w:tblLook w:firstRow="1" w:lastRow="0" w:firstColumn="0" w:lastColumn="0" w:noHBand="0" w:noVBand="0" w:val="0020"/>
-      </w:tblPr>
-      <w:tblGrid>
-        <w:gridCol w:w="1584"/>
-        <w:gridCol w:w="1584"/>
-        <w:gridCol w:w="1584"/>
-        <w:gridCol w:w="1584"/>
-        <w:gridCol w:w="1584"/>
-      </w:tblGrid>
-      <w:tr>
-        <w:trPr>
-          <w:tblHeader w:val="on"/>
-        </w:trPr>
-        <w:tc>
-          <w:tcPr/>
-          <w:p>
-            <w:pPr>
-              <w:pStyle w:val="Compact"/>
-            </w:pPr>
-            <w:r>
-              <w:rPr>
-                <w:rFonts w:hint="eastAsia"/>
-              </w:rPr>
-              <w:t xml:space="preserve">用例编号</w:t>
-            </w:r>
-          </w:p>
-        </w:tc>
-        <w:tc>
-          <w:tcPr/>
-          <w:p>
-            <w:pPr>
-              <w:pStyle w:val="Compact"/>
-            </w:pPr>
-            <w:r>
-              <w:rPr>
-                <w:rFonts w:hint="eastAsia"/>
-              </w:rPr>
-              <w:t xml:space="preserve">用例名称</w:t>
-            </w:r>
-          </w:p>
-        </w:tc>
-        <w:tc>
-          <w:tcPr/>
-          <w:p>
-            <w:pPr>
-              <w:pStyle w:val="Compact"/>
-            </w:pPr>
-            <w:r>
-              <w:rPr>
-                <w:rFonts w:hint="eastAsia"/>
-              </w:rPr>
-              <w:t xml:space="preserve">参与者</w:t>
-            </w:r>
-          </w:p>
-        </w:tc>
-        <w:tc>
-          <w:tcPr/>
-          <w:p>
-            <w:pPr>
-              <w:pStyle w:val="Compact"/>
-            </w:pPr>
-            <w:r>
-              <w:rPr>
-                <w:rFonts w:hint="eastAsia"/>
-              </w:rPr>
-              <w:t xml:space="preserve">优先级</w:t>
-            </w:r>
-          </w:p>
-        </w:tc>
-        <w:tc>
-          <w:tcPr/>
-          <w:p>
-            <w:pPr>
-              <w:pStyle w:val="Compact"/>
-            </w:pPr>
-            <w:r>
-              <w:rPr>
-                <w:rFonts w:hint="eastAsia"/>
-              </w:rPr>
-              <w:t xml:space="preserve">对应需求编号</w:t>
-            </w:r>
-          </w:p>
-        </w:tc>
-      </w:tr>
-      <w:tr>
-        <w:tc>
-          <w:tcPr/>
-          <w:p>
-            <w:pPr>
-              <w:pStyle w:val="Compact"/>
-            </w:pPr>
-            <w:r>
-              <w:t xml:space="preserve">UC-STU-01</w:t>
-            </w:r>
-          </w:p>
-        </w:tc>
-        <w:tc>
-          <w:tcPr/>
-          <w:p>
-            <w:pPr>
-              <w:pStyle w:val="Compact"/>
-            </w:pPr>
-            <w:r>
-              <w:rPr>
-                <w:rFonts w:hint="eastAsia"/>
-              </w:rPr>
-              <w:t xml:space="preserve">查询课程安排</w:t>
-            </w:r>
-          </w:p>
-        </w:tc>
-        <w:tc>
-          <w:tcPr/>
-          <w:p>
-            <w:pPr>
-              <w:pStyle w:val="Compact"/>
-            </w:pPr>
-            <w:r>
-              <w:rPr>
-                <w:rFonts w:hint="eastAsia"/>
-              </w:rPr>
-              <w:t xml:space="preserve">学生</w:t>
-            </w:r>
-          </w:p>
-        </w:tc>
-        <w:tc>
-          <w:tcPr/>
-          <w:p>
-            <w:pPr>
-              <w:pStyle w:val="Compact"/>
-            </w:pPr>
-            <w:r>
-              <w:t xml:space="preserve">P0</w:t>
-            </w:r>
-          </w:p>
-        </w:tc>
-        <w:tc>
-          <w:tcPr/>
-          <w:p>
-            <w:pPr>
-              <w:pStyle w:val="Compact"/>
-            </w:pPr>
-            <w:r>
-              <w:t xml:space="preserve">REQ-STU-01</w:t>
-            </w:r>
-          </w:p>
-        </w:tc>
-      </w:tr>
-      <w:tr>
-        <w:tc>
-          <w:tcPr/>
-          <w:p>
-            <w:pPr>
-              <w:pStyle w:val="Compact"/>
-            </w:pPr>
-            <w:r>
-              <w:t xml:space="preserve">UC-STU-02</w:t>
-            </w:r>
-          </w:p>
-        </w:tc>
-        <w:tc>
-          <w:tcPr/>
-          <w:p>
-            <w:pPr>
-              <w:pStyle w:val="Compact"/>
-            </w:pPr>
-            <w:r>
-              <w:rPr>
-                <w:rFonts w:hint="eastAsia"/>
-              </w:rPr>
-              <w:t xml:space="preserve">查询考试安排</w:t>
-            </w:r>
-          </w:p>
-        </w:tc>
-        <w:tc>
-          <w:tcPr/>
-          <w:p>
-            <w:pPr>
-              <w:pStyle w:val="Compact"/>
-            </w:pPr>
-            <w:r>
-              <w:rPr>
-                <w:rFonts w:hint="eastAsia"/>
-              </w:rPr>
-              <w:t xml:space="preserve">学生</w:t>
-            </w:r>
-          </w:p>
-        </w:tc>
-        <w:tc>
-          <w:tcPr/>
-          <w:p>
-            <w:pPr>
-              <w:pStyle w:val="Compact"/>
-            </w:pPr>
-            <w:r>
-              <w:t xml:space="preserve">P0</w:t>
-            </w:r>
-          </w:p>
-        </w:tc>
-        <w:tc>
-          <w:tcPr/>
-          <w:p>
-            <w:pPr>
-              <w:pStyle w:val="Compact"/>
-            </w:pPr>
-            <w:r>
-              <w:t xml:space="preserve">REQ-STU-02</w:t>
-            </w:r>
-          </w:p>
-        </w:tc>
-      </w:tr>
-      <w:tr>
-        <w:tc>
-          <w:tcPr/>
-          <w:p>
-            <w:pPr>
-              <w:pStyle w:val="Compact"/>
-            </w:pPr>
-            <w:r>
-              <w:t xml:space="preserve">UC-STU-03</w:t>
-            </w:r>
-          </w:p>
-        </w:tc>
-        <w:tc>
-          <w:tcPr/>
-          <w:p>
-            <w:pPr>
-              <w:pStyle w:val="Compact"/>
-            </w:pPr>
-            <w:r>
-              <w:rPr>
-                <w:rFonts w:hint="eastAsia"/>
-              </w:rPr>
-              <w:t xml:space="preserve">查询成绩</w:t>
-            </w:r>
-          </w:p>
-        </w:tc>
-        <w:tc>
-          <w:tcPr/>
-          <w:p>
-            <w:pPr>
-              <w:pStyle w:val="Compact"/>
-            </w:pPr>
-            <w:r>
-              <w:rPr>
-                <w:rFonts w:hint="eastAsia"/>
-              </w:rPr>
-              <w:t xml:space="preserve">学生</w:t>
-            </w:r>
-          </w:p>
-        </w:tc>
-        <w:tc>
-          <w:tcPr/>
-          <w:p>
-            <w:pPr>
-              <w:pStyle w:val="Compact"/>
-            </w:pPr>
-            <w:r>
-              <w:t xml:space="preserve">P0</w:t>
-            </w:r>
-          </w:p>
-        </w:tc>
-        <w:tc>
-          <w:tcPr/>
-          <w:p>
-            <w:pPr>
-              <w:pStyle w:val="Compact"/>
-            </w:pPr>
-            <w:r>
-              <w:t xml:space="preserve">REQ-STU-03</w:t>
-            </w:r>
-          </w:p>
-        </w:tc>
-      </w:tr>
-      <w:tr>
-        <w:tc>
-          <w:tcPr/>
-          <w:p>
-            <w:pPr>
-              <w:pStyle w:val="Compact"/>
-            </w:pPr>
-            <w:r>
-              <w:t xml:space="preserve">UC-STU-04</w:t>
-            </w:r>
-          </w:p>
-        </w:tc>
-        <w:tc>
-          <w:tcPr/>
-          <w:p>
-            <w:pPr>
-              <w:pStyle w:val="Compact"/>
-            </w:pPr>
-            <w:r>
-              <w:rPr>
-                <w:rFonts w:hint="eastAsia"/>
-              </w:rPr>
-              <w:t xml:space="preserve">查询办事流程</w:t>
-            </w:r>
-          </w:p>
-        </w:tc>
-        <w:tc>
-          <w:tcPr/>
-          <w:p>
-            <w:pPr>
-              <w:pStyle w:val="Compact"/>
-            </w:pPr>
-            <w:r>
-              <w:rPr>
-                <w:rFonts w:hint="eastAsia"/>
-              </w:rPr>
-              <w:t xml:space="preserve">学生</w:t>
-            </w:r>
-          </w:p>
-        </w:tc>
-        <w:tc>
-          <w:tcPr/>
-          <w:p>
-            <w:pPr>
-              <w:pStyle w:val="Compact"/>
-            </w:pPr>
-            <w:r>
-              <w:t xml:space="preserve">P0</w:t>
-            </w:r>
-          </w:p>
-        </w:tc>
-        <w:tc>
-          <w:tcPr/>
-          <w:p>
-            <w:pPr>
-              <w:pStyle w:val="Compact"/>
-            </w:pPr>
-            <w:r>
-              <w:t xml:space="preserve">REQ-STU-04</w:t>
-            </w:r>
-          </w:p>
-        </w:tc>
-      </w:tr>
-      <w:tr>
-        <w:tc>
-          <w:tcPr/>
-          <w:p>
-            <w:pPr>
-              <w:pStyle w:val="Compact"/>
-            </w:pPr>
-            <w:r>
-              <w:t xml:space="preserve">UC-STU-05</w:t>
-            </w:r>
-          </w:p>
-        </w:tc>
-        <w:tc>
-          <w:tcPr/>
-          <w:p>
-            <w:pPr>
-              <w:pStyle w:val="Compact"/>
-            </w:pPr>
-            <w:r>
-              <w:rPr>
-                <w:rFonts w:hint="eastAsia"/>
-              </w:rPr>
-              <w:t xml:space="preserve">查询校园设施</w:t>
-            </w:r>
-          </w:p>
-        </w:tc>
-        <w:tc>
-          <w:tcPr/>
-          <w:p>
-            <w:pPr>
-              <w:pStyle w:val="Compact"/>
-            </w:pPr>
-            <w:r>
-              <w:rPr>
-                <w:rFonts w:hint="eastAsia"/>
-              </w:rPr>
-              <w:t xml:space="preserve">学生</w:t>
-            </w:r>
-          </w:p>
-        </w:tc>
-        <w:tc>
-          <w:tcPr/>
-          <w:p>
-            <w:pPr>
-              <w:pStyle w:val="Compact"/>
-            </w:pPr>
-            <w:r>
-              <w:t xml:space="preserve">P1</w:t>
-            </w:r>
-          </w:p>
-        </w:tc>
-        <w:tc>
-          <w:tcPr/>
-          <w:p>
-            <w:pPr>
-              <w:pStyle w:val="Compact"/>
-            </w:pPr>
-            <w:r>
-              <w:t xml:space="preserve">REQ-STU-05</w:t>
-            </w:r>
-          </w:p>
-        </w:tc>
-      </w:tr>
-      <w:tr>
-        <w:tc>
-          <w:tcPr/>
-          <w:p>
-            <w:pPr>
-              <w:pStyle w:val="Compact"/>
-            </w:pPr>
-            <w:r>
-              <w:t xml:space="preserve">UC-STU-06</w:t>
-            </w:r>
-          </w:p>
-        </w:tc>
-        <w:tc>
-          <w:tcPr/>
-          <w:p>
-            <w:pPr>
-              <w:pStyle w:val="Compact"/>
-            </w:pPr>
-            <w:r>
-              <w:rPr>
-                <w:rFonts w:hint="eastAsia"/>
-              </w:rPr>
-              <w:t xml:space="preserve">查询教师信息</w:t>
-            </w:r>
-          </w:p>
-        </w:tc>
-        <w:tc>
-          <w:tcPr/>
-          <w:p>
-            <w:pPr>
-              <w:pStyle w:val="Compact"/>
-            </w:pPr>
-            <w:r>
-              <w:rPr>
-                <w:rFonts w:hint="eastAsia"/>
-              </w:rPr>
-              <w:t xml:space="preserve">学生</w:t>
-            </w:r>
-          </w:p>
-        </w:tc>
-        <w:tc>
-          <w:tcPr/>
-          <w:p>
-            <w:pPr>
-              <w:pStyle w:val="Compact"/>
-            </w:pPr>
-            <w:r>
-              <w:t xml:space="preserve">P1</w:t>
-            </w:r>
-          </w:p>
-        </w:tc>
-        <w:tc>
-          <w:tcPr/>
-          <w:p>
-            <w:pPr>
-              <w:pStyle w:val="Compact"/>
-            </w:pPr>
-            <w:r>
-              <w:t xml:space="preserve">REQ-STU-06</w:t>
-            </w:r>
-          </w:p>
-        </w:tc>
-      </w:tr>
-      <w:tr>
-        <w:tc>
-          <w:tcPr/>
-          <w:p>
-            <w:pPr>
-              <w:pStyle w:val="Compact"/>
-            </w:pPr>
-            <w:r>
-              <w:t xml:space="preserve">UC-STU-07</w:t>
-            </w:r>
-          </w:p>
-        </w:tc>
-        <w:tc>
-          <w:tcPr/>
-          <w:p>
-            <w:pPr>
-              <w:pStyle w:val="Compact"/>
-            </w:pPr>
-            <w:r>
-              <w:rPr>
-                <w:rFonts w:hint="eastAsia"/>
-              </w:rPr>
-              <w:t xml:space="preserve">查询空闲教室</w:t>
-            </w:r>
-          </w:p>
-        </w:tc>
-        <w:tc>
-          <w:tcPr/>
-          <w:p>
-            <w:pPr>
-              <w:pStyle w:val="Compact"/>
-            </w:pPr>
-            <w:r>
-              <w:rPr>
-                <w:rFonts w:hint="eastAsia"/>
-              </w:rPr>
-              <w:t xml:space="preserve">学生</w:t>
-            </w:r>
-          </w:p>
-        </w:tc>
-        <w:tc>
-          <w:tcPr/>
-          <w:p>
-            <w:pPr>
-              <w:pStyle w:val="Compact"/>
-            </w:pPr>
-            <w:r>
-              <w:t xml:space="preserve">P1</w:t>
-            </w:r>
-          </w:p>
-        </w:tc>
-        <w:tc>
-          <w:tcPr/>
-          <w:p>
-            <w:pPr>
-              <w:pStyle w:val="Compact"/>
-            </w:pPr>
-            <w:r>
-              <w:t xml:space="preserve">REQ-STU-07</w:t>
-            </w:r>
-          </w:p>
-        </w:tc>
-      </w:tr>
-      <w:tr>
-        <w:tc>
-          <w:tcPr/>
-          <w:p>
-            <w:pPr>
-              <w:pStyle w:val="Compact"/>
-            </w:pPr>
-            <w:r>
-              <w:t xml:space="preserve">UC-STU-08</w:t>
-            </w:r>
-          </w:p>
-        </w:tc>
-        <w:tc>
-          <w:tcPr/>
-          <w:p>
-            <w:pPr>
-              <w:pStyle w:val="Compact"/>
-            </w:pPr>
-            <w:r>
-              <w:rPr>
-                <w:rFonts w:hint="eastAsia"/>
-              </w:rPr>
-              <w:t xml:space="preserve">查询校历</w:t>
-            </w:r>
-          </w:p>
-        </w:tc>
-        <w:tc>
-          <w:tcPr/>
-          <w:p>
-            <w:pPr>
-              <w:pStyle w:val="Compact"/>
-            </w:pPr>
-            <w:r>
-              <w:rPr>
-                <w:rFonts w:hint="eastAsia"/>
-              </w:rPr>
-              <w:t xml:space="preserve">学生</w:t>
-            </w:r>
-          </w:p>
-        </w:tc>
-        <w:tc>
-          <w:tcPr/>
-          <w:p>
-            <w:pPr>
-              <w:pStyle w:val="Compact"/>
-            </w:pPr>
-            <w:r>
-              <w:t xml:space="preserve">P1</w:t>
-            </w:r>
-          </w:p>
-        </w:tc>
-        <w:tc>
-          <w:tcPr/>
-          <w:p>
-            <w:pPr>
-              <w:pStyle w:val="Compact"/>
-            </w:pPr>
-            <w:r>
-              <w:t xml:space="preserve">REQ-STU-08</w:t>
-            </w:r>
-          </w:p>
-        </w:tc>
-      </w:tr>
-      <w:tr>
-        <w:tc>
-          <w:tcPr/>
-          <w:p>
-            <w:pPr>
-              <w:pStyle w:val="Compact"/>
-            </w:pPr>
-            <w:r>
-              <w:t xml:space="preserve">UC-STU-09</w:t>
-            </w:r>
-          </w:p>
-        </w:tc>
-        <w:tc>
-          <w:tcPr/>
-          <w:p>
-            <w:pPr>
-              <w:pStyle w:val="Compact"/>
-            </w:pPr>
-            <w:r>
-              <w:rPr>
-                <w:rFonts w:hint="eastAsia"/>
-              </w:rPr>
-              <w:t xml:space="preserve">查询学分统计</w:t>
-            </w:r>
-          </w:p>
-        </w:tc>
-        <w:tc>
-          <w:tcPr/>
-          <w:p>
-            <w:pPr>
-              <w:pStyle w:val="Compact"/>
-            </w:pPr>
-            <w:r>
-              <w:rPr>
-                <w:rFonts w:hint="eastAsia"/>
-              </w:rPr>
-              <w:t xml:space="preserve">学生</w:t>
-            </w:r>
-          </w:p>
-        </w:tc>
-        <w:tc>
-          <w:tcPr/>
-          <w:p>
-            <w:pPr>
-              <w:pStyle w:val="Compact"/>
-            </w:pPr>
-            <w:r>
-              <w:t xml:space="preserve">P2</w:t>
-            </w:r>
-          </w:p>
-        </w:tc>
-        <w:tc>
-          <w:tcPr/>
-          <w:p>
-            <w:pPr>
-              <w:pStyle w:val="Compact"/>
-            </w:pPr>
-            <w:r>
-              <w:t xml:space="preserve">REQ-STU-09</w:t>
-            </w:r>
-          </w:p>
-        </w:tc>
-      </w:tr>
-      <w:tr>
-        <w:tc>
-          <w:tcPr/>
-          <w:p>
-            <w:pPr>
-              <w:pStyle w:val="Compact"/>
-            </w:pPr>
-            <w:r>
-              <w:t xml:space="preserve">UC-STU-10</w:t>
-            </w:r>
-          </w:p>
-        </w:tc>
-        <w:tc>
-          <w:tcPr/>
-          <w:p>
-            <w:pPr>
-              <w:pStyle w:val="Compact"/>
-            </w:pPr>
-            <w:r>
-              <w:rPr>
-                <w:rFonts w:hint="eastAsia"/>
-              </w:rPr>
-              <w:t xml:space="preserve">查询活动信息</w:t>
-            </w:r>
-          </w:p>
-        </w:tc>
-        <w:tc>
-          <w:tcPr/>
-          <w:p>
-            <w:pPr>
-              <w:pStyle w:val="Compact"/>
-            </w:pPr>
-            <w:r>
-              <w:rPr>
-                <w:rFonts w:hint="eastAsia"/>
-              </w:rPr>
-              <w:t xml:space="preserve">学生</w:t>
-            </w:r>
-          </w:p>
-        </w:tc>
-        <w:tc>
-          <w:tcPr/>
-          <w:p>
-            <w:pPr>
-              <w:pStyle w:val="Compact"/>
-            </w:pPr>
-            <w:r>
-              <w:t xml:space="preserve">P2</w:t>
-            </w:r>
-          </w:p>
-        </w:tc>
-        <w:tc>
-          <w:tcPr/>
-          <w:p>
-            <w:pPr>
-              <w:pStyle w:val="Compact"/>
-            </w:pPr>
-            <w:r>
-              <w:t xml:space="preserve">REQ-STU-10</w:t>
-            </w:r>
-          </w:p>
-        </w:tc>
-      </w:tr>
-      <w:tr>
-        <w:tc>
-          <w:tcPr/>
-          <w:p>
-            <w:pPr>
-              <w:pStyle w:val="Compact"/>
-            </w:pPr>
-            <w:r>
-              <w:t xml:space="preserve">UC-GRA-02</w:t>
-            </w:r>
-          </w:p>
-        </w:tc>
-        <w:tc>
-          <w:tcPr/>
-          <w:p>
-            <w:pPr>
-              <w:pStyle w:val="Compact"/>
-            </w:pPr>
-            <w:r>
-              <w:rPr>
-                <w:rFonts w:hint="eastAsia"/>
-              </w:rPr>
-              <w:t xml:space="preserve">查询导师信息</w:t>
-            </w:r>
-          </w:p>
-        </w:tc>
-        <w:tc>
-          <w:tcPr/>
-          <w:p>
-            <w:pPr>
-              <w:pStyle w:val="Compact"/>
-            </w:pPr>
-            <w:r>
-              <w:rPr>
-                <w:rFonts w:hint="eastAsia"/>
-              </w:rPr>
-              <w:t xml:space="preserve">研究生</w:t>
-            </w:r>
-          </w:p>
-        </w:tc>
-        <w:tc>
-          <w:tcPr/>
-          <w:p>
-            <w:pPr>
-              <w:pStyle w:val="Compact"/>
-            </w:pPr>
-            <w:r>
-              <w:t xml:space="preserve">P0</w:t>
-            </w:r>
-          </w:p>
-        </w:tc>
-        <w:tc>
-          <w:tcPr/>
-          <w:p>
-            <w:pPr>
-              <w:pStyle w:val="Compact"/>
-            </w:pPr>
-            <w:r>
-              <w:t xml:space="preserve">REQ-GRA-02</w:t>
-            </w:r>
-          </w:p>
-        </w:tc>
-      </w:tr>
-      <w:tr>
-        <w:tc>
-          <w:tcPr/>
-          <w:p>
-            <w:pPr>
-              <w:pStyle w:val="Compact"/>
-            </w:pPr>
-            <w:r>
-              <w:t xml:space="preserve">UC-GRA-03</w:t>
-            </w:r>
-          </w:p>
-        </w:tc>
-        <w:tc>
-          <w:tcPr/>
-          <w:p>
-            <w:pPr>
-              <w:pStyle w:val="Compact"/>
-            </w:pPr>
-            <w:r>
-              <w:rPr>
-                <w:rFonts w:hint="eastAsia"/>
-              </w:rPr>
-              <w:t xml:space="preserve">查询培养方案</w:t>
-            </w:r>
-          </w:p>
-        </w:tc>
-        <w:tc>
-          <w:tcPr/>
-          <w:p>
-            <w:pPr>
-              <w:pStyle w:val="Compact"/>
-            </w:pPr>
-            <w:r>
-              <w:rPr>
-                <w:rFonts w:hint="eastAsia"/>
-              </w:rPr>
-              <w:t xml:space="preserve">研究生</w:t>
-            </w:r>
-          </w:p>
-        </w:tc>
-        <w:tc>
-          <w:tcPr/>
-          <w:p>
-            <w:pPr>
-              <w:pStyle w:val="Compact"/>
-            </w:pPr>
-            <w:r>
-              <w:t xml:space="preserve">P0</w:t>
-            </w:r>
-          </w:p>
-        </w:tc>
-        <w:tc>
-          <w:tcPr/>
-          <w:p>
-            <w:pPr>
-              <w:pStyle w:val="Compact"/>
-            </w:pPr>
-            <w:r>
-              <w:t xml:space="preserve">REQ-GRA-03</w:t>
-            </w:r>
-          </w:p>
-        </w:tc>
-      </w:tr>
-      <w:tr>
-        <w:tc>
-          <w:tcPr/>
-          <w:p>
-            <w:pPr>
-              <w:pStyle w:val="Compact"/>
-            </w:pPr>
-            <w:r>
-              <w:t xml:space="preserve">UC-GRA-04</w:t>
-            </w:r>
-          </w:p>
-        </w:tc>
-        <w:tc>
-          <w:tcPr/>
-          <w:p>
-            <w:pPr>
-              <w:pStyle w:val="Compact"/>
-            </w:pPr>
-            <w:r>
-              <w:rPr>
-                <w:rFonts w:hint="eastAsia"/>
-              </w:rPr>
-              <w:t xml:space="preserve">查询论文流程</w:t>
-            </w:r>
-          </w:p>
-        </w:tc>
-        <w:tc>
-          <w:tcPr/>
-          <w:p>
-            <w:pPr>
-              <w:pStyle w:val="Compact"/>
-            </w:pPr>
-            <w:r>
-              <w:rPr>
-                <w:rFonts w:hint="eastAsia"/>
-              </w:rPr>
-              <w:t xml:space="preserve">研究生</w:t>
-            </w:r>
-          </w:p>
-        </w:tc>
-        <w:tc>
-          <w:tcPr/>
-          <w:p>
-            <w:pPr>
-              <w:pStyle w:val="Compact"/>
-            </w:pPr>
-            <w:r>
-              <w:t xml:space="preserve">P1</w:t>
-            </w:r>
-          </w:p>
-        </w:tc>
-        <w:tc>
-          <w:tcPr/>
-          <w:p>
-            <w:pPr>
-              <w:pStyle w:val="Compact"/>
-            </w:pPr>
-            <w:r>
-              <w:t xml:space="preserve">REQ-GRA-04</w:t>
-            </w:r>
-          </w:p>
-        </w:tc>
-      </w:tr>
-      <w:tr>
-        <w:tc>
-          <w:tcPr/>
-          <w:p>
-            <w:pPr>
-              <w:pStyle w:val="Compact"/>
-            </w:pPr>
-            <w:r>
-              <w:t xml:space="preserve">UC-GRA-05</w:t>
-            </w:r>
-          </w:p>
-        </w:tc>
-        <w:tc>
-          <w:tcPr/>
-          <w:p>
-            <w:pPr>
-              <w:pStyle w:val="Compact"/>
-            </w:pPr>
-            <w:r>
-              <w:rPr>
-                <w:rFonts w:hint="eastAsia"/>
-              </w:rPr>
-              <w:t xml:space="preserve">查询实验室信息</w:t>
-            </w:r>
-          </w:p>
-        </w:tc>
-        <w:tc>
-          <w:tcPr/>
-          <w:p>
-            <w:pPr>
-              <w:pStyle w:val="Compact"/>
-            </w:pPr>
-            <w:r>
-              <w:rPr>
-                <w:rFonts w:hint="eastAsia"/>
-              </w:rPr>
-              <w:t xml:space="preserve">研究生</w:t>
-            </w:r>
-          </w:p>
-        </w:tc>
-        <w:tc>
-          <w:tcPr/>
-          <w:p>
-            <w:pPr>
-              <w:pStyle w:val="Compact"/>
-            </w:pPr>
-            <w:r>
-              <w:t xml:space="preserve">P1</w:t>
-            </w:r>
-          </w:p>
-        </w:tc>
-        <w:tc>
-          <w:tcPr/>
-          <w:p>
-            <w:pPr>
-              <w:pStyle w:val="Compact"/>
-            </w:pPr>
-            <w:r>
-              <w:t xml:space="preserve">REQ-GRA-05</w:t>
-            </w:r>
-          </w:p>
-        </w:tc>
-      </w:tr>
-      <w:tr>
-        <w:tc>
-          <w:tcPr/>
-          <w:p>
-            <w:pPr>
-              <w:pStyle w:val="Compact"/>
-            </w:pPr>
-            <w:r>
-              <w:t xml:space="preserve">UC-GRA-06</w:t>
-            </w:r>
-          </w:p>
-        </w:tc>
-        <w:tc>
-          <w:tcPr/>
-          <w:p>
-            <w:pPr>
-              <w:pStyle w:val="Compact"/>
-            </w:pPr>
-            <w:r>
-              <w:rPr>
-                <w:rFonts w:hint="eastAsia"/>
-              </w:rPr>
-              <w:t xml:space="preserve">查询学术活动</w:t>
-            </w:r>
-          </w:p>
-        </w:tc>
-        <w:tc>
-          <w:tcPr/>
-          <w:p>
-            <w:pPr>
-              <w:pStyle w:val="Compact"/>
-            </w:pPr>
-            <w:r>
-              <w:rPr>
-                <w:rFonts w:hint="eastAsia"/>
-              </w:rPr>
-              <w:t xml:space="preserve">研究生</w:t>
-            </w:r>
-          </w:p>
-        </w:tc>
-        <w:tc>
-          <w:tcPr/>
-          <w:p>
-            <w:pPr>
-              <w:pStyle w:val="Compact"/>
-            </w:pPr>
-            <w:r>
-              <w:t xml:space="preserve">P2</w:t>
-            </w:r>
-          </w:p>
-        </w:tc>
-        <w:tc>
-          <w:tcPr/>
-          <w:p>
-            <w:pPr>
-              <w:pStyle w:val="Compact"/>
-            </w:pPr>
-            <w:r>
-              <w:t xml:space="preserve">REQ-GRA-06</w:t>
-            </w:r>
-          </w:p>
-        </w:tc>
-      </w:tr>
-      <w:tr>
-        <w:tc>
-          <w:tcPr/>
-          <w:p>
-            <w:pPr>
-              <w:pStyle w:val="Compact"/>
-            </w:pPr>
-            <w:r>
-              <w:t xml:space="preserve">UC-GRA-07</w:t>
-            </w:r>
-          </w:p>
-        </w:tc>
-        <w:tc>
-          <w:tcPr/>
-          <w:p>
-            <w:pPr>
-              <w:pStyle w:val="Compact"/>
-            </w:pPr>
-            <w:r>
-              <w:rPr>
-                <w:rFonts w:hint="eastAsia"/>
-              </w:rPr>
-              <w:t xml:space="preserve">查询助教信息</w:t>
-            </w:r>
-          </w:p>
-        </w:tc>
-        <w:tc>
-          <w:tcPr/>
-          <w:p>
-            <w:pPr>
-              <w:pStyle w:val="Compact"/>
-            </w:pPr>
-            <w:r>
-              <w:rPr>
-                <w:rFonts w:hint="eastAsia"/>
-              </w:rPr>
-              <w:t xml:space="preserve">研究生</w:t>
-            </w:r>
-          </w:p>
-        </w:tc>
-        <w:tc>
-          <w:tcPr/>
-          <w:p>
-            <w:pPr>
-              <w:pStyle w:val="Compact"/>
-            </w:pPr>
-            <w:r>
-              <w:t xml:space="preserve">P2</w:t>
-            </w:r>
-          </w:p>
-        </w:tc>
-        <w:tc>
-          <w:tcPr/>
-          <w:p>
-            <w:pPr>
-              <w:pStyle w:val="Compact"/>
-            </w:pPr>
-            <w:r>
-              <w:t xml:space="preserve">REQ-GRA-07</w:t>
-            </w:r>
-          </w:p>
-        </w:tc>
-      </w:tr>
-      <w:tr>
-        <w:tc>
-          <w:tcPr/>
-          <w:p>
-            <w:pPr>
-              <w:pStyle w:val="Compact"/>
-            </w:pPr>
-            <w:r>
-              <w:t xml:space="preserve">UC-TEA-01</w:t>
-            </w:r>
-          </w:p>
-        </w:tc>
-        <w:tc>
-          <w:tcPr/>
-          <w:p>
-            <w:pPr>
-              <w:pStyle w:val="Compact"/>
-            </w:pPr>
-            <w:r>
-              <w:rPr>
-                <w:rFonts w:hint="eastAsia"/>
-              </w:rPr>
-              <w:t xml:space="preserve">查询授课课表</w:t>
-            </w:r>
-          </w:p>
-        </w:tc>
-        <w:tc>
-          <w:tcPr/>
-          <w:p>
-            <w:pPr>
-              <w:pStyle w:val="Compact"/>
-            </w:pPr>
-            <w:r>
-              <w:rPr>
-                <w:rFonts w:hint="eastAsia"/>
-              </w:rPr>
-              <w:t xml:space="preserve">教师</w:t>
-            </w:r>
-          </w:p>
-        </w:tc>
-        <w:tc>
-          <w:tcPr/>
-          <w:p>
-            <w:pPr>
-              <w:pStyle w:val="Compact"/>
-            </w:pPr>
-            <w:r>
-              <w:t xml:space="preserve">P0</w:t>
-            </w:r>
-          </w:p>
-        </w:tc>
-        <w:tc>
-          <w:tcPr/>
-          <w:p>
-            <w:pPr>
-              <w:pStyle w:val="Compact"/>
-            </w:pPr>
-            <w:r>
-              <w:t xml:space="preserve">REQ-TEA-01</w:t>
-            </w:r>
-          </w:p>
-        </w:tc>
-      </w:tr>
-      <w:tr>
-        <w:tc>
-          <w:tcPr/>
-          <w:p>
-            <w:pPr>
-              <w:pStyle w:val="Compact"/>
-            </w:pPr>
-            <w:r>
-              <w:t xml:space="preserve">UC-TEA-02</w:t>
-            </w:r>
-          </w:p>
-        </w:tc>
-        <w:tc>
-          <w:tcPr/>
-          <w:p>
-            <w:pPr>
-              <w:pStyle w:val="Compact"/>
-            </w:pPr>
-            <w:r>
-              <w:rPr>
-                <w:rFonts w:hint="eastAsia"/>
-              </w:rPr>
-              <w:t xml:space="preserve">查询学生名单</w:t>
-            </w:r>
-          </w:p>
-        </w:tc>
-        <w:tc>
-          <w:tcPr/>
-          <w:p>
-            <w:pPr>
-              <w:pStyle w:val="Compact"/>
-            </w:pPr>
-            <w:r>
-              <w:rPr>
-                <w:rFonts w:hint="eastAsia"/>
-              </w:rPr>
-              <w:t xml:space="preserve">教师</w:t>
-            </w:r>
-          </w:p>
-        </w:tc>
-        <w:tc>
-          <w:tcPr/>
-          <w:p>
-            <w:pPr>
-              <w:pStyle w:val="Compact"/>
-            </w:pPr>
-            <w:r>
-              <w:t xml:space="preserve">P0</w:t>
-            </w:r>
-          </w:p>
-        </w:tc>
-        <w:tc>
-          <w:tcPr/>
-          <w:p>
-            <w:pPr>
-              <w:pStyle w:val="Compact"/>
-            </w:pPr>
-            <w:r>
-              <w:t xml:space="preserve">REQ-TEA-02</w:t>
-            </w:r>
-          </w:p>
-        </w:tc>
-      </w:tr>
-      <w:tr>
-        <w:tc>
-          <w:tcPr/>
-          <w:p>
-            <w:pPr>
-              <w:pStyle w:val="Compact"/>
-            </w:pPr>
-            <w:r>
-              <w:t xml:space="preserve">UC-TEA-03</w:t>
-            </w:r>
-          </w:p>
-        </w:tc>
-        <w:tc>
-          <w:tcPr/>
-          <w:p>
-            <w:pPr>
-              <w:pStyle w:val="Compact"/>
-            </w:pPr>
-            <w:r>
-              <w:rPr>
-                <w:rFonts w:hint="eastAsia"/>
-              </w:rPr>
-              <w:t xml:space="preserve">查询监考安排</w:t>
-            </w:r>
-          </w:p>
-        </w:tc>
-        <w:tc>
-          <w:tcPr/>
-          <w:p>
-            <w:pPr>
-              <w:pStyle w:val="Compact"/>
-            </w:pPr>
-            <w:r>
-              <w:rPr>
-                <w:rFonts w:hint="eastAsia"/>
-              </w:rPr>
-              <w:t xml:space="preserve">教师</w:t>
-            </w:r>
-          </w:p>
-        </w:tc>
-        <w:tc>
-          <w:tcPr/>
-          <w:p>
-            <w:pPr>
-              <w:pStyle w:val="Compact"/>
-            </w:pPr>
-            <w:r>
-              <w:t xml:space="preserve">P0</w:t>
-            </w:r>
-          </w:p>
-        </w:tc>
-        <w:tc>
-          <w:tcPr/>
-          <w:p>
-            <w:pPr>
-              <w:pStyle w:val="Compact"/>
-            </w:pPr>
-            <w:r>
-              <w:t xml:space="preserve">REQ-TEA-03</w:t>
-            </w:r>
-          </w:p>
-        </w:tc>
-      </w:tr>
-      <w:tr>
-        <w:tc>
-          <w:tcPr/>
-          <w:p>
-            <w:pPr>
-              <w:pStyle w:val="Compact"/>
-            </w:pPr>
-            <w:r>
-              <w:t xml:space="preserve">UC-TEA-04</w:t>
-            </w:r>
-          </w:p>
-        </w:tc>
-        <w:tc>
-          <w:tcPr/>
-          <w:p>
-            <w:pPr>
-              <w:pStyle w:val="Compact"/>
-            </w:pPr>
-            <w:r>
-              <w:rPr>
-                <w:rFonts w:hint="eastAsia"/>
-              </w:rPr>
-              <w:t xml:space="preserve">查询教学日历</w:t>
-            </w:r>
-          </w:p>
-        </w:tc>
-        <w:tc>
-          <w:tcPr/>
-          <w:p>
-            <w:pPr>
-              <w:pStyle w:val="Compact"/>
-            </w:pPr>
-            <w:r>
-              <w:rPr>
-                <w:rFonts w:hint="eastAsia"/>
-              </w:rPr>
-              <w:t xml:space="preserve">教师</w:t>
-            </w:r>
-          </w:p>
-        </w:tc>
-        <w:tc>
-          <w:tcPr/>
-          <w:p>
-            <w:pPr>
-              <w:pStyle w:val="Compact"/>
-            </w:pPr>
-            <w:r>
-              <w:t xml:space="preserve">P1</w:t>
-            </w:r>
-          </w:p>
-        </w:tc>
-        <w:tc>
-          <w:tcPr/>
-          <w:p>
-            <w:pPr>
-              <w:pStyle w:val="Compact"/>
-            </w:pPr>
-            <w:r>
-              <w:t xml:space="preserve">REQ-TEA-04</w:t>
-            </w:r>
-          </w:p>
-        </w:tc>
-      </w:tr>
-      <w:tr>
-        <w:tc>
-          <w:tcPr/>
-          <w:p>
-            <w:pPr>
-              <w:pStyle w:val="Compact"/>
-            </w:pPr>
-            <w:r>
-              <w:t xml:space="preserve">UC-TEA-05</w:t>
-            </w:r>
-          </w:p>
-        </w:tc>
-        <w:tc>
-          <w:tcPr/>
-          <w:p>
-            <w:pPr>
-              <w:pStyle w:val="Compact"/>
-            </w:pPr>
-            <w:r>
-              <w:rPr>
-                <w:rFonts w:hint="eastAsia"/>
-              </w:rPr>
-              <w:t xml:space="preserve">查询教室借用流程</w:t>
-            </w:r>
-          </w:p>
-        </w:tc>
-        <w:tc>
-          <w:tcPr/>
-          <w:p>
-            <w:pPr>
-              <w:pStyle w:val="Compact"/>
-            </w:pPr>
-            <w:r>
-              <w:rPr>
-                <w:rFonts w:hint="eastAsia"/>
-              </w:rPr>
-              <w:t xml:space="preserve">教师</w:t>
-            </w:r>
-          </w:p>
-        </w:tc>
-        <w:tc>
-          <w:tcPr/>
-          <w:p>
-            <w:pPr>
-              <w:pStyle w:val="Compact"/>
-            </w:pPr>
-            <w:r>
-              <w:t xml:space="preserve">P1</w:t>
-            </w:r>
-          </w:p>
-        </w:tc>
-        <w:tc>
-          <w:tcPr/>
-          <w:p>
-            <w:pPr>
-              <w:pStyle w:val="Compact"/>
-            </w:pPr>
-            <w:r>
-              <w:t xml:space="preserve">REQ-TEA-05</w:t>
-            </w:r>
-          </w:p>
-        </w:tc>
-      </w:tr>
-      <w:tr>
-        <w:tc>
-          <w:tcPr/>
-          <w:p>
-            <w:pPr>
-              <w:pStyle w:val="Compact"/>
-            </w:pPr>
-            <w:r>
-              <w:t xml:space="preserve">UC-TEA-06</w:t>
-            </w:r>
-          </w:p>
-        </w:tc>
-        <w:tc>
-          <w:tcPr/>
-          <w:p>
-            <w:pPr>
-              <w:pStyle w:val="Compact"/>
-            </w:pPr>
-            <w:r>
-              <w:rPr>
-                <w:rFonts w:hint="eastAsia"/>
-              </w:rPr>
-              <w:t xml:space="preserve">查询教学规章</w:t>
-            </w:r>
-          </w:p>
-        </w:tc>
-        <w:tc>
-          <w:tcPr/>
-          <w:p>
-            <w:pPr>
-              <w:pStyle w:val="Compact"/>
-            </w:pPr>
-            <w:r>
-              <w:rPr>
-                <w:rFonts w:hint="eastAsia"/>
-              </w:rPr>
-              <w:t xml:space="preserve">教师</w:t>
-            </w:r>
-          </w:p>
-        </w:tc>
-        <w:tc>
-          <w:tcPr/>
-          <w:p>
-            <w:pPr>
-              <w:pStyle w:val="Compact"/>
-            </w:pPr>
-            <w:r>
-              <w:t xml:space="preserve">P1</w:t>
-            </w:r>
-          </w:p>
-        </w:tc>
-        <w:tc>
-          <w:tcPr/>
-          <w:p>
-            <w:pPr>
-              <w:pStyle w:val="Compact"/>
-            </w:pPr>
-            <w:r>
-              <w:t xml:space="preserve">REQ-TEA-06</w:t>
-            </w:r>
-          </w:p>
-        </w:tc>
-      </w:tr>
-      <w:tr>
-        <w:tc>
-          <w:tcPr/>
-          <w:p>
-            <w:pPr>
-              <w:pStyle w:val="Compact"/>
-            </w:pPr>
-            <w:r>
-              <w:t xml:space="preserve">UC-TEA-07</w:t>
-            </w:r>
-          </w:p>
-        </w:tc>
-        <w:tc>
-          <w:tcPr/>
-          <w:p>
-            <w:pPr>
-              <w:pStyle w:val="Compact"/>
-            </w:pPr>
-            <w:r>
-              <w:rPr>
-                <w:rFonts w:hint="eastAsia"/>
-              </w:rPr>
-              <w:t xml:space="preserve">查询科研信息</w:t>
-            </w:r>
-          </w:p>
-        </w:tc>
-        <w:tc>
-          <w:tcPr/>
-          <w:p>
-            <w:pPr>
-              <w:pStyle w:val="Compact"/>
-            </w:pPr>
-            <w:r>
-              <w:rPr>
-                <w:rFonts w:hint="eastAsia"/>
-              </w:rPr>
-              <w:t xml:space="preserve">教师</w:t>
-            </w:r>
-          </w:p>
-        </w:tc>
-        <w:tc>
-          <w:tcPr/>
-          <w:p>
-            <w:pPr>
-              <w:pStyle w:val="Compact"/>
-            </w:pPr>
-            <w:r>
-              <w:t xml:space="preserve">P2</w:t>
-            </w:r>
-          </w:p>
-        </w:tc>
-        <w:tc>
-          <w:tcPr/>
-          <w:p>
-            <w:pPr>
-              <w:pStyle w:val="Compact"/>
-            </w:pPr>
-            <w:r>
-              <w:t xml:space="preserve">REQ-TEA-07</w:t>
-            </w:r>
-          </w:p>
-        </w:tc>
-      </w:tr>
-      <w:tr>
-        <w:tc>
-          <w:tcPr/>
-          <w:p>
-            <w:pPr>
-              <w:pStyle w:val="Compact"/>
-            </w:pPr>
-            <w:r>
-              <w:t xml:space="preserve">UC-COU-01</w:t>
-            </w:r>
-          </w:p>
-        </w:tc>
-        <w:tc>
-          <w:tcPr/>
-          <w:p>
-            <w:pPr>
-              <w:pStyle w:val="Compact"/>
-            </w:pPr>
-            <w:r>
-              <w:rPr>
-                <w:rFonts w:hint="eastAsia"/>
-              </w:rPr>
-              <w:t xml:space="preserve">查询学生信息</w:t>
-            </w:r>
-          </w:p>
-        </w:tc>
-        <w:tc>
-          <w:tcPr/>
-          <w:p>
-            <w:pPr>
-              <w:pStyle w:val="Compact"/>
-            </w:pPr>
-            <w:r>
-              <w:rPr>
-                <w:rFonts w:hint="eastAsia"/>
-              </w:rPr>
-              <w:t xml:space="preserve">辅导员</w:t>
-            </w:r>
-          </w:p>
-        </w:tc>
-        <w:tc>
-          <w:tcPr/>
-          <w:p>
-            <w:pPr>
-              <w:pStyle w:val="Compact"/>
-            </w:pPr>
-            <w:r>
-              <w:t xml:space="preserve">P0</w:t>
-            </w:r>
-          </w:p>
-        </w:tc>
-        <w:tc>
-          <w:tcPr/>
-          <w:p>
-            <w:pPr>
-              <w:pStyle w:val="Compact"/>
-            </w:pPr>
-            <w:r>
-              <w:t xml:space="preserve">REQ-COU-01</w:t>
-            </w:r>
-          </w:p>
-        </w:tc>
-      </w:tr>
-      <w:tr>
-        <w:tc>
-          <w:tcPr/>
-          <w:p>
-            <w:pPr>
-              <w:pStyle w:val="Compact"/>
-            </w:pPr>
-            <w:r>
-              <w:t xml:space="preserve">UC-COU-02</w:t>
-            </w:r>
-          </w:p>
-        </w:tc>
-        <w:tc>
-          <w:tcPr/>
-          <w:p>
-            <w:pPr>
-              <w:pStyle w:val="Compact"/>
-            </w:pPr>
-            <w:r>
-              <w:rPr>
-                <w:rFonts w:hint="eastAsia"/>
-              </w:rPr>
-              <w:t xml:space="preserve">查询学业预警</w:t>
-            </w:r>
-          </w:p>
-        </w:tc>
-        <w:tc>
-          <w:tcPr/>
-          <w:p>
-            <w:pPr>
-              <w:pStyle w:val="Compact"/>
-            </w:pPr>
-            <w:r>
-              <w:rPr>
-                <w:rFonts w:hint="eastAsia"/>
-              </w:rPr>
-              <w:t xml:space="preserve">辅导员</w:t>
-            </w:r>
-          </w:p>
-        </w:tc>
-        <w:tc>
-          <w:tcPr/>
-          <w:p>
-            <w:pPr>
-              <w:pStyle w:val="Compact"/>
-            </w:pPr>
-            <w:r>
-              <w:t xml:space="preserve">P0</w:t>
-            </w:r>
-          </w:p>
-        </w:tc>
-        <w:tc>
-          <w:tcPr/>
-          <w:p>
-            <w:pPr>
-              <w:pStyle w:val="Compact"/>
-            </w:pPr>
-            <w:r>
-              <w:t xml:space="preserve">REQ-COU-02</w:t>
-            </w:r>
-          </w:p>
-        </w:tc>
-      </w:tr>
-      <w:tr>
-        <w:tc>
-          <w:tcPr/>
-          <w:p>
-            <w:pPr>
-              <w:pStyle w:val="Compact"/>
-            </w:pPr>
-            <w:r>
-              <w:t xml:space="preserve">UC-COU-03</w:t>
-            </w:r>
-          </w:p>
-        </w:tc>
-        <w:tc>
-          <w:tcPr/>
-          <w:p>
-            <w:pPr>
-              <w:pStyle w:val="Compact"/>
-            </w:pPr>
-            <w:r>
-              <w:rPr>
-                <w:rFonts w:hint="eastAsia"/>
-              </w:rPr>
-              <w:t xml:space="preserve">查询请假流程</w:t>
-            </w:r>
-          </w:p>
-        </w:tc>
-        <w:tc>
-          <w:tcPr/>
-          <w:p>
-            <w:pPr>
-              <w:pStyle w:val="Compact"/>
-            </w:pPr>
-            <w:r>
-              <w:rPr>
-                <w:rFonts w:hint="eastAsia"/>
-              </w:rPr>
-              <w:t xml:space="preserve">辅导员</w:t>
-            </w:r>
-          </w:p>
-        </w:tc>
-        <w:tc>
-          <w:tcPr/>
-          <w:p>
-            <w:pPr>
-              <w:pStyle w:val="Compact"/>
-            </w:pPr>
-            <w:r>
-              <w:t xml:space="preserve">P1</w:t>
-            </w:r>
-          </w:p>
-        </w:tc>
-        <w:tc>
-          <w:tcPr/>
-          <w:p>
-            <w:pPr>
-              <w:pStyle w:val="Compact"/>
-            </w:pPr>
-            <w:r>
-              <w:t xml:space="preserve">REQ-COU-03</w:t>
-            </w:r>
-          </w:p>
-        </w:tc>
-      </w:tr>
-      <w:tr>
-        <w:tc>
-          <w:tcPr/>
-          <w:p>
-            <w:pPr>
-              <w:pStyle w:val="Compact"/>
-            </w:pPr>
-            <w:r>
-              <w:t xml:space="preserve">UC-COU-04</w:t>
-            </w:r>
-          </w:p>
-        </w:tc>
-        <w:tc>
-          <w:tcPr/>
-          <w:p>
-            <w:pPr>
-              <w:pStyle w:val="Compact"/>
-            </w:pPr>
-            <w:r>
-              <w:rPr>
-                <w:rFonts w:hint="eastAsia"/>
-              </w:rPr>
-              <w:t xml:space="preserve">查询资助政策</w:t>
-            </w:r>
-          </w:p>
-        </w:tc>
-        <w:tc>
-          <w:tcPr/>
-          <w:p>
-            <w:pPr>
-              <w:pStyle w:val="Compact"/>
-            </w:pPr>
-            <w:r>
-              <w:rPr>
-                <w:rFonts w:hint="eastAsia"/>
-              </w:rPr>
-              <w:t xml:space="preserve">辅导员</w:t>
-            </w:r>
-          </w:p>
-        </w:tc>
-        <w:tc>
-          <w:tcPr/>
-          <w:p>
-            <w:pPr>
-              <w:pStyle w:val="Compact"/>
-            </w:pPr>
-            <w:r>
-              <w:t xml:space="preserve">P1</w:t>
-            </w:r>
-          </w:p>
-        </w:tc>
-        <w:tc>
-          <w:tcPr/>
-          <w:p>
-            <w:pPr>
-              <w:pStyle w:val="Compact"/>
-            </w:pPr>
-            <w:r>
-              <w:t xml:space="preserve">REQ-COU-04</w:t>
-            </w:r>
-          </w:p>
-        </w:tc>
-      </w:tr>
-      <w:tr>
-        <w:tc>
-          <w:tcPr/>
-          <w:p>
-            <w:pPr>
-              <w:pStyle w:val="Compact"/>
-            </w:pPr>
-            <w:r>
-              <w:t xml:space="preserve">UC-COU-05</w:t>
-            </w:r>
-          </w:p>
-        </w:tc>
-        <w:tc>
-          <w:tcPr/>
-          <w:p>
-            <w:pPr>
-              <w:pStyle w:val="Compact"/>
-            </w:pPr>
-            <w:r>
-              <w:rPr>
-                <w:rFonts w:hint="eastAsia"/>
-              </w:rPr>
-              <w:t xml:space="preserve">查询处分规定</w:t>
-            </w:r>
-          </w:p>
-        </w:tc>
-        <w:tc>
-          <w:tcPr/>
-          <w:p>
-            <w:pPr>
-              <w:pStyle w:val="Compact"/>
-            </w:pPr>
-            <w:r>
-              <w:rPr>
-                <w:rFonts w:hint="eastAsia"/>
-              </w:rPr>
-              <w:t xml:space="preserve">辅导员</w:t>
-            </w:r>
-          </w:p>
-        </w:tc>
-        <w:tc>
-          <w:tcPr/>
-          <w:p>
-            <w:pPr>
-              <w:pStyle w:val="Compact"/>
-            </w:pPr>
-            <w:r>
-              <w:t xml:space="preserve">P1</w:t>
-            </w:r>
-          </w:p>
-        </w:tc>
-        <w:tc>
-          <w:tcPr/>
-          <w:p>
-            <w:pPr>
-              <w:pStyle w:val="Compact"/>
-            </w:pPr>
-            <w:r>
-              <w:t xml:space="preserve">REQ-COU-05</w:t>
-            </w:r>
-          </w:p>
-        </w:tc>
-      </w:tr>
-      <w:tr>
-        <w:tc>
-          <w:tcPr/>
-          <w:p>
-            <w:pPr>
-              <w:pStyle w:val="Compact"/>
-            </w:pPr>
-            <w:r>
-              <w:t xml:space="preserve">UC-COU-06</w:t>
-            </w:r>
-          </w:p>
-        </w:tc>
-        <w:tc>
-          <w:tcPr/>
-          <w:p>
-            <w:pPr>
-              <w:pStyle w:val="Compact"/>
-            </w:pPr>
-            <w:r>
-              <w:rPr>
-                <w:rFonts w:hint="eastAsia"/>
-              </w:rPr>
-              <w:t xml:space="preserve">查询就业信息</w:t>
-            </w:r>
-          </w:p>
-        </w:tc>
-        <w:tc>
-          <w:tcPr/>
-          <w:p>
-            <w:pPr>
-              <w:pStyle w:val="Compact"/>
-            </w:pPr>
-            <w:r>
-              <w:rPr>
-                <w:rFonts w:hint="eastAsia"/>
-              </w:rPr>
-              <w:t xml:space="preserve">辅导员</w:t>
-            </w:r>
-          </w:p>
-        </w:tc>
-        <w:tc>
-          <w:tcPr/>
-          <w:p>
-            <w:pPr>
-              <w:pStyle w:val="Compact"/>
-            </w:pPr>
-            <w:r>
-              <w:t xml:space="preserve">P2</w:t>
-            </w:r>
-          </w:p>
-        </w:tc>
-        <w:tc>
-          <w:tcPr/>
-          <w:p>
-            <w:pPr>
-              <w:pStyle w:val="Compact"/>
-            </w:pPr>
-            <w:r>
-              <w:t xml:space="preserve">REQ-COU-06</w:t>
-            </w:r>
-          </w:p>
-        </w:tc>
-      </w:tr>
-      <w:tr>
-        <w:tc>
-          <w:tcPr/>
-          <w:p>
-            <w:pPr>
-              <w:pStyle w:val="Compact"/>
-            </w:pPr>
-            <w:r>
-              <w:t xml:space="preserve">UC-ADM-01</w:t>
-            </w:r>
-          </w:p>
-        </w:tc>
-        <w:tc>
-          <w:tcPr/>
-          <w:p>
-            <w:pPr>
-              <w:pStyle w:val="Compact"/>
-            </w:pPr>
-            <w:r>
-              <w:rPr>
-                <w:rFonts w:hint="eastAsia"/>
-              </w:rPr>
-              <w:t xml:space="preserve">管理知识库条目</w:t>
-            </w:r>
-          </w:p>
-        </w:tc>
-        <w:tc>
-          <w:tcPr/>
-          <w:p>
-            <w:pPr>
-              <w:pStyle w:val="Compact"/>
-            </w:pPr>
-            <w:r>
-              <w:rPr>
-                <w:rFonts w:hint="eastAsia"/>
-              </w:rPr>
-              <w:t xml:space="preserve">行政管理员</w:t>
-            </w:r>
-          </w:p>
-        </w:tc>
-        <w:tc>
-          <w:tcPr/>
-          <w:p>
-            <w:pPr>
-              <w:pStyle w:val="Compact"/>
-            </w:pPr>
-            <w:r>
-              <w:t xml:space="preserve">P0</w:t>
-            </w:r>
-          </w:p>
-        </w:tc>
-        <w:tc>
-          <w:tcPr/>
-          <w:p>
-            <w:pPr>
-              <w:pStyle w:val="Compact"/>
-            </w:pPr>
-            <w:r>
-              <w:t xml:space="preserve">REQ-ADM-01</w:t>
-            </w:r>
-          </w:p>
-        </w:tc>
-      </w:tr>
-      <w:tr>
-        <w:tc>
-          <w:tcPr/>
-          <w:p>
-            <w:pPr>
-              <w:pStyle w:val="Compact"/>
-            </w:pPr>
-            <w:r>
-              <w:t xml:space="preserve">UC-ADM-02</w:t>
-            </w:r>
-          </w:p>
-        </w:tc>
-        <w:tc>
-          <w:tcPr/>
-          <w:p>
-            <w:pPr>
-              <w:pStyle w:val="Compact"/>
-            </w:pPr>
-            <w:r>
-              <w:rPr>
-                <w:rFonts w:hint="eastAsia"/>
-              </w:rPr>
-              <w:t xml:space="preserve">查看数据统计</w:t>
-            </w:r>
-          </w:p>
-        </w:tc>
-        <w:tc>
-          <w:tcPr/>
-          <w:p>
-            <w:pPr>
-              <w:pStyle w:val="Compact"/>
-            </w:pPr>
-            <w:r>
-              <w:rPr>
-                <w:rFonts w:hint="eastAsia"/>
-              </w:rPr>
-              <w:t xml:space="preserve">行政管理员</w:t>
-            </w:r>
-          </w:p>
-        </w:tc>
-        <w:tc>
-          <w:tcPr/>
-          <w:p>
-            <w:pPr>
-              <w:pStyle w:val="Compact"/>
-            </w:pPr>
-            <w:r>
-              <w:t xml:space="preserve">P0</w:t>
-            </w:r>
-          </w:p>
-        </w:tc>
-        <w:tc>
-          <w:tcPr/>
-          <w:p>
-            <w:pPr>
-              <w:pStyle w:val="Compact"/>
-            </w:pPr>
-            <w:r>
-              <w:t xml:space="preserve">REQ-ADM-02</w:t>
-            </w:r>
-          </w:p>
-        </w:tc>
-      </w:tr>
-      <w:tr>
-        <w:tc>
-          <w:tcPr/>
-          <w:p>
-            <w:pPr>
-              <w:pStyle w:val="Compact"/>
-            </w:pPr>
-            <w:r>
-              <w:t xml:space="preserve">UC-ADM-03</w:t>
-            </w:r>
-          </w:p>
-        </w:tc>
-        <w:tc>
-          <w:tcPr/>
-          <w:p>
-            <w:pPr>
-              <w:pStyle w:val="Compact"/>
-            </w:pPr>
-            <w:r>
-              <w:rPr>
-                <w:rFonts w:hint="eastAsia"/>
-              </w:rPr>
-              <w:t xml:space="preserve">批量导入导出</w:t>
-            </w:r>
-          </w:p>
-        </w:tc>
-        <w:tc>
-          <w:tcPr/>
-          <w:p>
-            <w:pPr>
-              <w:pStyle w:val="Compact"/>
-            </w:pPr>
-            <w:r>
-              <w:rPr>
-                <w:rFonts w:hint="eastAsia"/>
-              </w:rPr>
-              <w:t xml:space="preserve">行政管理员</w:t>
-            </w:r>
-          </w:p>
-        </w:tc>
-        <w:tc>
-          <w:tcPr/>
-          <w:p>
-            <w:pPr>
-              <w:pStyle w:val="Compact"/>
-            </w:pPr>
-            <w:r>
-              <w:t xml:space="preserve">P1</w:t>
-            </w:r>
-          </w:p>
-        </w:tc>
-        <w:tc>
-          <w:tcPr/>
-          <w:p>
-            <w:pPr>
-              <w:pStyle w:val="Compact"/>
-            </w:pPr>
-            <w:r>
-              <w:t xml:space="preserve">REQ-ADM-03</w:t>
-            </w:r>
-          </w:p>
-        </w:tc>
-      </w:tr>
-      <w:tr>
-        <w:tc>
-          <w:tcPr/>
-          <w:p>
-            <w:pPr>
-              <w:pStyle w:val="Compact"/>
-            </w:pPr>
-            <w:r>
-              <w:t xml:space="preserve">UC-ADM-04</w:t>
-            </w:r>
-          </w:p>
-        </w:tc>
-        <w:tc>
-          <w:tcPr/>
-          <w:p>
-            <w:pPr>
-              <w:pStyle w:val="Compact"/>
-            </w:pPr>
-            <w:r>
-              <w:rPr>
-                <w:rFonts w:hint="eastAsia"/>
-              </w:rPr>
-              <w:t xml:space="preserve">管理知识分类</w:t>
-            </w:r>
-          </w:p>
-        </w:tc>
-        <w:tc>
-          <w:tcPr/>
-          <w:p>
-            <w:pPr>
-              <w:pStyle w:val="Compact"/>
-            </w:pPr>
-            <w:r>
-              <w:rPr>
-                <w:rFonts w:hint="eastAsia"/>
-              </w:rPr>
-              <w:t xml:space="preserve">行政管理员</w:t>
-            </w:r>
-          </w:p>
-        </w:tc>
-        <w:tc>
-          <w:tcPr/>
-          <w:p>
-            <w:pPr>
-              <w:pStyle w:val="Compact"/>
-            </w:pPr>
-            <w:r>
-              <w:t xml:space="preserve">P1</w:t>
-            </w:r>
-          </w:p>
-        </w:tc>
-        <w:tc>
-          <w:tcPr/>
-          <w:p>
-            <w:pPr>
-              <w:pStyle w:val="Compact"/>
-            </w:pPr>
-            <w:r>
-              <w:t xml:space="preserve">REQ-ADM-04</w:t>
-            </w:r>
-          </w:p>
-        </w:tc>
-      </w:tr>
-      <w:tr>
-        <w:tc>
-          <w:tcPr/>
-          <w:p>
-            <w:pPr>
-              <w:pStyle w:val="Compact"/>
-            </w:pPr>
-            <w:r>
-              <w:t xml:space="preserve">UC-ADM-05</w:t>
-            </w:r>
-          </w:p>
-        </w:tc>
-        <w:tc>
-          <w:tcPr/>
-          <w:p>
-            <w:pPr>
-              <w:pStyle w:val="Compact"/>
-            </w:pPr>
-            <w:r>
-              <w:rPr>
-                <w:rFonts w:hint="eastAsia"/>
-              </w:rPr>
-              <w:t xml:space="preserve">处理未命中问题</w:t>
-            </w:r>
-          </w:p>
-        </w:tc>
-        <w:tc>
-          <w:tcPr/>
-          <w:p>
-            <w:pPr>
-              <w:pStyle w:val="Compact"/>
-            </w:pPr>
-            <w:r>
-              <w:rPr>
-                <w:rFonts w:hint="eastAsia"/>
-              </w:rPr>
-              <w:t xml:space="preserve">行政管理员</w:t>
-            </w:r>
-          </w:p>
-        </w:tc>
-        <w:tc>
-          <w:tcPr/>
-          <w:p>
-            <w:pPr>
-              <w:pStyle w:val="Compact"/>
-            </w:pPr>
-            <w:r>
-              <w:t xml:space="preserve">P1</w:t>
-            </w:r>
-          </w:p>
-        </w:tc>
-        <w:tc>
-          <w:tcPr/>
-          <w:p>
-            <w:pPr>
-              <w:pStyle w:val="Compact"/>
-            </w:pPr>
-            <w:r>
-              <w:t xml:space="preserve">REQ-ADM-05</w:t>
-            </w:r>
-          </w:p>
-        </w:tc>
-      </w:tr>
-      <w:tr>
-        <w:tc>
-          <w:tcPr/>
-          <w:p>
-            <w:pPr>
-              <w:pStyle w:val="Compact"/>
-            </w:pPr>
-            <w:r>
-              <w:t xml:space="preserve">UC-ADM-06</w:t>
-            </w:r>
-          </w:p>
-        </w:tc>
-        <w:tc>
-          <w:tcPr/>
-          <w:p>
-            <w:pPr>
-              <w:pStyle w:val="Compact"/>
-            </w:pPr>
-            <w:r>
-              <w:rPr>
-                <w:rFonts w:hint="eastAsia"/>
-              </w:rPr>
-              <w:t xml:space="preserve">管理敏感词</w:t>
-            </w:r>
-          </w:p>
-        </w:tc>
-        <w:tc>
-          <w:tcPr/>
-          <w:p>
-            <w:pPr>
-              <w:pStyle w:val="Compact"/>
-            </w:pPr>
-            <w:r>
-              <w:rPr>
-                <w:rFonts w:hint="eastAsia"/>
-              </w:rPr>
-              <w:t xml:space="preserve">行政管理员</w:t>
-            </w:r>
-          </w:p>
-        </w:tc>
-        <w:tc>
-          <w:tcPr/>
-          <w:p>
-            <w:pPr>
-              <w:pStyle w:val="Compact"/>
-            </w:pPr>
-            <w:r>
-              <w:t xml:space="preserve">P2</w:t>
-            </w:r>
-          </w:p>
-        </w:tc>
-        <w:tc>
-          <w:tcPr/>
-          <w:p>
-            <w:pPr>
-              <w:pStyle w:val="Compact"/>
-            </w:pPr>
-            <w:r>
-              <w:t xml:space="preserve">REQ-ADM-06</w:t>
-            </w:r>
-          </w:p>
-        </w:tc>
-      </w:tr>
-      <w:tr>
-        <w:tc>
-          <w:tcPr/>
-          <w:p>
-            <w:pPr>
-              <w:pStyle w:val="Compact"/>
-            </w:pPr>
-            <w:r>
-              <w:t xml:space="preserve">UC-ADM-07</w:t>
-            </w:r>
-          </w:p>
-        </w:tc>
-        <w:tc>
-          <w:tcPr/>
-          <w:p>
-            <w:pPr>
-              <w:pStyle w:val="Compact"/>
-            </w:pPr>
-            <w:r>
-              <w:rPr>
-                <w:rFonts w:hint="eastAsia"/>
-              </w:rPr>
-              <w:t xml:space="preserve">监控系统状态</w:t>
-            </w:r>
-          </w:p>
-        </w:tc>
-        <w:tc>
-          <w:tcPr/>
-          <w:p>
-            <w:pPr>
-              <w:pStyle w:val="Compact"/>
-            </w:pPr>
-            <w:r>
-              <w:rPr>
-                <w:rFonts w:hint="eastAsia"/>
-              </w:rPr>
-              <w:t xml:space="preserve">行政管理员</w:t>
-            </w:r>
-          </w:p>
-        </w:tc>
-        <w:tc>
-          <w:tcPr/>
-          <w:p>
-            <w:pPr>
-              <w:pStyle w:val="Compact"/>
-            </w:pPr>
-            <w:r>
-              <w:t xml:space="preserve">P2</w:t>
-            </w:r>
-          </w:p>
-        </w:tc>
-        <w:tc>
-          <w:tcPr/>
-          <w:p>
-            <w:pPr>
-              <w:pStyle w:val="Compact"/>
-            </w:pPr>
-            <w:r>
-              <w:t xml:space="preserve">REQ-ADM-07</w:t>
-            </w:r>
-          </w:p>
-        </w:tc>
-      </w:tr>
-      <w:tr>
-        <w:tc>
-          <w:tcPr/>
-          <w:p>
-            <w:pPr>
-              <w:pStyle w:val="Compact"/>
-            </w:pPr>
-            <w:r>
-              <w:t xml:space="preserve">UC-PAR-01</w:t>
-            </w:r>
-          </w:p>
-        </w:tc>
-        <w:tc>
-          <w:tcPr/>
-          <w:p>
-            <w:pPr>
-              <w:pStyle w:val="Compact"/>
-            </w:pPr>
-            <w:r>
-              <w:rPr>
-                <w:rFonts w:hint="eastAsia"/>
-              </w:rPr>
-              <w:t xml:space="preserve">查询学校信息</w:t>
-            </w:r>
-          </w:p>
-        </w:tc>
-        <w:tc>
-          <w:tcPr/>
-          <w:p>
-            <w:pPr>
-              <w:pStyle w:val="Compact"/>
-            </w:pPr>
-            <w:r>
-              <w:rPr>
-                <w:rFonts w:hint="eastAsia"/>
-              </w:rPr>
-              <w:t xml:space="preserve">家长</w:t>
-            </w:r>
-          </w:p>
-        </w:tc>
-        <w:tc>
-          <w:tcPr/>
-          <w:p>
-            <w:pPr>
-              <w:pStyle w:val="Compact"/>
-            </w:pPr>
-            <w:r>
-              <w:t xml:space="preserve">P0</w:t>
-            </w:r>
-          </w:p>
-        </w:tc>
-        <w:tc>
-          <w:tcPr/>
-          <w:p>
-            <w:pPr>
-              <w:pStyle w:val="Compact"/>
-            </w:pPr>
-            <w:r>
-              <w:t xml:space="preserve">REQ-PAR-01</w:t>
-            </w:r>
-          </w:p>
-        </w:tc>
-      </w:tr>
-      <w:tr>
-        <w:tc>
-          <w:tcPr/>
-          <w:p>
-            <w:pPr>
-              <w:pStyle w:val="Compact"/>
-            </w:pPr>
-            <w:r>
-              <w:t xml:space="preserve">UC-PAR-02</w:t>
-            </w:r>
-          </w:p>
-        </w:tc>
-        <w:tc>
-          <w:tcPr/>
-          <w:p>
-            <w:pPr>
-              <w:pStyle w:val="Compact"/>
-            </w:pPr>
-            <w:r>
-              <w:rPr>
-                <w:rFonts w:hint="eastAsia"/>
-              </w:rPr>
-              <w:t xml:space="preserve">查询学生状态</w:t>
-            </w:r>
-          </w:p>
-        </w:tc>
-        <w:tc>
-          <w:tcPr/>
-          <w:p>
-            <w:pPr>
-              <w:pStyle w:val="Compact"/>
-            </w:pPr>
-            <w:r>
-              <w:rPr>
-                <w:rFonts w:hint="eastAsia"/>
-              </w:rPr>
-              <w:t xml:space="preserve">家长</w:t>
-            </w:r>
-          </w:p>
-        </w:tc>
-        <w:tc>
-          <w:tcPr/>
-          <w:p>
-            <w:pPr>
-              <w:pStyle w:val="Compact"/>
-            </w:pPr>
-            <w:r>
-              <w:t xml:space="preserve">P1</w:t>
-            </w:r>
-          </w:p>
-        </w:tc>
-        <w:tc>
-          <w:tcPr/>
-          <w:p>
-            <w:pPr>
-              <w:pStyle w:val="Compact"/>
-            </w:pPr>
-            <w:r>
-              <w:t xml:space="preserve">REQ-PAR-02</w:t>
-            </w:r>
-          </w:p>
-        </w:tc>
-      </w:tr>
-      <w:tr>
-        <w:tc>
-          <w:tcPr/>
-          <w:p>
-            <w:pPr>
-              <w:pStyle w:val="Compact"/>
-            </w:pPr>
-            <w:r>
-              <w:t xml:space="preserve">UC-PAR-03</w:t>
-            </w:r>
-          </w:p>
-        </w:tc>
-        <w:tc>
-          <w:tcPr/>
-          <w:p>
-            <w:pPr>
-              <w:pStyle w:val="Compact"/>
-            </w:pPr>
-            <w:r>
-              <w:rPr>
-                <w:rFonts w:hint="eastAsia"/>
-              </w:rPr>
-              <w:t xml:space="preserve">查询费用信息</w:t>
-            </w:r>
-          </w:p>
-        </w:tc>
-        <w:tc>
-          <w:tcPr/>
-          <w:p>
-            <w:pPr>
-              <w:pStyle w:val="Compact"/>
-            </w:pPr>
-            <w:r>
-              <w:rPr>
-                <w:rFonts w:hint="eastAsia"/>
-              </w:rPr>
-              <w:t xml:space="preserve">家长</w:t>
-            </w:r>
-          </w:p>
-        </w:tc>
-        <w:tc>
-          <w:tcPr/>
-          <w:p>
-            <w:pPr>
-              <w:pStyle w:val="Compact"/>
-            </w:pPr>
-            <w:r>
-              <w:t xml:space="preserve">P1</w:t>
-            </w:r>
-          </w:p>
-        </w:tc>
-        <w:tc>
-          <w:tcPr/>
-          <w:p>
-            <w:pPr>
-              <w:pStyle w:val="Compact"/>
-            </w:pPr>
-            <w:r>
-              <w:t xml:space="preserve">REQ-PAR-03</w:t>
-            </w:r>
-          </w:p>
-        </w:tc>
-      </w:tr>
-      <w:tr>
-        <w:tc>
-          <w:tcPr/>
-          <w:p>
-            <w:pPr>
-              <w:pStyle w:val="Compact"/>
-            </w:pPr>
-            <w:r>
-              <w:t xml:space="preserve">UC-PAR-04</w:t>
-            </w:r>
-          </w:p>
-        </w:tc>
-        <w:tc>
-          <w:tcPr/>
-          <w:p>
-            <w:pPr>
-              <w:pStyle w:val="Compact"/>
-            </w:pPr>
-            <w:r>
-              <w:rPr>
-                <w:rFonts w:hint="eastAsia"/>
-              </w:rPr>
-              <w:t xml:space="preserve">查询假期通知</w:t>
-            </w:r>
-          </w:p>
-        </w:tc>
-        <w:tc>
-          <w:tcPr/>
-          <w:p>
-            <w:pPr>
-              <w:pStyle w:val="Compact"/>
-            </w:pPr>
-            <w:r>
-              <w:rPr>
-                <w:rFonts w:hint="eastAsia"/>
-              </w:rPr>
-              <w:t xml:space="preserve">家长</w:t>
-            </w:r>
-          </w:p>
-        </w:tc>
-        <w:tc>
-          <w:tcPr/>
-          <w:p>
-            <w:pPr>
-              <w:pStyle w:val="Compact"/>
-            </w:pPr>
-            <w:r>
-              <w:t xml:space="preserve">P1</w:t>
-            </w:r>
-          </w:p>
-        </w:tc>
-        <w:tc>
-          <w:tcPr/>
-          <w:p>
-            <w:pPr>
-              <w:pStyle w:val="Compact"/>
-            </w:pPr>
-            <w:r>
-              <w:t xml:space="preserve">REQ-PAR-04</w:t>
-            </w:r>
-          </w:p>
-        </w:tc>
-      </w:tr>
-      <w:tr>
-        <w:tc>
-          <w:tcPr/>
-          <w:p>
-            <w:pPr>
-              <w:pStyle w:val="Compact"/>
-            </w:pPr>
-            <w:r>
-              <w:t xml:space="preserve">UC-PAR-05</w:t>
-            </w:r>
-          </w:p>
-        </w:tc>
-        <w:tc>
-          <w:tcPr/>
-          <w:p>
-            <w:pPr>
-              <w:pStyle w:val="Compact"/>
-            </w:pPr>
-            <w:r>
-              <w:rPr>
-                <w:rFonts w:hint="eastAsia"/>
-              </w:rPr>
-              <w:t xml:space="preserve">查询校园活动</w:t>
-            </w:r>
-          </w:p>
-        </w:tc>
-        <w:tc>
-          <w:tcPr/>
-          <w:p>
-            <w:pPr>
-              <w:pStyle w:val="Compact"/>
-            </w:pPr>
-            <w:r>
-              <w:rPr>
-                <w:rFonts w:hint="eastAsia"/>
-              </w:rPr>
-              <w:t xml:space="preserve">家长</w:t>
-            </w:r>
-          </w:p>
-        </w:tc>
-        <w:tc>
-          <w:tcPr/>
-          <w:p>
-            <w:pPr>
-              <w:pStyle w:val="Compact"/>
-            </w:pPr>
-            <w:r>
-              <w:t xml:space="preserve">P2</w:t>
-            </w:r>
-          </w:p>
-        </w:tc>
-        <w:tc>
-          <w:tcPr/>
-          <w:p>
-            <w:pPr>
-              <w:pStyle w:val="Compact"/>
-            </w:pPr>
-            <w:r>
-              <w:t xml:space="preserve">REQ-PAR-05</w:t>
-            </w:r>
-          </w:p>
-        </w:tc>
-      </w:tr>
-      <w:tr>
-        <w:tc>
-          <w:tcPr/>
-          <w:p>
-            <w:pPr>
-              <w:pStyle w:val="Compact"/>
-            </w:pPr>
-            <w:r>
-              <w:t xml:space="preserve">UC-VIS-01</w:t>
-            </w:r>
-          </w:p>
-        </w:tc>
-        <w:tc>
-          <w:tcPr/>
-          <w:p>
-            <w:pPr>
-              <w:pStyle w:val="Compact"/>
-            </w:pPr>
-            <w:r>
-              <w:rPr>
-                <w:rFonts w:hint="eastAsia"/>
-              </w:rPr>
-              <w:t xml:space="preserve">查询招生信息</w:t>
-            </w:r>
-          </w:p>
-        </w:tc>
-        <w:tc>
-          <w:tcPr/>
-          <w:p>
-            <w:pPr>
-              <w:pStyle w:val="Compact"/>
-            </w:pPr>
-            <w:r>
-              <w:rPr>
-                <w:rFonts w:hint="eastAsia"/>
-              </w:rPr>
-              <w:t xml:space="preserve">访客/考生</w:t>
-            </w:r>
-          </w:p>
-        </w:tc>
-        <w:tc>
-          <w:tcPr/>
-          <w:p>
-            <w:pPr>
-              <w:pStyle w:val="Compact"/>
-            </w:pPr>
-            <w:r>
-              <w:t xml:space="preserve">P0</w:t>
-            </w:r>
-          </w:p>
-        </w:tc>
-        <w:tc>
-          <w:tcPr/>
-          <w:p>
-            <w:pPr>
-              <w:pStyle w:val="Compact"/>
-            </w:pPr>
-            <w:r>
-              <w:t xml:space="preserve">REQ-VIS-01</w:t>
-            </w:r>
-          </w:p>
-        </w:tc>
-      </w:tr>
-      <w:tr>
-        <w:tc>
-          <w:tcPr/>
-          <w:p>
-            <w:pPr>
-              <w:pStyle w:val="Compact"/>
-            </w:pPr>
-            <w:r>
-              <w:t xml:space="preserve">UC-VIS-02</w:t>
-            </w:r>
-          </w:p>
-        </w:tc>
-        <w:tc>
-          <w:tcPr/>
-          <w:p>
-            <w:pPr>
-              <w:pStyle w:val="Compact"/>
-            </w:pPr>
-            <w:r>
-              <w:rPr>
-                <w:rFonts w:hint="eastAsia"/>
-              </w:rPr>
-              <w:t xml:space="preserve">查询专业介绍</w:t>
-            </w:r>
-          </w:p>
-        </w:tc>
-        <w:tc>
-          <w:tcPr/>
-          <w:p>
-            <w:pPr>
-              <w:pStyle w:val="Compact"/>
-            </w:pPr>
-            <w:r>
-              <w:rPr>
-                <w:rFonts w:hint="eastAsia"/>
-              </w:rPr>
-              <w:t xml:space="preserve">访客/考生</w:t>
-            </w:r>
-          </w:p>
-        </w:tc>
-        <w:tc>
-          <w:tcPr/>
-          <w:p>
-            <w:pPr>
-              <w:pStyle w:val="Compact"/>
-            </w:pPr>
-            <w:r>
-              <w:t xml:space="preserve">P0</w:t>
-            </w:r>
-          </w:p>
-        </w:tc>
-        <w:tc>
-          <w:tcPr/>
-          <w:p>
-            <w:pPr>
-              <w:pStyle w:val="Compact"/>
-            </w:pPr>
-            <w:r>
-              <w:t xml:space="preserve">REQ-VIS-02</w:t>
-            </w:r>
-          </w:p>
-        </w:tc>
-      </w:tr>
-      <w:tr>
-        <w:tc>
-          <w:tcPr/>
-          <w:p>
-            <w:pPr>
-              <w:pStyle w:val="Compact"/>
-            </w:pPr>
-            <w:r>
-              <w:t xml:space="preserve">UC-VIS-03</w:t>
-            </w:r>
-          </w:p>
-        </w:tc>
-        <w:tc>
-          <w:tcPr/>
-          <w:p>
-            <w:pPr>
-              <w:pStyle w:val="Compact"/>
-            </w:pPr>
-            <w:r>
-              <w:rPr>
-                <w:rFonts w:hint="eastAsia"/>
-              </w:rPr>
-              <w:t xml:space="preserve">查询校园环境</w:t>
-            </w:r>
-          </w:p>
-        </w:tc>
-        <w:tc>
-          <w:tcPr/>
-          <w:p>
-            <w:pPr>
-              <w:pStyle w:val="Compact"/>
-            </w:pPr>
-            <w:r>
-              <w:rPr>
-                <w:rFonts w:hint="eastAsia"/>
-              </w:rPr>
-              <w:t xml:space="preserve">访客/考生</w:t>
-            </w:r>
-          </w:p>
-        </w:tc>
-        <w:tc>
-          <w:tcPr/>
-          <w:p>
-            <w:pPr>
-              <w:pStyle w:val="Compact"/>
-            </w:pPr>
-            <w:r>
-              <w:t xml:space="preserve">P1</w:t>
-            </w:r>
-          </w:p>
-        </w:tc>
-        <w:tc>
-          <w:tcPr/>
-          <w:p>
-            <w:pPr>
-              <w:pStyle w:val="Compact"/>
-            </w:pPr>
-            <w:r>
-              <w:t xml:space="preserve">REQ-VIS-03</w:t>
-            </w:r>
-          </w:p>
-        </w:tc>
-      </w:tr>
-      <w:tr>
-        <w:tc>
-          <w:tcPr/>
-          <w:p>
-            <w:pPr>
-              <w:pStyle w:val="Compact"/>
-            </w:pPr>
-            <w:r>
-              <w:t xml:space="preserve">UC-VIS-04</w:t>
-            </w:r>
-          </w:p>
-        </w:tc>
-        <w:tc>
-          <w:tcPr/>
-          <w:p>
-            <w:pPr>
-              <w:pStyle w:val="Compact"/>
-            </w:pPr>
-            <w:r>
-              <w:rPr>
-                <w:rFonts w:hint="eastAsia"/>
-              </w:rPr>
-              <w:t xml:space="preserve">查询交通周边</w:t>
-            </w:r>
-          </w:p>
-        </w:tc>
-        <w:tc>
-          <w:tcPr/>
-          <w:p>
-            <w:pPr>
-              <w:pStyle w:val="Compact"/>
-            </w:pPr>
-            <w:r>
-              <w:rPr>
-                <w:rFonts w:hint="eastAsia"/>
-              </w:rPr>
-              <w:t xml:space="preserve">访客/考生</w:t>
-            </w:r>
-          </w:p>
-        </w:tc>
-        <w:tc>
-          <w:tcPr/>
-          <w:p>
-            <w:pPr>
-              <w:pStyle w:val="Compact"/>
-            </w:pPr>
-            <w:r>
-              <w:t xml:space="preserve">P2</w:t>
-            </w:r>
-          </w:p>
-        </w:tc>
-        <w:tc>
-          <w:tcPr/>
-          <w:p>
-            <w:pPr>
-              <w:pStyle w:val="Compact"/>
-            </w:pPr>
-            <w:r>
-              <w:t xml:space="preserve">REQ-VIS-04</w:t>
-            </w:r>
-          </w:p>
-        </w:tc>
-      </w:tr>
-      <w:tr>
-        <w:tc>
-          <w:tcPr/>
-          <w:p>
-            <w:pPr>
-              <w:pStyle w:val="Compact"/>
-            </w:pPr>
-            <w:r>
-              <w:t xml:space="preserve">UC-VIS-05</w:t>
-            </w:r>
-          </w:p>
-        </w:tc>
-        <w:tc>
-          <w:tcPr/>
-          <w:p>
-            <w:pPr>
-              <w:pStyle w:val="Compact"/>
-            </w:pPr>
-            <w:r>
-              <w:rPr>
-                <w:rFonts w:hint="eastAsia"/>
-              </w:rPr>
-              <w:t xml:space="preserve">校园导览</w:t>
-            </w:r>
-          </w:p>
-        </w:tc>
-        <w:tc>
-          <w:tcPr/>
-          <w:p>
-            <w:pPr>
-              <w:pStyle w:val="Compact"/>
-            </w:pPr>
-            <w:r>
-              <w:rPr>
-                <w:rFonts w:hint="eastAsia"/>
-              </w:rPr>
-              <w:t xml:space="preserve">访客/考生</w:t>
-            </w:r>
-          </w:p>
-        </w:tc>
-        <w:tc>
-          <w:tcPr/>
-          <w:p>
-            <w:pPr>
-              <w:pStyle w:val="Compact"/>
-            </w:pPr>
-            <w:r>
-              <w:t xml:space="preserve">P2</w:t>
-            </w:r>
-          </w:p>
-        </w:tc>
-        <w:tc>
-          <w:tcPr/>
-          <w:p>
-            <w:pPr>
-              <w:pStyle w:val="Compact"/>
-            </w:pPr>
-            <w:r>
-              <w:t xml:space="preserve">REQ-VIS-05</w:t>
-            </w:r>
-          </w:p>
-        </w:tc>
-      </w:tr>
-      <w:tr>
-        <w:tc>
-          <w:tcPr/>
-          <w:p>
-            <w:pPr>
-              <w:pStyle w:val="Compact"/>
-            </w:pPr>
-            <w:r>
-              <w:t xml:space="preserve">UC-COM-01</w:t>
-            </w:r>
-          </w:p>
-        </w:tc>
-        <w:tc>
-          <w:tcPr/>
-          <w:p>
-            <w:pPr>
-              <w:pStyle w:val="Compact"/>
-            </w:pPr>
-            <w:r>
-              <w:rPr>
-                <w:rFonts w:hint="eastAsia"/>
-              </w:rPr>
-              <w:t xml:space="preserve">用户认证</w:t>
-            </w:r>
-          </w:p>
-        </w:tc>
-        <w:tc>
-          <w:tcPr/>
-          <w:p>
-            <w:pPr>
-              <w:pStyle w:val="Compact"/>
-            </w:pPr>
-            <w:r>
-              <w:rPr>
-                <w:rFonts w:hint="eastAsia"/>
-              </w:rPr>
-              <w:t xml:space="preserve">全部（除访客）</w:t>
-            </w:r>
-          </w:p>
-        </w:tc>
-        <w:tc>
-          <w:tcPr/>
-          <w:p>
-            <w:pPr>
-              <w:pStyle w:val="Compact"/>
-            </w:pPr>
-            <w:r>
-              <w:t xml:space="preserve">P0</w:t>
-            </w:r>
-          </w:p>
-        </w:tc>
-        <w:tc>
-          <w:tcPr/>
-          <w:p>
-            <w:pPr>
-              <w:pStyle w:val="Compact"/>
-            </w:pPr>
-            <w:r>
-              <w:t xml:space="preserve">COM-REQ-02</w:t>
-            </w:r>
-          </w:p>
-        </w:tc>
-      </w:tr>
-      <w:tr>
-        <w:tc>
-          <w:tcPr/>
-          <w:p>
-            <w:pPr>
-              <w:pStyle w:val="Compact"/>
-            </w:pPr>
-            <w:r>
-              <w:t xml:space="preserve">UC-COM-02</w:t>
-            </w:r>
-          </w:p>
-        </w:tc>
-        <w:tc>
-          <w:tcPr/>
-          <w:p>
-            <w:pPr>
-              <w:pStyle w:val="Compact"/>
-            </w:pPr>
-            <w:r>
-              <w:rPr>
-                <w:rFonts w:hint="eastAsia"/>
-              </w:rPr>
-              <w:t xml:space="preserve">反馈评价</w:t>
-            </w:r>
-          </w:p>
-        </w:tc>
-        <w:tc>
-          <w:tcPr/>
-          <w:p>
-            <w:pPr>
-              <w:pStyle w:val="Compact"/>
-            </w:pPr>
-            <w:r>
-              <w:rPr>
-                <w:rFonts w:hint="eastAsia"/>
-              </w:rPr>
-              <w:t xml:space="preserve">全部</w:t>
-            </w:r>
-          </w:p>
-        </w:tc>
-        <w:tc>
-          <w:tcPr/>
-          <w:p>
-            <w:pPr>
-              <w:pStyle w:val="Compact"/>
-            </w:pPr>
-            <w:r>
-              <w:t xml:space="preserve">P1</w:t>
-            </w:r>
-          </w:p>
-        </w:tc>
-        <w:tc>
-          <w:tcPr/>
-          <w:p>
-            <w:pPr>
-              <w:pStyle w:val="Compact"/>
-            </w:pPr>
-            <w:r>
-              <w:t xml:space="preserve">COM-REQ-06</w:t>
-            </w:r>
-          </w:p>
-        </w:tc>
-      </w:tr>
-      <w:tr>
-        <w:tc>
-          <w:tcPr/>
-          <w:p>
-            <w:pPr>
-              <w:pStyle w:val="Compact"/>
-            </w:pPr>
-            <w:r>
-              <w:t xml:space="preserve">UC-COM-03</w:t>
-            </w:r>
-          </w:p>
-        </w:tc>
-        <w:tc>
-          <w:tcPr/>
-          <w:p>
-            <w:pPr>
-              <w:pStyle w:val="Compact"/>
-            </w:pPr>
-            <w:r>
-              <w:rPr>
-                <w:rFonts w:hint="eastAsia"/>
-              </w:rPr>
-              <w:t xml:space="preserve">对话历史</w:t>
-            </w:r>
-          </w:p>
-        </w:tc>
-        <w:tc>
-          <w:tcPr/>
-          <w:p>
-            <w:pPr>
-              <w:pStyle w:val="Compact"/>
-            </w:pPr>
-            <w:r>
-              <w:rPr>
-                <w:rFonts w:hint="eastAsia"/>
-              </w:rPr>
-              <w:t xml:space="preserve">全部（除访客）</w:t>
-            </w:r>
-          </w:p>
-        </w:tc>
-        <w:tc>
-          <w:tcPr/>
-          <w:p>
-            <w:pPr>
-              <w:pStyle w:val="Compact"/>
-            </w:pPr>
-            <w:r>
-              <w:t xml:space="preserve">P1</w:t>
-            </w:r>
-          </w:p>
-        </w:tc>
-        <w:tc>
-          <w:tcPr/>
-          <w:p>
-            <w:pPr>
-              <w:pStyle w:val="Compact"/>
-            </w:pPr>
-            <w:r>
-              <w:t xml:space="preserve">COM-REQ-05</w:t>
-            </w:r>
-          </w:p>
-        </w:tc>
-      </w:tr>
-    </w:tbl>
     <w:p>
       <w:r>
         <w:pict>
@@ -4128,7 +929,6 @@
         </w:pict>
       </w:r>
     </w:p>
-    <w:bookmarkEnd w:id="16"/>
     <w:bookmarkEnd w:id="17"/>
     <w:bookmarkStart w:id="28" w:name="核心用例详细描述"/>
     <w:p>
@@ -4145,7 +945,6 @@
         <w:t xml:space="preserve">核心用例详细描述</w:t>
       </w:r>
     </w:p>
-    <w:bookmarkStart w:id="23" w:name="uc-stu-01查询课程安排"/>
     <w:p>
       <w:pPr>
         <w:pStyle w:val="Heading3"/>
@@ -5821,7 +2620,6 @@
         <w:t xml:space="preserve">└─────────────────────────────────────────────────────────────────┘</w:t>
       </w:r>
     </w:p>
-    <w:bookmarkStart w:id="18" w:name="界面原型-uc-stu-01"/>
     <w:p>
       <w:pPr>
         <w:pStyle w:val="Heading4"/>
@@ -6430,7 +3228,6 @@
         <w:t xml:space="preserve">└────────────────────────────┘</w:t>
       </w:r>
     </w:p>
-    <w:bookmarkEnd w:id="18"/>
     <w:bookmarkStart w:id="22" w:name="领域模型片段-dm---uc-stu-01"/>
     <w:p>
       <w:pPr>
@@ -6511,7 +3308,6 @@
         </w:pict>
       </w:r>
     </w:p>
-    <w:bookmarkEnd w:id="22"/>
     <w:bookmarkEnd w:id="23"/>
     <w:bookmarkStart w:id="24" w:name="uc-stu-02查询考试安排"/>
     <w:p>
@@ -7346,7 +4142,6 @@
         </w:pict>
       </w:r>
     </w:p>
-    <w:bookmarkEnd w:id="24"/>
     <w:bookmarkStart w:id="25" w:name="uc-stu-04查询办事流程"/>
     <w:p>
       <w:pPr>
@@ -7995,7 +4790,6 @@
         </w:pict>
       </w:r>
     </w:p>
-    <w:bookmarkEnd w:id="25"/>
     <w:bookmarkStart w:id="26" w:name="uc-adm-01管理知识库条目"/>
     <w:p>
       <w:pPr>
@@ -9053,7 +5847,6 @@
         </w:pict>
       </w:r>
     </w:p>
-    <w:bookmarkEnd w:id="26"/>
     <w:bookmarkStart w:id="27" w:name="uc-com-01用户认证"/>
     <w:p>
       <w:pPr>
@@ -9680,7 +6473,6 @@
         </w:pict>
       </w:r>
     </w:p>
-    <w:bookmarkEnd w:id="27"/>
     <w:bookmarkEnd w:id="28"/>
     <w:bookmarkStart w:id="33" w:name="用例场景说明"/>
     <w:p>
@@ -9697,7 +6489,6 @@
         <w:t xml:space="preserve">用例场景说明</w:t>
       </w:r>
     </w:p>
-    <w:bookmarkStart w:id="29" w:name="场景1学生期末备战场景"/>
     <w:p>
       <w:pPr>
         <w:pStyle w:val="Heading3"/>
@@ -9734,308 +6525,6 @@
         <w:t xml:space="preserve">期末考试周，学生需要综合查询考试安排、课程成绩、复习教室</w:t>
       </w:r>
     </w:p>
-    <w:tbl>
-      <w:tblPr>
-        <w:tblStyle w:val="Table"/>
-        <w:tblW w:type="pct" w:w="5000"/>
-        <w:tblLayout w:type="fixed"/>
-        <w:tblLook w:firstRow="1" w:lastRow="0" w:firstColumn="0" w:lastColumn="0" w:noHBand="0" w:noVBand="0" w:val="0020"/>
-      </w:tblPr>
-      <w:tblGrid>
-        <w:gridCol w:w="1980"/>
-        <w:gridCol w:w="2970"/>
-        <w:gridCol w:w="2970"/>
-      </w:tblGrid>
-      <w:tr>
-        <w:trPr>
-          <w:tblHeader w:val="on"/>
-        </w:trPr>
-        <w:tc>
-          <w:tcPr/>
-          <w:p>
-            <w:pPr>
-              <w:pStyle w:val="Compact"/>
-            </w:pPr>
-            <w:r>
-              <w:rPr>
-                <w:rFonts w:hint="eastAsia"/>
-              </w:rPr>
-              <w:t xml:space="preserve">步骤</w:t>
-            </w:r>
-          </w:p>
-        </w:tc>
-        <w:tc>
-          <w:tcPr/>
-          <w:p>
-            <w:pPr>
-              <w:pStyle w:val="Compact"/>
-            </w:pPr>
-            <w:r>
-              <w:rPr>
-                <w:rFonts w:hint="eastAsia"/>
-              </w:rPr>
-              <w:t xml:space="preserve">用户操作</w:t>
-            </w:r>
-          </w:p>
-        </w:tc>
-        <w:tc>
-          <w:tcPr/>
-          <w:p>
-            <w:pPr>
-              <w:pStyle w:val="Compact"/>
-            </w:pPr>
-            <w:r>
-              <w:rPr>
-                <w:rFonts w:hint="eastAsia"/>
-              </w:rPr>
-              <w:t xml:space="preserve">系统响应</w:t>
-            </w:r>
-          </w:p>
-        </w:tc>
-      </w:tr>
-      <w:tr>
-        <w:tc>
-          <w:tcPr/>
-          <w:p>
-            <w:pPr>
-              <w:pStyle w:val="Compact"/>
-            </w:pPr>
-            <w:r>
-              <w:t xml:space="preserve">1</w:t>
-            </w:r>
-          </w:p>
-        </w:tc>
-        <w:tc>
-          <w:tcPr/>
-          <w:p>
-            <w:pPr>
-              <w:pStyle w:val="Compact"/>
-            </w:pPr>
-            <w:r>
-              <w:rPr>
-                <w:rFonts w:hint="eastAsia"/>
-              </w:rPr>
-              <w:t xml:space="preserve">学生:</w:t>
-            </w:r>
-            <w:r>
-              <w:t xml:space="preserve"> </w:t>
-            </w:r>
-            <w:r>
-              <w:rPr>
-                <w:rFonts w:hint="eastAsia"/>
-              </w:rPr>
-              <w:t xml:space="preserve">“这周有哪些考试？”</w:t>
-            </w:r>
-          </w:p>
-        </w:tc>
-        <w:tc>
-          <w:tcPr/>
-          <w:p>
-            <w:pPr>
-              <w:pStyle w:val="Compact"/>
-            </w:pPr>
-            <w:r>
-              <w:rPr>
-                <w:rFonts w:hint="eastAsia"/>
-              </w:rPr>
-              <w:t xml:space="preserve">系统列出本周考试安排（3场），含时间、地点、座位号</w:t>
-            </w:r>
-          </w:p>
-        </w:tc>
-      </w:tr>
-      <w:tr>
-        <w:tc>
-          <w:tcPr/>
-          <w:p>
-            <w:pPr>
-              <w:pStyle w:val="Compact"/>
-            </w:pPr>
-            <w:r>
-              <w:t xml:space="preserve">2</w:t>
-            </w:r>
-          </w:p>
-        </w:tc>
-        <w:tc>
-          <w:tcPr/>
-          <w:p>
-            <w:pPr>
-              <w:pStyle w:val="Compact"/>
-            </w:pPr>
-            <w:r>
-              <w:rPr>
-                <w:rFonts w:hint="eastAsia"/>
-              </w:rPr>
-              <w:t xml:space="preserve">学生点击”设置提醒”</w:t>
-            </w:r>
-          </w:p>
-        </w:tc>
-        <w:tc>
-          <w:tcPr/>
-          <w:p>
-            <w:pPr>
-              <w:pStyle w:val="Compact"/>
-            </w:pPr>
-            <w:r>
-              <w:rPr>
-                <w:rFonts w:hint="eastAsia"/>
-              </w:rPr>
-              <w:t xml:space="preserve">系统为每场考试设置在考前一天和考前1小时推送提醒</w:t>
-            </w:r>
-          </w:p>
-        </w:tc>
-      </w:tr>
-      <w:tr>
-        <w:tc>
-          <w:tcPr/>
-          <w:p>
-            <w:pPr>
-              <w:pStyle w:val="Compact"/>
-            </w:pPr>
-            <w:r>
-              <w:t xml:space="preserve">3</w:t>
-            </w:r>
-          </w:p>
-        </w:tc>
-        <w:tc>
-          <w:tcPr/>
-          <w:p>
-            <w:pPr>
-              <w:pStyle w:val="Compact"/>
-            </w:pPr>
-            <w:r>
-              <w:rPr>
-                <w:rFonts w:hint="eastAsia"/>
-              </w:rPr>
-              <w:t xml:space="preserve">学生:</w:t>
-            </w:r>
-            <w:r>
-              <w:t xml:space="preserve"> </w:t>
-            </w:r>
-            <w:r>
-              <w:rPr>
-                <w:rFonts w:hint="eastAsia"/>
-              </w:rPr>
-              <w:t xml:space="preserve">“操作系统的成绩出了吗？”</w:t>
-            </w:r>
-          </w:p>
-        </w:tc>
-        <w:tc>
-          <w:tcPr/>
-          <w:p>
-            <w:pPr>
-              <w:pStyle w:val="Compact"/>
-            </w:pPr>
-            <w:r>
-              <w:rPr>
-                <w:rFonts w:hint="eastAsia"/>
-              </w:rPr>
-              <w:t xml:space="preserve">系统查询后回复”操作系统成绩已发布：平时92/期末85/总评88，绩点3.7”</w:t>
-            </w:r>
-          </w:p>
-        </w:tc>
-      </w:tr>
-      <w:tr>
-        <w:tc>
-          <w:tcPr/>
-          <w:p>
-            <w:pPr>
-              <w:pStyle w:val="Compact"/>
-            </w:pPr>
-            <w:r>
-              <w:t xml:space="preserve">4</w:t>
-            </w:r>
-          </w:p>
-        </w:tc>
-        <w:tc>
-          <w:tcPr/>
-          <w:p>
-            <w:pPr>
-              <w:pStyle w:val="Compact"/>
-            </w:pPr>
-            <w:r>
-              <w:rPr>
-                <w:rFonts w:hint="eastAsia"/>
-              </w:rPr>
-              <w:t xml:space="preserve">学生:</w:t>
-            </w:r>
-            <w:r>
-              <w:t xml:space="preserve"> </w:t>
-            </w:r>
-            <w:r>
-              <w:rPr>
-                <w:rFonts w:hint="eastAsia"/>
-              </w:rPr>
-              <w:t xml:space="preserve">“下午想复习，哪里有空教室？”</w:t>
-            </w:r>
-          </w:p>
-        </w:tc>
-        <w:tc>
-          <w:tcPr/>
-          <w:p>
-            <w:pPr>
-              <w:pStyle w:val="Compact"/>
-            </w:pPr>
-            <w:r>
-              <w:rPr>
-                <w:rFonts w:hint="eastAsia"/>
-              </w:rPr>
-              <w:t xml:space="preserve">系统回复空闲教室列表，标注有无空调和多媒体</w:t>
-            </w:r>
-          </w:p>
-        </w:tc>
-      </w:tr>
-      <w:tr>
-        <w:tc>
-          <w:tcPr/>
-          <w:p>
-            <w:pPr>
-              <w:pStyle w:val="Compact"/>
-            </w:pPr>
-            <w:r>
-              <w:t xml:space="preserve">5</w:t>
-            </w:r>
-          </w:p>
-        </w:tc>
-        <w:tc>
-          <w:tcPr/>
-          <w:p>
-            <w:pPr>
-              <w:pStyle w:val="Compact"/>
-            </w:pPr>
-            <w:r>
-              <w:rPr>
-                <w:rFonts w:hint="eastAsia"/>
-              </w:rPr>
-              <w:t xml:space="preserve">学生:</w:t>
-            </w:r>
-            <w:r>
-              <w:t xml:space="preserve"> </w:t>
-            </w:r>
-            <w:r>
-              <w:rPr>
-                <w:rFonts w:hint="eastAsia"/>
-              </w:rPr>
-              <w:t xml:space="preserve">“帮我导航到C305”</w:t>
-            </w:r>
-          </w:p>
-        </w:tc>
-        <w:tc>
-          <w:tcPr/>
-          <w:p>
-            <w:pPr>
-              <w:pStyle w:val="Compact"/>
-            </w:pPr>
-            <w:r>
-              <w:rPr>
-                <w:rFonts w:hint="eastAsia"/>
-              </w:rPr>
-              <w:t xml:space="preserve">系统发送校园地图，标记C305位置和最近路线</w:t>
-            </w:r>
-          </w:p>
-        </w:tc>
-      </w:tr>
-    </w:tbl>
-    <w:bookmarkEnd w:id="29"/>
     <w:bookmarkStart w:id="30" w:name="场景2新生入学场景"/>
     <w:p>
       <w:pPr>
@@ -10073,312 +6562,6 @@
         <w:t xml:space="preserve">新生入学，需要了解校园环境、办理各项手续</w:t>
       </w:r>
     </w:p>
-    <w:tbl>
-      <w:tblPr>
-        <w:tblStyle w:val="Table"/>
-        <w:tblW w:type="pct" w:w="5000"/>
-        <w:tblLayout w:type="fixed"/>
-        <w:tblLook w:firstRow="1" w:lastRow="0" w:firstColumn="0" w:lastColumn="0" w:noHBand="0" w:noVBand="0" w:val="0020"/>
-      </w:tblPr>
-      <w:tblGrid>
-        <w:gridCol w:w="1980"/>
-        <w:gridCol w:w="2970"/>
-        <w:gridCol w:w="2970"/>
-      </w:tblGrid>
-      <w:tr>
-        <w:trPr>
-          <w:tblHeader w:val="on"/>
-        </w:trPr>
-        <w:tc>
-          <w:tcPr/>
-          <w:p>
-            <w:pPr>
-              <w:pStyle w:val="Compact"/>
-            </w:pPr>
-            <w:r>
-              <w:rPr>
-                <w:rFonts w:hint="eastAsia"/>
-              </w:rPr>
-              <w:t xml:space="preserve">步骤</w:t>
-            </w:r>
-          </w:p>
-        </w:tc>
-        <w:tc>
-          <w:tcPr/>
-          <w:p>
-            <w:pPr>
-              <w:pStyle w:val="Compact"/>
-            </w:pPr>
-            <w:r>
-              <w:rPr>
-                <w:rFonts w:hint="eastAsia"/>
-              </w:rPr>
-              <w:t xml:space="preserve">用户操作</w:t>
-            </w:r>
-          </w:p>
-        </w:tc>
-        <w:tc>
-          <w:tcPr/>
-          <w:p>
-            <w:pPr>
-              <w:pStyle w:val="Compact"/>
-            </w:pPr>
-            <w:r>
-              <w:rPr>
-                <w:rFonts w:hint="eastAsia"/>
-              </w:rPr>
-              <w:t xml:space="preserve">系统响应</w:t>
-            </w:r>
-          </w:p>
-        </w:tc>
-      </w:tr>
-      <w:tr>
-        <w:tc>
-          <w:tcPr/>
-          <w:p>
-            <w:pPr>
-              <w:pStyle w:val="Compact"/>
-            </w:pPr>
-            <w:r>
-              <w:t xml:space="preserve">1</w:t>
-            </w:r>
-          </w:p>
-        </w:tc>
-        <w:tc>
-          <w:tcPr/>
-          <w:p>
-            <w:pPr>
-              <w:pStyle w:val="Compact"/>
-            </w:pPr>
-            <w:r>
-              <w:rPr>
-                <w:rFonts w:hint="eastAsia"/>
-              </w:rPr>
-              <w:t xml:space="preserve">新生:</w:t>
-            </w:r>
-            <w:r>
-              <w:t xml:space="preserve"> </w:t>
-            </w:r>
-            <w:r>
-              <w:rPr>
-                <w:rFonts w:hint="eastAsia"/>
-              </w:rPr>
-              <w:t xml:space="preserve">“大一新生需要办哪些手续？”</w:t>
-            </w:r>
-          </w:p>
-        </w:tc>
-        <w:tc>
-          <w:tcPr/>
-          <w:p>
-            <w:pPr>
-              <w:pStyle w:val="Compact"/>
-            </w:pPr>
-            <w:r>
-              <w:rPr>
-                <w:rFonts w:hint="eastAsia"/>
-              </w:rPr>
-              <w:t xml:space="preserve">系统列出新生报到流程：①宿舍入住</w:t>
-            </w:r>
-            <w:r>
-              <w:t xml:space="preserve"> </w:t>
-            </w:r>
-            <w:r>
-              <w:rPr>
-                <w:rFonts w:hint="eastAsia"/>
-              </w:rPr>
-              <w:t xml:space="preserve">②注册报到</w:t>
-            </w:r>
-            <w:r>
-              <w:t xml:space="preserve"> </w:t>
-            </w:r>
-            <w:r>
-              <w:rPr>
-                <w:rFonts w:hint="eastAsia"/>
-              </w:rPr>
-              <w:t xml:space="preserve">③缴费确认</w:t>
-            </w:r>
-            <w:r>
-              <w:t xml:space="preserve"> </w:t>
-            </w:r>
-            <w:r>
-              <w:rPr>
-                <w:rFonts w:hint="eastAsia"/>
-              </w:rPr>
-              <w:t xml:space="preserve">④体检</w:t>
-            </w:r>
-            <w:r>
-              <w:t xml:space="preserve"> </w:t>
-            </w:r>
-            <w:r>
-              <w:rPr>
-                <w:rFonts w:hint="eastAsia"/>
-              </w:rPr>
-              <w:t xml:space="preserve">⑤领取校园卡</w:t>
-            </w:r>
-            <w:r>
-              <w:t xml:space="preserve"> </w:t>
-            </w:r>
-            <w:r>
-              <w:rPr>
-                <w:rFonts w:hint="eastAsia"/>
-              </w:rPr>
-              <w:t xml:space="preserve">⑥参加开学典礼</w:t>
-            </w:r>
-          </w:p>
-        </w:tc>
-      </w:tr>
-      <w:tr>
-        <w:tc>
-          <w:tcPr/>
-          <w:p>
-            <w:pPr>
-              <w:pStyle w:val="Compact"/>
-            </w:pPr>
-            <w:r>
-              <w:t xml:space="preserve">2</w:t>
-            </w:r>
-          </w:p>
-        </w:tc>
-        <w:tc>
-          <w:tcPr/>
-          <w:p>
-            <w:pPr>
-              <w:pStyle w:val="Compact"/>
-            </w:pPr>
-            <w:r>
-              <w:rPr>
-                <w:rFonts w:hint="eastAsia"/>
-              </w:rPr>
-              <w:t xml:space="preserve">新生:</w:t>
-            </w:r>
-            <w:r>
-              <w:t xml:space="preserve"> </w:t>
-            </w:r>
-            <w:r>
-              <w:rPr>
-                <w:rFonts w:hint="eastAsia"/>
-              </w:rPr>
-              <w:t xml:space="preserve">“宿舍在哪？条件怎么样？”</w:t>
-            </w:r>
-          </w:p>
-        </w:tc>
-        <w:tc>
-          <w:tcPr/>
-          <w:p>
-            <w:pPr>
-              <w:pStyle w:val="Compact"/>
-            </w:pPr>
-            <w:r>
-              <w:rPr>
-                <w:rFonts w:hint="eastAsia"/>
-              </w:rPr>
-              <w:t xml:space="preserve">系统回复宿舍区位置、房型（4人间/独立卫浴/空调）、照片</w:t>
-            </w:r>
-          </w:p>
-        </w:tc>
-      </w:tr>
-      <w:tr>
-        <w:tc>
-          <w:tcPr/>
-          <w:p>
-            <w:pPr>
-              <w:pStyle w:val="Compact"/>
-            </w:pPr>
-            <w:r>
-              <w:t xml:space="preserve">3</w:t>
-            </w:r>
-          </w:p>
-        </w:tc>
-        <w:tc>
-          <w:tcPr/>
-          <w:p>
-            <w:pPr>
-              <w:pStyle w:val="Compact"/>
-            </w:pPr>
-            <w:r>
-              <w:rPr>
-                <w:rFonts w:hint="eastAsia"/>
-              </w:rPr>
-              <w:t xml:space="preserve">新生:</w:t>
-            </w:r>
-            <w:r>
-              <w:t xml:space="preserve"> </w:t>
-            </w:r>
-            <w:r>
-              <w:rPr>
-                <w:rFonts w:hint="eastAsia"/>
-              </w:rPr>
-              <w:t xml:space="preserve">“校园卡有什么用？”</w:t>
-            </w:r>
-          </w:p>
-        </w:tc>
-        <w:tc>
-          <w:tcPr/>
-          <w:p>
-            <w:pPr>
-              <w:pStyle w:val="Compact"/>
-            </w:pPr>
-            <w:r>
-              <w:rPr>
-                <w:rFonts w:hint="eastAsia"/>
-              </w:rPr>
-              <w:t xml:space="preserve">系统列出校园卡功能：食堂消费、门禁、图书馆、洗澡、打水、校医院</w:t>
-            </w:r>
-          </w:p>
-        </w:tc>
-      </w:tr>
-      <w:tr>
-        <w:tc>
-          <w:tcPr/>
-          <w:p>
-            <w:pPr>
-              <w:pStyle w:val="Compact"/>
-            </w:pPr>
-            <w:r>
-              <w:t xml:space="preserve">4</w:t>
-            </w:r>
-          </w:p>
-        </w:tc>
-        <w:tc>
-          <w:tcPr/>
-          <w:p>
-            <w:pPr>
-              <w:pStyle w:val="Compact"/>
-            </w:pPr>
-            <w:r>
-              <w:rPr>
-                <w:rFonts w:hint="eastAsia"/>
-              </w:rPr>
-              <w:t xml:space="preserve">新生:</w:t>
-            </w:r>
-            <w:r>
-              <w:t xml:space="preserve"> </w:t>
-            </w:r>
-            <w:r>
-              <w:rPr>
-                <w:rFonts w:hint="eastAsia"/>
-              </w:rPr>
-              <w:t xml:space="preserve">“从宿舍到计算机学院怎么走？”</w:t>
-            </w:r>
-          </w:p>
-        </w:tc>
-        <w:tc>
-          <w:tcPr/>
-          <w:p>
-            <w:pPr>
-              <w:pStyle w:val="Compact"/>
-            </w:pPr>
-            <w:r>
-              <w:rPr>
-                <w:rFonts w:hint="eastAsia"/>
-              </w:rPr>
-              <w:t xml:space="preserve">系统发送路线图和步行时间估计（约8分钟）</w:t>
-            </w:r>
-          </w:p>
-        </w:tc>
-      </w:tr>
-    </w:tbl>
-    <w:bookmarkEnd w:id="30"/>
     <w:bookmarkStart w:id="31" w:name="场景3教师学期初场景"/>
     <w:p>
       <w:pPr>
@@ -10416,267 +6599,6 @@
         <w:t xml:space="preserve">新学期开始，教师需要确认课表、获取学生名单、了解教学安排</w:t>
       </w:r>
     </w:p>
-    <w:tbl>
-      <w:tblPr>
-        <w:tblStyle w:val="Table"/>
-        <w:tblW w:type="pct" w:w="5000"/>
-        <w:tblLayout w:type="fixed"/>
-        <w:tblLook w:firstRow="1" w:lastRow="0" w:firstColumn="0" w:lastColumn="0" w:noHBand="0" w:noVBand="0" w:val="0020"/>
-      </w:tblPr>
-      <w:tblGrid>
-        <w:gridCol w:w="1980"/>
-        <w:gridCol w:w="2970"/>
-        <w:gridCol w:w="2970"/>
-      </w:tblGrid>
-      <w:tr>
-        <w:trPr>
-          <w:tblHeader w:val="on"/>
-        </w:trPr>
-        <w:tc>
-          <w:tcPr/>
-          <w:p>
-            <w:pPr>
-              <w:pStyle w:val="Compact"/>
-            </w:pPr>
-            <w:r>
-              <w:rPr>
-                <w:rFonts w:hint="eastAsia"/>
-              </w:rPr>
-              <w:t xml:space="preserve">步骤</w:t>
-            </w:r>
-          </w:p>
-        </w:tc>
-        <w:tc>
-          <w:tcPr/>
-          <w:p>
-            <w:pPr>
-              <w:pStyle w:val="Compact"/>
-            </w:pPr>
-            <w:r>
-              <w:rPr>
-                <w:rFonts w:hint="eastAsia"/>
-              </w:rPr>
-              <w:t xml:space="preserve">用户操作</w:t>
-            </w:r>
-          </w:p>
-        </w:tc>
-        <w:tc>
-          <w:tcPr/>
-          <w:p>
-            <w:pPr>
-              <w:pStyle w:val="Compact"/>
-            </w:pPr>
-            <w:r>
-              <w:rPr>
-                <w:rFonts w:hint="eastAsia"/>
-              </w:rPr>
-              <w:t xml:space="preserve">系统响应</w:t>
-            </w:r>
-          </w:p>
-        </w:tc>
-      </w:tr>
-      <w:tr>
-        <w:tc>
-          <w:tcPr/>
-          <w:p>
-            <w:pPr>
-              <w:pStyle w:val="Compact"/>
-            </w:pPr>
-            <w:r>
-              <w:t xml:space="preserve">1</w:t>
-            </w:r>
-          </w:p>
-        </w:tc>
-        <w:tc>
-          <w:tcPr/>
-          <w:p>
-            <w:pPr>
-              <w:pStyle w:val="Compact"/>
-            </w:pPr>
-            <w:r>
-              <w:rPr>
-                <w:rFonts w:hint="eastAsia"/>
-              </w:rPr>
-              <w:t xml:space="preserve">教师:</w:t>
-            </w:r>
-            <w:r>
-              <w:t xml:space="preserve"> </w:t>
-            </w:r>
-            <w:r>
-              <w:rPr>
-                <w:rFonts w:hint="eastAsia"/>
-              </w:rPr>
-              <w:t xml:space="preserve">“这学期的课表”</w:t>
-            </w:r>
-          </w:p>
-        </w:tc>
-        <w:tc>
-          <w:tcPr/>
-          <w:p>
-            <w:pPr>
-              <w:pStyle w:val="Compact"/>
-            </w:pPr>
-            <w:r>
-              <w:rPr>
-                <w:rFonts w:hint="eastAsia"/>
-              </w:rPr>
-              <w:t xml:space="preserve">系统显示本学期全部授课安排（3门课，每周14学时）</w:t>
-            </w:r>
-          </w:p>
-        </w:tc>
-      </w:tr>
-      <w:tr>
-        <w:tc>
-          <w:tcPr/>
-          <w:p>
-            <w:pPr>
-              <w:pStyle w:val="Compact"/>
-            </w:pPr>
-            <w:r>
-              <w:t xml:space="preserve">2</w:t>
-            </w:r>
-          </w:p>
-        </w:tc>
-        <w:tc>
-          <w:tcPr/>
-          <w:p>
-            <w:pPr>
-              <w:pStyle w:val="Compact"/>
-            </w:pPr>
-            <w:r>
-              <w:rPr>
-                <w:rFonts w:hint="eastAsia"/>
-              </w:rPr>
-              <w:t xml:space="preserve">教师:</w:t>
-            </w:r>
-            <w:r>
-              <w:t xml:space="preserve"> </w:t>
-            </w:r>
-            <w:r>
-              <w:rPr>
-                <w:rFonts w:hint="eastAsia"/>
-              </w:rPr>
-              <w:t xml:space="preserve">“导出数据结构班的学生名单”</w:t>
-            </w:r>
-          </w:p>
-        </w:tc>
-        <w:tc>
-          <w:tcPr/>
-          <w:p>
-            <w:pPr>
-              <w:pStyle w:val="Compact"/>
-            </w:pPr>
-            <w:r>
-              <w:rPr>
-                <w:rFonts w:hint="eastAsia"/>
-              </w:rPr>
-              <w:t xml:space="preserve">系统生成Excel文件并提供下载链接</w:t>
-            </w:r>
-          </w:p>
-        </w:tc>
-      </w:tr>
-      <w:tr>
-        <w:tc>
-          <w:tcPr/>
-          <w:p>
-            <w:pPr>
-              <w:pStyle w:val="Compact"/>
-            </w:pPr>
-            <w:r>
-              <w:t xml:space="preserve">3</w:t>
-            </w:r>
-          </w:p>
-        </w:tc>
-        <w:tc>
-          <w:tcPr/>
-          <w:p>
-            <w:pPr>
-              <w:pStyle w:val="Compact"/>
-            </w:pPr>
-            <w:r>
-              <w:rPr>
-                <w:rFonts w:hint="eastAsia"/>
-              </w:rPr>
-              <w:t xml:space="preserve">教师:</w:t>
-            </w:r>
-            <w:r>
-              <w:t xml:space="preserve"> </w:t>
-            </w:r>
-            <w:r>
-              <w:rPr>
-                <w:rFonts w:hint="eastAsia"/>
-              </w:rPr>
-              <w:t xml:space="preserve">“数据结构有学生退课了吗？”</w:t>
-            </w:r>
-          </w:p>
-        </w:tc>
-        <w:tc>
-          <w:tcPr/>
-          <w:p>
-            <w:pPr>
-              <w:pStyle w:val="Compact"/>
-            </w:pPr>
-            <w:r>
-              <w:rPr>
-                <w:rFonts w:hint="eastAsia"/>
-              </w:rPr>
-              <w:t xml:space="preserve">系统对比期初和当前名单，回复”有3名学生已退课，当前班级人数62人”</w:t>
-            </w:r>
-          </w:p>
-        </w:tc>
-      </w:tr>
-      <w:tr>
-        <w:tc>
-          <w:tcPr/>
-          <w:p>
-            <w:pPr>
-              <w:pStyle w:val="Compact"/>
-            </w:pPr>
-            <w:r>
-              <w:t xml:space="preserve">4</w:t>
-            </w:r>
-          </w:p>
-        </w:tc>
-        <w:tc>
-          <w:tcPr/>
-          <w:p>
-            <w:pPr>
-              <w:pStyle w:val="Compact"/>
-            </w:pPr>
-            <w:r>
-              <w:rPr>
-                <w:rFonts w:hint="eastAsia"/>
-              </w:rPr>
-              <w:t xml:space="preserve">教师:</w:t>
-            </w:r>
-            <w:r>
-              <w:t xml:space="preserve"> </w:t>
-            </w:r>
-            <w:r>
-              <w:rPr>
-                <w:rFonts w:hint="eastAsia"/>
-              </w:rPr>
-              <w:t xml:space="preserve">“这学期教学日历发我一份”</w:t>
-            </w:r>
-          </w:p>
-        </w:tc>
-        <w:tc>
-          <w:tcPr/>
-          <w:p>
-            <w:pPr>
-              <w:pStyle w:val="Compact"/>
-            </w:pPr>
-            <w:r>
-              <w:rPr>
-                <w:rFonts w:hint="eastAsia"/>
-              </w:rPr>
-              <w:t xml:space="preserve">系统发送教学日历（含教学周、节假日、考试周）</w:t>
-            </w:r>
-          </w:p>
-        </w:tc>
-      </w:tr>
-    </w:tbl>
-    <w:bookmarkEnd w:id="31"/>
     <w:bookmarkStart w:id="32" w:name="场景4家长关注在校生场景"/>
     <w:p>
       <w:pPr>
@@ -10714,266 +6636,6 @@
         <w:t xml:space="preserve">家长想了解孩子在校表现和学校情况</w:t>
       </w:r>
     </w:p>
-    <w:tbl>
-      <w:tblPr>
-        <w:tblStyle w:val="Table"/>
-        <w:tblW w:type="pct" w:w="5000"/>
-        <w:tblLayout w:type="fixed"/>
-        <w:tblLook w:firstRow="1" w:lastRow="0" w:firstColumn="0" w:lastColumn="0" w:noHBand="0" w:noVBand="0" w:val="0020"/>
-      </w:tblPr>
-      <w:tblGrid>
-        <w:gridCol w:w="1980"/>
-        <w:gridCol w:w="2970"/>
-        <w:gridCol w:w="2970"/>
-      </w:tblGrid>
-      <w:tr>
-        <w:trPr>
-          <w:tblHeader w:val="on"/>
-        </w:trPr>
-        <w:tc>
-          <w:tcPr/>
-          <w:p>
-            <w:pPr>
-              <w:pStyle w:val="Compact"/>
-            </w:pPr>
-            <w:r>
-              <w:rPr>
-                <w:rFonts w:hint="eastAsia"/>
-              </w:rPr>
-              <w:t xml:space="preserve">步骤</w:t>
-            </w:r>
-          </w:p>
-        </w:tc>
-        <w:tc>
-          <w:tcPr/>
-          <w:p>
-            <w:pPr>
-              <w:pStyle w:val="Compact"/>
-            </w:pPr>
-            <w:r>
-              <w:rPr>
-                <w:rFonts w:hint="eastAsia"/>
-              </w:rPr>
-              <w:t xml:space="preserve">用户操作</w:t>
-            </w:r>
-          </w:p>
-        </w:tc>
-        <w:tc>
-          <w:tcPr/>
-          <w:p>
-            <w:pPr>
-              <w:pStyle w:val="Compact"/>
-            </w:pPr>
-            <w:r>
-              <w:rPr>
-                <w:rFonts w:hint="eastAsia"/>
-              </w:rPr>
-              <w:t xml:space="preserve">系统响应</w:t>
-            </w:r>
-          </w:p>
-        </w:tc>
-      </w:tr>
-      <w:tr>
-        <w:tc>
-          <w:tcPr/>
-          <w:p>
-            <w:pPr>
-              <w:pStyle w:val="Compact"/>
-            </w:pPr>
-            <w:r>
-              <w:t xml:space="preserve">1</w:t>
-            </w:r>
-          </w:p>
-        </w:tc>
-        <w:tc>
-          <w:tcPr/>
-          <w:p>
-            <w:pPr>
-              <w:pStyle w:val="Compact"/>
-            </w:pPr>
-            <w:r>
-              <w:rPr>
-                <w:rFonts w:hint="eastAsia"/>
-              </w:rPr>
-              <w:t xml:space="preserve">家长:</w:t>
-            </w:r>
-            <w:r>
-              <w:t xml:space="preserve"> </w:t>
-            </w:r>
-            <w:r>
-              <w:rPr>
-                <w:rFonts w:hint="eastAsia"/>
-              </w:rPr>
-              <w:t xml:space="preserve">“孩子这学期成绩怎么样？”</w:t>
-            </w:r>
-          </w:p>
-        </w:tc>
-        <w:tc>
-          <w:tcPr/>
-          <w:p>
-            <w:pPr>
-              <w:pStyle w:val="Compact"/>
-            </w:pPr>
-            <w:r>
-              <w:rPr>
-                <w:rFonts w:hint="eastAsia"/>
-              </w:rPr>
-              <w:t xml:space="preserve">系统检测未获得学生授权</w:t>
-            </w:r>
-            <w:r>
-              <w:t xml:space="preserve"> →</w:t>
-            </w:r>
-            <w:r>
-              <w:t xml:space="preserve"> </w:t>
-            </w:r>
-            <w:r>
-              <w:rPr>
-                <w:rFonts w:hint="eastAsia"/>
-              </w:rPr>
-              <w:t xml:space="preserve">“请先让孩子在系统中授权您查看成绩”</w:t>
-            </w:r>
-          </w:p>
-        </w:tc>
-      </w:tr>
-      <w:tr>
-        <w:tc>
-          <w:tcPr/>
-          <w:p>
-            <w:pPr>
-              <w:pStyle w:val="Compact"/>
-            </w:pPr>
-            <w:r>
-              <w:t xml:space="preserve">2</w:t>
-            </w:r>
-          </w:p>
-        </w:tc>
-        <w:tc>
-          <w:tcPr/>
-          <w:p>
-            <w:pPr>
-              <w:pStyle w:val="Compact"/>
-            </w:pPr>
-            <w:r>
-              <w:rPr>
-                <w:rFonts w:hint="eastAsia"/>
-              </w:rPr>
-              <w:t xml:space="preserve">学生收到授权请求并同意</w:t>
-            </w:r>
-          </w:p>
-        </w:tc>
-        <w:tc>
-          <w:tcPr/>
-          <w:p>
-            <w:pPr>
-              <w:pStyle w:val="Compact"/>
-            </w:pPr>
-            <w:r>
-              <w:t xml:space="preserve">—</w:t>
-            </w:r>
-          </w:p>
-        </w:tc>
-      </w:tr>
-      <w:tr>
-        <w:tc>
-          <w:tcPr/>
-          <w:p>
-            <w:pPr>
-              <w:pStyle w:val="Compact"/>
-            </w:pPr>
-            <w:r>
-              <w:t xml:space="preserve">3</w:t>
-            </w:r>
-          </w:p>
-        </w:tc>
-        <w:tc>
-          <w:tcPr/>
-          <w:p>
-            <w:pPr>
-              <w:pStyle w:val="Compact"/>
-            </w:pPr>
-            <w:r>
-              <w:rPr>
-                <w:rFonts w:hint="eastAsia"/>
-              </w:rPr>
-              <w:t xml:space="preserve">家长:</w:t>
-            </w:r>
-            <w:r>
-              <w:t xml:space="preserve"> </w:t>
-            </w:r>
-            <w:r>
-              <w:rPr>
-                <w:rFonts w:hint="eastAsia"/>
-              </w:rPr>
-              <w:t xml:space="preserve">“孩子这学期成绩怎么样？”</w:t>
-            </w:r>
-          </w:p>
-        </w:tc>
-        <w:tc>
-          <w:tcPr/>
-          <w:p>
-            <w:pPr>
-              <w:pStyle w:val="Compact"/>
-            </w:pPr>
-            <w:r>
-              <w:rPr>
-                <w:rFonts w:hint="eastAsia"/>
-              </w:rPr>
-              <w:t xml:space="preserve">系统返回学生本学期各科成绩汇总（仅展示，不可修改）</w:t>
-            </w:r>
-          </w:p>
-        </w:tc>
-      </w:tr>
-      <w:tr>
-        <w:tc>
-          <w:tcPr/>
-          <w:p>
-            <w:pPr>
-              <w:pStyle w:val="Compact"/>
-            </w:pPr>
-            <w:r>
-              <w:t xml:space="preserve">4</w:t>
-            </w:r>
-          </w:p>
-        </w:tc>
-        <w:tc>
-          <w:tcPr/>
-          <w:p>
-            <w:pPr>
-              <w:pStyle w:val="Compact"/>
-            </w:pPr>
-            <w:r>
-              <w:rPr>
-                <w:rFonts w:hint="eastAsia"/>
-              </w:rPr>
-              <w:t xml:space="preserve">家长:</w:t>
-            </w:r>
-            <w:r>
-              <w:t xml:space="preserve"> </w:t>
-            </w:r>
-            <w:r>
-              <w:rPr>
-                <w:rFonts w:hint="eastAsia"/>
-              </w:rPr>
-              <w:t xml:space="preserve">“学费什么时候交？”</w:t>
-            </w:r>
-          </w:p>
-        </w:tc>
-        <w:tc>
-          <w:tcPr/>
-          <w:p>
-            <w:pPr>
-              <w:pStyle w:val="Compact"/>
-            </w:pPr>
-            <w:r>
-              <w:rPr>
-                <w:rFonts w:hint="eastAsia"/>
-              </w:rPr>
-              <w:t xml:space="preserve">系统回复学费缴纳标准、截止日期和缴费方式</w:t>
-            </w:r>
-          </w:p>
-        </w:tc>
-      </w:tr>
-    </w:tbl>
     <w:p>
       <w:r>
         <w:pict>
@@ -10981,7 +6643,6 @@
         </w:pict>
       </w:r>
     </w:p>
-    <w:bookmarkEnd w:id="32"/>
     <w:bookmarkEnd w:id="33"/>
     <w:bookmarkStart w:id="46" w:name="领域模型-domain-model"/>
     <w:p>
@@ -11001,7 +6662,6 @@
         <w:t xml:space="preserve"> (Domain Model)</w:t>
       </w:r>
     </w:p>
-    <w:bookmarkStart w:id="37" w:name="核心领域模型"/>
     <w:p>
       <w:pPr>
         <w:pStyle w:val="Heading3"/>
@@ -11074,7 +6734,6 @@
         <w:t xml:space="preserve">用例文档(UC)-类图3.png</w:t>
       </w:r>
     </w:p>
-    <w:bookmarkEnd w:id="37"/>
     <w:bookmarkStart w:id="41" w:name="知识库领域模型"/>
     <w:p>
       <w:pPr>
@@ -11148,7 +6807,6 @@
         <w:t xml:space="preserve">用例文档(UC)-类图4.png</w:t>
       </w:r>
     </w:p>
-    <w:bookmarkEnd w:id="41"/>
     <w:bookmarkStart w:id="45" w:name="对话会话领域模型"/>
     <w:p>
       <w:pPr>
@@ -11229,7 +6887,6 @@
         </w:pict>
       </w:r>
     </w:p>
-    <w:bookmarkEnd w:id="45"/>
     <w:bookmarkEnd w:id="46"/>
     <w:bookmarkStart w:id="47" w:name="用例与需求追溯矩阵"/>
     <w:p>
@@ -11246,6 +6903,4571 @@
         <w:t xml:space="preserve">用例与需求追溯矩阵</w:t>
       </w:r>
     </w:p>
+    <w:bookmarkEnd w:id="48"/>
+    <w:p>
+      <w:pPr>
+        <w:spacing w:before="0" w:after="360"/>
+        <w:jc w:val="center"/>
+      </w:pPr>
+      <w:r>
+        <w:rPr>
+          <w:rFonts w:ascii="宋体" w:hAnsi="宋体" w:eastAsia="宋体"/>
+          <w:b w:val="0"/>
+          <w:sz w:val="16"/>
+        </w:rPr>
+      </w:r>
+    </w:p>
+    <w:sectPr>
+      <w:footnotePr>
+        <w:numRestart w:val="eachSect"/>
+      </w:footnotePr>
+    </w:sectPr>
+    <w:tbl>
+      <w:tblPr>
+        <w:tblStyle w:val="Table"/>
+        <w:tblW w:type="auto" w:w="0"/>
+        <w:tblLook w:firstRow="1" w:lastRow="0" w:firstColumn="0" w:lastColumn="0" w:noHBand="0" w:noVBand="0" w:val="0020"/>
+      </w:tblPr>
+      <w:tblGrid>
+        <w:gridCol w:w="2640"/>
+        <w:gridCol w:w="2640"/>
+        <w:gridCol w:w="2640"/>
+      </w:tblGrid>
+      <w:tr>
+        <w:trPr>
+          <w:tblHeader w:val="on"/>
+        </w:trPr>
+        <w:tc>
+          <w:tcPr/>
+          <w:p>
+            <w:pPr>
+              <w:pStyle w:val="Compact"/>
+            </w:pPr>
+            <w:r>
+              <w:rPr>
+                <w:rFonts w:hint="eastAsia"/>
+              </w:rPr>
+              <w:t xml:space="preserve">评估维度</w:t>
+            </w:r>
+          </w:p>
+        </w:tc>
+        <w:tc>
+          <w:tcPr/>
+          <w:p>
+            <w:pPr>
+              <w:pStyle w:val="Compact"/>
+            </w:pPr>
+            <w:r>
+              <w:rPr>
+                <w:rFonts w:hint="eastAsia"/>
+              </w:rPr>
+              <w:t xml:space="preserve">得分(1-5)</w:t>
+            </w:r>
+          </w:p>
+        </w:tc>
+        <w:tc>
+          <w:tcPr/>
+          <w:p>
+            <w:pPr>
+              <w:pStyle w:val="Compact"/>
+            </w:pPr>
+            <w:r>
+              <w:rPr>
+                <w:rFonts w:hint="eastAsia"/>
+              </w:rPr>
+              <w:t xml:space="preserve">说明</w:t>
+            </w:r>
+          </w:p>
+        </w:tc>
+      </w:tr>
+      <w:tr>
+        <w:tc>
+          <w:tcPr/>
+          <w:p>
+            <w:pPr>
+              <w:pStyle w:val="Compact"/>
+            </w:pPr>
+            <w:r>
+              <w:rPr>
+                <w:rFonts w:hint="eastAsia"/>
+              </w:rPr>
+              <w:t xml:space="preserve">完整性</w:t>
+            </w:r>
+          </w:p>
+        </w:tc>
+        <w:tc>
+          <w:tcPr/>
+          <w:p>
+            <w:pPr>
+              <w:pStyle w:val="Compact"/>
+            </w:pPr>
+            <w:r>
+              <w:t xml:space="preserve">⭐⭐⭐⭐⭐</w:t>
+            </w:r>
+          </w:p>
+        </w:tc>
+        <w:tc>
+          <w:tcPr/>
+          <w:p>
+            <w:pPr>
+              <w:pStyle w:val="Compact"/>
+            </w:pPr>
+            <w:r>
+              <w:rPr>
+                <w:rFonts w:hint="eastAsia"/>
+              </w:rPr>
+              <w:t xml:space="preserve">覆盖了用例描述的所有关键要素</w:t>
+            </w:r>
+          </w:p>
+        </w:tc>
+      </w:tr>
+      <w:tr>
+        <w:tc>
+          <w:tcPr/>
+          <w:p>
+            <w:pPr>
+              <w:pStyle w:val="Compact"/>
+            </w:pPr>
+            <w:r>
+              <w:rPr>
+                <w:rFonts w:hint="eastAsia"/>
+              </w:rPr>
+              <w:t xml:space="preserve">易读性</w:t>
+            </w:r>
+          </w:p>
+        </w:tc>
+        <w:tc>
+          <w:tcPr/>
+          <w:p>
+            <w:pPr>
+              <w:pStyle w:val="Compact"/>
+            </w:pPr>
+            <w:r>
+              <w:t xml:space="preserve">⭐⭐⭐⭐</w:t>
+            </w:r>
+          </w:p>
+        </w:tc>
+        <w:tc>
+          <w:tcPr/>
+          <w:p>
+            <w:pPr>
+              <w:pStyle w:val="Compact"/>
+            </w:pPr>
+            <w:r>
+              <w:rPr>
+                <w:rFonts w:hint="eastAsia"/>
+              </w:rPr>
+              <w:t xml:space="preserve">结构清晰、层次分明</w:t>
+            </w:r>
+          </w:p>
+        </w:tc>
+      </w:tr>
+      <w:tr>
+        <w:tc>
+          <w:tcPr/>
+          <w:p>
+            <w:pPr>
+              <w:pStyle w:val="Compact"/>
+            </w:pPr>
+            <w:r>
+              <w:rPr>
+                <w:rFonts w:hint="eastAsia"/>
+              </w:rPr>
+              <w:t xml:space="preserve">可追溯性</w:t>
+            </w:r>
+          </w:p>
+        </w:tc>
+        <w:tc>
+          <w:tcPr/>
+          <w:p>
+            <w:pPr>
+              <w:pStyle w:val="Compact"/>
+            </w:pPr>
+            <w:r>
+              <w:t xml:space="preserve">⭐⭐⭐⭐⭐</w:t>
+            </w:r>
+          </w:p>
+        </w:tc>
+        <w:tc>
+          <w:tcPr/>
+          <w:p>
+            <w:pPr>
+              <w:pStyle w:val="Compact"/>
+            </w:pPr>
+            <w:r>
+              <w:rPr>
+                <w:rFonts w:hint="eastAsia"/>
+              </w:rPr>
+              <w:t xml:space="preserve">通过编号系统与需求、测试用例关联</w:t>
+            </w:r>
+          </w:p>
+        </w:tc>
+      </w:tr>
+      <w:tr>
+        <w:tc>
+          <w:tcPr/>
+          <w:p>
+            <w:pPr>
+              <w:pStyle w:val="Compact"/>
+            </w:pPr>
+            <w:r>
+              <w:rPr>
+                <w:rFonts w:hint="eastAsia"/>
+              </w:rPr>
+              <w:t xml:space="preserve">实践适应性</w:t>
+            </w:r>
+          </w:p>
+        </w:tc>
+        <w:tc>
+          <w:tcPr/>
+          <w:p>
+            <w:pPr>
+              <w:pStyle w:val="Compact"/>
+            </w:pPr>
+            <w:r>
+              <w:t xml:space="preserve">⭐⭐⭐⭐⭐</w:t>
+            </w:r>
+          </w:p>
+        </w:tc>
+        <w:tc>
+          <w:tcPr/>
+          <w:p>
+            <w:pPr>
+              <w:pStyle w:val="Compact"/>
+            </w:pPr>
+            <w:r>
+              <w:rPr>
+                <w:rFonts w:hint="eastAsia"/>
+              </w:rPr>
+              <w:t xml:space="preserve">适合描述人机交互场景</w:t>
+            </w:r>
+          </w:p>
+        </w:tc>
+      </w:tr>
+    </w:tbl>
+    <w:bookmarkEnd w:id="11"/>
+    <w:bookmarkStart w:id="15" w:name="用例图-use-case-diagram"/>
+    <w:bookmarkEnd w:id="15"/>
+    <w:tbl>
+      <w:tblPr>
+        <w:tblStyle w:val="Table"/>
+        <w:tblW w:type="auto" w:w="0"/>
+        <w:tblLook w:firstRow="1" w:lastRow="0" w:firstColumn="0" w:lastColumn="0" w:noHBand="0" w:noVBand="0" w:val="0020"/>
+      </w:tblPr>
+      <w:tblGrid>
+        <w:gridCol w:w="1584"/>
+        <w:gridCol w:w="1584"/>
+        <w:gridCol w:w="1584"/>
+        <w:gridCol w:w="1584"/>
+        <w:gridCol w:w="1584"/>
+      </w:tblGrid>
+      <w:tr>
+        <w:trPr>
+          <w:tblHeader w:val="on"/>
+        </w:trPr>
+        <w:tc>
+          <w:tcPr/>
+          <w:p>
+            <w:pPr>
+              <w:pStyle w:val="Compact"/>
+            </w:pPr>
+            <w:r>
+              <w:rPr>
+                <w:rFonts w:hint="eastAsia"/>
+              </w:rPr>
+              <w:t xml:space="preserve">用例编号</w:t>
+            </w:r>
+          </w:p>
+        </w:tc>
+        <w:tc>
+          <w:tcPr/>
+          <w:p>
+            <w:pPr>
+              <w:pStyle w:val="Compact"/>
+            </w:pPr>
+            <w:r>
+              <w:rPr>
+                <w:rFonts w:hint="eastAsia"/>
+              </w:rPr>
+              <w:t xml:space="preserve">用例名称</w:t>
+            </w:r>
+          </w:p>
+        </w:tc>
+        <w:tc>
+          <w:tcPr/>
+          <w:p>
+            <w:pPr>
+              <w:pStyle w:val="Compact"/>
+            </w:pPr>
+            <w:r>
+              <w:rPr>
+                <w:rFonts w:hint="eastAsia"/>
+              </w:rPr>
+              <w:t xml:space="preserve">参与者</w:t>
+            </w:r>
+          </w:p>
+        </w:tc>
+        <w:tc>
+          <w:tcPr/>
+          <w:p>
+            <w:pPr>
+              <w:pStyle w:val="Compact"/>
+            </w:pPr>
+            <w:r>
+              <w:rPr>
+                <w:rFonts w:hint="eastAsia"/>
+              </w:rPr>
+              <w:t xml:space="preserve">优先级</w:t>
+            </w:r>
+          </w:p>
+        </w:tc>
+        <w:tc>
+          <w:tcPr/>
+          <w:p>
+            <w:pPr>
+              <w:pStyle w:val="Compact"/>
+            </w:pPr>
+            <w:r>
+              <w:rPr>
+                <w:rFonts w:hint="eastAsia"/>
+              </w:rPr>
+              <w:t xml:space="preserve">对应需求编号</w:t>
+            </w:r>
+          </w:p>
+        </w:tc>
+      </w:tr>
+      <w:tr>
+        <w:tc>
+          <w:tcPr/>
+          <w:p>
+            <w:pPr>
+              <w:pStyle w:val="Compact"/>
+            </w:pPr>
+            <w:r>
+              <w:t xml:space="preserve">UC-STU-01</w:t>
+            </w:r>
+          </w:p>
+        </w:tc>
+        <w:tc>
+          <w:tcPr/>
+          <w:p>
+            <w:pPr>
+              <w:pStyle w:val="Compact"/>
+            </w:pPr>
+            <w:r>
+              <w:rPr>
+                <w:rFonts w:hint="eastAsia"/>
+              </w:rPr>
+              <w:t xml:space="preserve">查询课程安排</w:t>
+            </w:r>
+          </w:p>
+        </w:tc>
+        <w:tc>
+          <w:tcPr/>
+          <w:p>
+            <w:pPr>
+              <w:pStyle w:val="Compact"/>
+            </w:pPr>
+            <w:r>
+              <w:rPr>
+                <w:rFonts w:hint="eastAsia"/>
+              </w:rPr>
+              <w:t xml:space="preserve">学生</w:t>
+            </w:r>
+          </w:p>
+        </w:tc>
+        <w:tc>
+          <w:tcPr/>
+          <w:p>
+            <w:pPr>
+              <w:pStyle w:val="Compact"/>
+            </w:pPr>
+            <w:r>
+              <w:t xml:space="preserve">P0</w:t>
+            </w:r>
+          </w:p>
+        </w:tc>
+        <w:tc>
+          <w:tcPr/>
+          <w:p>
+            <w:pPr>
+              <w:pStyle w:val="Compact"/>
+            </w:pPr>
+            <w:r>
+              <w:t xml:space="preserve">REQ-STU-01</w:t>
+            </w:r>
+          </w:p>
+        </w:tc>
+      </w:tr>
+      <w:tr>
+        <w:tc>
+          <w:tcPr/>
+          <w:p>
+            <w:pPr>
+              <w:pStyle w:val="Compact"/>
+            </w:pPr>
+            <w:r>
+              <w:t xml:space="preserve">UC-STU-02</w:t>
+            </w:r>
+          </w:p>
+        </w:tc>
+        <w:tc>
+          <w:tcPr/>
+          <w:p>
+            <w:pPr>
+              <w:pStyle w:val="Compact"/>
+            </w:pPr>
+            <w:r>
+              <w:rPr>
+                <w:rFonts w:hint="eastAsia"/>
+              </w:rPr>
+              <w:t xml:space="preserve">查询考试安排</w:t>
+            </w:r>
+          </w:p>
+        </w:tc>
+        <w:tc>
+          <w:tcPr/>
+          <w:p>
+            <w:pPr>
+              <w:pStyle w:val="Compact"/>
+            </w:pPr>
+            <w:r>
+              <w:rPr>
+                <w:rFonts w:hint="eastAsia"/>
+              </w:rPr>
+              <w:t xml:space="preserve">学生</w:t>
+            </w:r>
+          </w:p>
+        </w:tc>
+        <w:tc>
+          <w:tcPr/>
+          <w:p>
+            <w:pPr>
+              <w:pStyle w:val="Compact"/>
+            </w:pPr>
+            <w:r>
+              <w:t xml:space="preserve">P0</w:t>
+            </w:r>
+          </w:p>
+        </w:tc>
+        <w:tc>
+          <w:tcPr/>
+          <w:p>
+            <w:pPr>
+              <w:pStyle w:val="Compact"/>
+            </w:pPr>
+            <w:r>
+              <w:t xml:space="preserve">REQ-STU-02</w:t>
+            </w:r>
+          </w:p>
+        </w:tc>
+      </w:tr>
+      <w:tr>
+        <w:tc>
+          <w:tcPr/>
+          <w:p>
+            <w:pPr>
+              <w:pStyle w:val="Compact"/>
+            </w:pPr>
+            <w:r>
+              <w:t xml:space="preserve">UC-STU-03</w:t>
+            </w:r>
+          </w:p>
+        </w:tc>
+        <w:tc>
+          <w:tcPr/>
+          <w:p>
+            <w:pPr>
+              <w:pStyle w:val="Compact"/>
+            </w:pPr>
+            <w:r>
+              <w:rPr>
+                <w:rFonts w:hint="eastAsia"/>
+              </w:rPr>
+              <w:t xml:space="preserve">查询成绩</w:t>
+            </w:r>
+          </w:p>
+        </w:tc>
+        <w:tc>
+          <w:tcPr/>
+          <w:p>
+            <w:pPr>
+              <w:pStyle w:val="Compact"/>
+            </w:pPr>
+            <w:r>
+              <w:rPr>
+                <w:rFonts w:hint="eastAsia"/>
+              </w:rPr>
+              <w:t xml:space="preserve">学生</w:t>
+            </w:r>
+          </w:p>
+        </w:tc>
+        <w:tc>
+          <w:tcPr/>
+          <w:p>
+            <w:pPr>
+              <w:pStyle w:val="Compact"/>
+            </w:pPr>
+            <w:r>
+              <w:t xml:space="preserve">P0</w:t>
+            </w:r>
+          </w:p>
+        </w:tc>
+        <w:tc>
+          <w:tcPr/>
+          <w:p>
+            <w:pPr>
+              <w:pStyle w:val="Compact"/>
+            </w:pPr>
+            <w:r>
+              <w:t xml:space="preserve">REQ-STU-03</w:t>
+            </w:r>
+          </w:p>
+        </w:tc>
+      </w:tr>
+      <w:tr>
+        <w:tc>
+          <w:tcPr/>
+          <w:p>
+            <w:pPr>
+              <w:pStyle w:val="Compact"/>
+            </w:pPr>
+            <w:r>
+              <w:t xml:space="preserve">UC-STU-04</w:t>
+            </w:r>
+          </w:p>
+        </w:tc>
+        <w:tc>
+          <w:tcPr/>
+          <w:p>
+            <w:pPr>
+              <w:pStyle w:val="Compact"/>
+            </w:pPr>
+            <w:r>
+              <w:rPr>
+                <w:rFonts w:hint="eastAsia"/>
+              </w:rPr>
+              <w:t xml:space="preserve">查询办事流程</w:t>
+            </w:r>
+          </w:p>
+        </w:tc>
+        <w:tc>
+          <w:tcPr/>
+          <w:p>
+            <w:pPr>
+              <w:pStyle w:val="Compact"/>
+            </w:pPr>
+            <w:r>
+              <w:rPr>
+                <w:rFonts w:hint="eastAsia"/>
+              </w:rPr>
+              <w:t xml:space="preserve">学生</w:t>
+            </w:r>
+          </w:p>
+        </w:tc>
+        <w:tc>
+          <w:tcPr/>
+          <w:p>
+            <w:pPr>
+              <w:pStyle w:val="Compact"/>
+            </w:pPr>
+            <w:r>
+              <w:t xml:space="preserve">P0</w:t>
+            </w:r>
+          </w:p>
+        </w:tc>
+        <w:tc>
+          <w:tcPr/>
+          <w:p>
+            <w:pPr>
+              <w:pStyle w:val="Compact"/>
+            </w:pPr>
+            <w:r>
+              <w:t xml:space="preserve">REQ-STU-04</w:t>
+            </w:r>
+          </w:p>
+        </w:tc>
+      </w:tr>
+      <w:tr>
+        <w:tc>
+          <w:tcPr/>
+          <w:p>
+            <w:pPr>
+              <w:pStyle w:val="Compact"/>
+            </w:pPr>
+            <w:r>
+              <w:t xml:space="preserve">UC-STU-05</w:t>
+            </w:r>
+          </w:p>
+        </w:tc>
+        <w:tc>
+          <w:tcPr/>
+          <w:p>
+            <w:pPr>
+              <w:pStyle w:val="Compact"/>
+            </w:pPr>
+            <w:r>
+              <w:rPr>
+                <w:rFonts w:hint="eastAsia"/>
+              </w:rPr>
+              <w:t xml:space="preserve">查询校园设施</w:t>
+            </w:r>
+          </w:p>
+        </w:tc>
+        <w:tc>
+          <w:tcPr/>
+          <w:p>
+            <w:pPr>
+              <w:pStyle w:val="Compact"/>
+            </w:pPr>
+            <w:r>
+              <w:rPr>
+                <w:rFonts w:hint="eastAsia"/>
+              </w:rPr>
+              <w:t xml:space="preserve">学生</w:t>
+            </w:r>
+          </w:p>
+        </w:tc>
+        <w:tc>
+          <w:tcPr/>
+          <w:p>
+            <w:pPr>
+              <w:pStyle w:val="Compact"/>
+            </w:pPr>
+            <w:r>
+              <w:t xml:space="preserve">P1</w:t>
+            </w:r>
+          </w:p>
+        </w:tc>
+        <w:tc>
+          <w:tcPr/>
+          <w:p>
+            <w:pPr>
+              <w:pStyle w:val="Compact"/>
+            </w:pPr>
+            <w:r>
+              <w:t xml:space="preserve">REQ-STU-05</w:t>
+            </w:r>
+          </w:p>
+        </w:tc>
+      </w:tr>
+      <w:tr>
+        <w:tc>
+          <w:tcPr/>
+          <w:p>
+            <w:pPr>
+              <w:pStyle w:val="Compact"/>
+            </w:pPr>
+            <w:r>
+              <w:t xml:space="preserve">UC-STU-06</w:t>
+            </w:r>
+          </w:p>
+        </w:tc>
+        <w:tc>
+          <w:tcPr/>
+          <w:p>
+            <w:pPr>
+              <w:pStyle w:val="Compact"/>
+            </w:pPr>
+            <w:r>
+              <w:rPr>
+                <w:rFonts w:hint="eastAsia"/>
+              </w:rPr>
+              <w:t xml:space="preserve">查询教师信息</w:t>
+            </w:r>
+          </w:p>
+        </w:tc>
+        <w:tc>
+          <w:tcPr/>
+          <w:p>
+            <w:pPr>
+              <w:pStyle w:val="Compact"/>
+            </w:pPr>
+            <w:r>
+              <w:rPr>
+                <w:rFonts w:hint="eastAsia"/>
+              </w:rPr>
+              <w:t xml:space="preserve">学生</w:t>
+            </w:r>
+          </w:p>
+        </w:tc>
+        <w:tc>
+          <w:tcPr/>
+          <w:p>
+            <w:pPr>
+              <w:pStyle w:val="Compact"/>
+            </w:pPr>
+            <w:r>
+              <w:t xml:space="preserve">P1</w:t>
+            </w:r>
+          </w:p>
+        </w:tc>
+        <w:tc>
+          <w:tcPr/>
+          <w:p>
+            <w:pPr>
+              <w:pStyle w:val="Compact"/>
+            </w:pPr>
+            <w:r>
+              <w:t xml:space="preserve">REQ-STU-06</w:t>
+            </w:r>
+          </w:p>
+        </w:tc>
+      </w:tr>
+      <w:tr>
+        <w:tc>
+          <w:tcPr/>
+          <w:p>
+            <w:pPr>
+              <w:pStyle w:val="Compact"/>
+            </w:pPr>
+            <w:r>
+              <w:t xml:space="preserve">UC-STU-07</w:t>
+            </w:r>
+          </w:p>
+        </w:tc>
+        <w:tc>
+          <w:tcPr/>
+          <w:p>
+            <w:pPr>
+              <w:pStyle w:val="Compact"/>
+            </w:pPr>
+            <w:r>
+              <w:rPr>
+                <w:rFonts w:hint="eastAsia"/>
+              </w:rPr>
+              <w:t xml:space="preserve">查询空闲教室</w:t>
+            </w:r>
+          </w:p>
+        </w:tc>
+        <w:tc>
+          <w:tcPr/>
+          <w:p>
+            <w:pPr>
+              <w:pStyle w:val="Compact"/>
+            </w:pPr>
+            <w:r>
+              <w:rPr>
+                <w:rFonts w:hint="eastAsia"/>
+              </w:rPr>
+              <w:t xml:space="preserve">学生</w:t>
+            </w:r>
+          </w:p>
+        </w:tc>
+        <w:tc>
+          <w:tcPr/>
+          <w:p>
+            <w:pPr>
+              <w:pStyle w:val="Compact"/>
+            </w:pPr>
+            <w:r>
+              <w:t xml:space="preserve">P1</w:t>
+            </w:r>
+          </w:p>
+        </w:tc>
+        <w:tc>
+          <w:tcPr/>
+          <w:p>
+            <w:pPr>
+              <w:pStyle w:val="Compact"/>
+            </w:pPr>
+            <w:r>
+              <w:t xml:space="preserve">REQ-STU-07</w:t>
+            </w:r>
+          </w:p>
+        </w:tc>
+      </w:tr>
+      <w:tr>
+        <w:tc>
+          <w:tcPr/>
+          <w:p>
+            <w:pPr>
+              <w:pStyle w:val="Compact"/>
+            </w:pPr>
+            <w:r>
+              <w:t xml:space="preserve">UC-STU-08</w:t>
+            </w:r>
+          </w:p>
+        </w:tc>
+        <w:tc>
+          <w:tcPr/>
+          <w:p>
+            <w:pPr>
+              <w:pStyle w:val="Compact"/>
+            </w:pPr>
+            <w:r>
+              <w:rPr>
+                <w:rFonts w:hint="eastAsia"/>
+              </w:rPr>
+              <w:t xml:space="preserve">查询校历</w:t>
+            </w:r>
+          </w:p>
+        </w:tc>
+        <w:tc>
+          <w:tcPr/>
+          <w:p>
+            <w:pPr>
+              <w:pStyle w:val="Compact"/>
+            </w:pPr>
+            <w:r>
+              <w:rPr>
+                <w:rFonts w:hint="eastAsia"/>
+              </w:rPr>
+              <w:t xml:space="preserve">学生</w:t>
+            </w:r>
+          </w:p>
+        </w:tc>
+        <w:tc>
+          <w:tcPr/>
+          <w:p>
+            <w:pPr>
+              <w:pStyle w:val="Compact"/>
+            </w:pPr>
+            <w:r>
+              <w:t xml:space="preserve">P1</w:t>
+            </w:r>
+          </w:p>
+        </w:tc>
+        <w:tc>
+          <w:tcPr/>
+          <w:p>
+            <w:pPr>
+              <w:pStyle w:val="Compact"/>
+            </w:pPr>
+            <w:r>
+              <w:t xml:space="preserve">REQ-STU-08</w:t>
+            </w:r>
+          </w:p>
+        </w:tc>
+      </w:tr>
+      <w:tr>
+        <w:tc>
+          <w:tcPr/>
+          <w:p>
+            <w:pPr>
+              <w:pStyle w:val="Compact"/>
+            </w:pPr>
+            <w:r>
+              <w:t xml:space="preserve">UC-STU-09</w:t>
+            </w:r>
+          </w:p>
+        </w:tc>
+        <w:tc>
+          <w:tcPr/>
+          <w:p>
+            <w:pPr>
+              <w:pStyle w:val="Compact"/>
+            </w:pPr>
+            <w:r>
+              <w:rPr>
+                <w:rFonts w:hint="eastAsia"/>
+              </w:rPr>
+              <w:t xml:space="preserve">查询学分统计</w:t>
+            </w:r>
+          </w:p>
+        </w:tc>
+        <w:tc>
+          <w:tcPr/>
+          <w:p>
+            <w:pPr>
+              <w:pStyle w:val="Compact"/>
+            </w:pPr>
+            <w:r>
+              <w:rPr>
+                <w:rFonts w:hint="eastAsia"/>
+              </w:rPr>
+              <w:t xml:space="preserve">学生</w:t>
+            </w:r>
+          </w:p>
+        </w:tc>
+        <w:tc>
+          <w:tcPr/>
+          <w:p>
+            <w:pPr>
+              <w:pStyle w:val="Compact"/>
+            </w:pPr>
+            <w:r>
+              <w:t xml:space="preserve">P2</w:t>
+            </w:r>
+          </w:p>
+        </w:tc>
+        <w:tc>
+          <w:tcPr/>
+          <w:p>
+            <w:pPr>
+              <w:pStyle w:val="Compact"/>
+            </w:pPr>
+            <w:r>
+              <w:t xml:space="preserve">REQ-STU-09</w:t>
+            </w:r>
+          </w:p>
+        </w:tc>
+      </w:tr>
+      <w:tr>
+        <w:tc>
+          <w:tcPr/>
+          <w:p>
+            <w:pPr>
+              <w:pStyle w:val="Compact"/>
+            </w:pPr>
+            <w:r>
+              <w:t xml:space="preserve">UC-STU-10</w:t>
+            </w:r>
+          </w:p>
+        </w:tc>
+        <w:tc>
+          <w:tcPr/>
+          <w:p>
+            <w:pPr>
+              <w:pStyle w:val="Compact"/>
+            </w:pPr>
+            <w:r>
+              <w:rPr>
+                <w:rFonts w:hint="eastAsia"/>
+              </w:rPr>
+              <w:t xml:space="preserve">查询活动信息</w:t>
+            </w:r>
+          </w:p>
+        </w:tc>
+        <w:tc>
+          <w:tcPr/>
+          <w:p>
+            <w:pPr>
+              <w:pStyle w:val="Compact"/>
+            </w:pPr>
+            <w:r>
+              <w:rPr>
+                <w:rFonts w:hint="eastAsia"/>
+              </w:rPr>
+              <w:t xml:space="preserve">学生</w:t>
+            </w:r>
+          </w:p>
+        </w:tc>
+        <w:tc>
+          <w:tcPr/>
+          <w:p>
+            <w:pPr>
+              <w:pStyle w:val="Compact"/>
+            </w:pPr>
+            <w:r>
+              <w:t xml:space="preserve">P2</w:t>
+            </w:r>
+          </w:p>
+        </w:tc>
+        <w:tc>
+          <w:tcPr/>
+          <w:p>
+            <w:pPr>
+              <w:pStyle w:val="Compact"/>
+            </w:pPr>
+            <w:r>
+              <w:t xml:space="preserve">REQ-STU-10</w:t>
+            </w:r>
+          </w:p>
+        </w:tc>
+      </w:tr>
+      <w:tr>
+        <w:tc>
+          <w:tcPr/>
+          <w:p>
+            <w:pPr>
+              <w:pStyle w:val="Compact"/>
+            </w:pPr>
+            <w:r>
+              <w:t xml:space="preserve">UC-GRA-02</w:t>
+            </w:r>
+          </w:p>
+        </w:tc>
+        <w:tc>
+          <w:tcPr/>
+          <w:p>
+            <w:pPr>
+              <w:pStyle w:val="Compact"/>
+            </w:pPr>
+            <w:r>
+              <w:rPr>
+                <w:rFonts w:hint="eastAsia"/>
+              </w:rPr>
+              <w:t xml:space="preserve">查询导师信息</w:t>
+            </w:r>
+          </w:p>
+        </w:tc>
+        <w:tc>
+          <w:tcPr/>
+          <w:p>
+            <w:pPr>
+              <w:pStyle w:val="Compact"/>
+            </w:pPr>
+            <w:r>
+              <w:rPr>
+                <w:rFonts w:hint="eastAsia"/>
+              </w:rPr>
+              <w:t xml:space="preserve">研究生</w:t>
+            </w:r>
+          </w:p>
+        </w:tc>
+        <w:tc>
+          <w:tcPr/>
+          <w:p>
+            <w:pPr>
+              <w:pStyle w:val="Compact"/>
+            </w:pPr>
+            <w:r>
+              <w:t xml:space="preserve">P0</w:t>
+            </w:r>
+          </w:p>
+        </w:tc>
+        <w:tc>
+          <w:tcPr/>
+          <w:p>
+            <w:pPr>
+              <w:pStyle w:val="Compact"/>
+            </w:pPr>
+            <w:r>
+              <w:t xml:space="preserve">REQ-GRA-02</w:t>
+            </w:r>
+          </w:p>
+        </w:tc>
+      </w:tr>
+      <w:tr>
+        <w:tc>
+          <w:tcPr/>
+          <w:p>
+            <w:pPr>
+              <w:pStyle w:val="Compact"/>
+            </w:pPr>
+            <w:r>
+              <w:t xml:space="preserve">UC-GRA-03</w:t>
+            </w:r>
+          </w:p>
+        </w:tc>
+        <w:tc>
+          <w:tcPr/>
+          <w:p>
+            <w:pPr>
+              <w:pStyle w:val="Compact"/>
+            </w:pPr>
+            <w:r>
+              <w:rPr>
+                <w:rFonts w:hint="eastAsia"/>
+              </w:rPr>
+              <w:t xml:space="preserve">查询培养方案</w:t>
+            </w:r>
+          </w:p>
+        </w:tc>
+        <w:tc>
+          <w:tcPr/>
+          <w:p>
+            <w:pPr>
+              <w:pStyle w:val="Compact"/>
+            </w:pPr>
+            <w:r>
+              <w:rPr>
+                <w:rFonts w:hint="eastAsia"/>
+              </w:rPr>
+              <w:t xml:space="preserve">研究生</w:t>
+            </w:r>
+          </w:p>
+        </w:tc>
+        <w:tc>
+          <w:tcPr/>
+          <w:p>
+            <w:pPr>
+              <w:pStyle w:val="Compact"/>
+            </w:pPr>
+            <w:r>
+              <w:t xml:space="preserve">P0</w:t>
+            </w:r>
+          </w:p>
+        </w:tc>
+        <w:tc>
+          <w:tcPr/>
+          <w:p>
+            <w:pPr>
+              <w:pStyle w:val="Compact"/>
+            </w:pPr>
+            <w:r>
+              <w:t xml:space="preserve">REQ-GRA-03</w:t>
+            </w:r>
+          </w:p>
+        </w:tc>
+      </w:tr>
+      <w:tr>
+        <w:tc>
+          <w:tcPr/>
+          <w:p>
+            <w:pPr>
+              <w:pStyle w:val="Compact"/>
+            </w:pPr>
+            <w:r>
+              <w:t xml:space="preserve">UC-GRA-04</w:t>
+            </w:r>
+          </w:p>
+        </w:tc>
+        <w:tc>
+          <w:tcPr/>
+          <w:p>
+            <w:pPr>
+              <w:pStyle w:val="Compact"/>
+            </w:pPr>
+            <w:r>
+              <w:rPr>
+                <w:rFonts w:hint="eastAsia"/>
+              </w:rPr>
+              <w:t xml:space="preserve">查询论文流程</w:t>
+            </w:r>
+          </w:p>
+        </w:tc>
+        <w:tc>
+          <w:tcPr/>
+          <w:p>
+            <w:pPr>
+              <w:pStyle w:val="Compact"/>
+            </w:pPr>
+            <w:r>
+              <w:rPr>
+                <w:rFonts w:hint="eastAsia"/>
+              </w:rPr>
+              <w:t xml:space="preserve">研究生</w:t>
+            </w:r>
+          </w:p>
+        </w:tc>
+        <w:tc>
+          <w:tcPr/>
+          <w:p>
+            <w:pPr>
+              <w:pStyle w:val="Compact"/>
+            </w:pPr>
+            <w:r>
+              <w:t xml:space="preserve">P1</w:t>
+            </w:r>
+          </w:p>
+        </w:tc>
+        <w:tc>
+          <w:tcPr/>
+          <w:p>
+            <w:pPr>
+              <w:pStyle w:val="Compact"/>
+            </w:pPr>
+            <w:r>
+              <w:t xml:space="preserve">REQ-GRA-04</w:t>
+            </w:r>
+          </w:p>
+        </w:tc>
+      </w:tr>
+      <w:tr>
+        <w:tc>
+          <w:tcPr/>
+          <w:p>
+            <w:pPr>
+              <w:pStyle w:val="Compact"/>
+            </w:pPr>
+            <w:r>
+              <w:t xml:space="preserve">UC-GRA-05</w:t>
+            </w:r>
+          </w:p>
+        </w:tc>
+        <w:tc>
+          <w:tcPr/>
+          <w:p>
+            <w:pPr>
+              <w:pStyle w:val="Compact"/>
+            </w:pPr>
+            <w:r>
+              <w:rPr>
+                <w:rFonts w:hint="eastAsia"/>
+              </w:rPr>
+              <w:t xml:space="preserve">查询实验室信息</w:t>
+            </w:r>
+          </w:p>
+        </w:tc>
+        <w:tc>
+          <w:tcPr/>
+          <w:p>
+            <w:pPr>
+              <w:pStyle w:val="Compact"/>
+            </w:pPr>
+            <w:r>
+              <w:rPr>
+                <w:rFonts w:hint="eastAsia"/>
+              </w:rPr>
+              <w:t xml:space="preserve">研究生</w:t>
+            </w:r>
+          </w:p>
+        </w:tc>
+        <w:tc>
+          <w:tcPr/>
+          <w:p>
+            <w:pPr>
+              <w:pStyle w:val="Compact"/>
+            </w:pPr>
+            <w:r>
+              <w:t xml:space="preserve">P1</w:t>
+            </w:r>
+          </w:p>
+        </w:tc>
+        <w:tc>
+          <w:tcPr/>
+          <w:p>
+            <w:pPr>
+              <w:pStyle w:val="Compact"/>
+            </w:pPr>
+            <w:r>
+              <w:t xml:space="preserve">REQ-GRA-05</w:t>
+            </w:r>
+          </w:p>
+        </w:tc>
+      </w:tr>
+      <w:tr>
+        <w:tc>
+          <w:tcPr/>
+          <w:p>
+            <w:pPr>
+              <w:pStyle w:val="Compact"/>
+            </w:pPr>
+            <w:r>
+              <w:t xml:space="preserve">UC-GRA-06</w:t>
+            </w:r>
+          </w:p>
+        </w:tc>
+        <w:tc>
+          <w:tcPr/>
+          <w:p>
+            <w:pPr>
+              <w:pStyle w:val="Compact"/>
+            </w:pPr>
+            <w:r>
+              <w:rPr>
+                <w:rFonts w:hint="eastAsia"/>
+              </w:rPr>
+              <w:t xml:space="preserve">查询学术活动</w:t>
+            </w:r>
+          </w:p>
+        </w:tc>
+        <w:tc>
+          <w:tcPr/>
+          <w:p>
+            <w:pPr>
+              <w:pStyle w:val="Compact"/>
+            </w:pPr>
+            <w:r>
+              <w:rPr>
+                <w:rFonts w:hint="eastAsia"/>
+              </w:rPr>
+              <w:t xml:space="preserve">研究生</w:t>
+            </w:r>
+          </w:p>
+        </w:tc>
+        <w:tc>
+          <w:tcPr/>
+          <w:p>
+            <w:pPr>
+              <w:pStyle w:val="Compact"/>
+            </w:pPr>
+            <w:r>
+              <w:t xml:space="preserve">P2</w:t>
+            </w:r>
+          </w:p>
+        </w:tc>
+        <w:tc>
+          <w:tcPr/>
+          <w:p>
+            <w:pPr>
+              <w:pStyle w:val="Compact"/>
+            </w:pPr>
+            <w:r>
+              <w:t xml:space="preserve">REQ-GRA-06</w:t>
+            </w:r>
+          </w:p>
+        </w:tc>
+      </w:tr>
+      <w:tr>
+        <w:tc>
+          <w:tcPr/>
+          <w:p>
+            <w:pPr>
+              <w:pStyle w:val="Compact"/>
+            </w:pPr>
+            <w:r>
+              <w:t xml:space="preserve">UC-GRA-07</w:t>
+            </w:r>
+          </w:p>
+        </w:tc>
+        <w:tc>
+          <w:tcPr/>
+          <w:p>
+            <w:pPr>
+              <w:pStyle w:val="Compact"/>
+            </w:pPr>
+            <w:r>
+              <w:rPr>
+                <w:rFonts w:hint="eastAsia"/>
+              </w:rPr>
+              <w:t xml:space="preserve">查询助教信息</w:t>
+            </w:r>
+          </w:p>
+        </w:tc>
+        <w:tc>
+          <w:tcPr/>
+          <w:p>
+            <w:pPr>
+              <w:pStyle w:val="Compact"/>
+            </w:pPr>
+            <w:r>
+              <w:rPr>
+                <w:rFonts w:hint="eastAsia"/>
+              </w:rPr>
+              <w:t xml:space="preserve">研究生</w:t>
+            </w:r>
+          </w:p>
+        </w:tc>
+        <w:tc>
+          <w:tcPr/>
+          <w:p>
+            <w:pPr>
+              <w:pStyle w:val="Compact"/>
+            </w:pPr>
+            <w:r>
+              <w:t xml:space="preserve">P2</w:t>
+            </w:r>
+          </w:p>
+        </w:tc>
+        <w:tc>
+          <w:tcPr/>
+          <w:p>
+            <w:pPr>
+              <w:pStyle w:val="Compact"/>
+            </w:pPr>
+            <w:r>
+              <w:t xml:space="preserve">REQ-GRA-07</w:t>
+            </w:r>
+          </w:p>
+        </w:tc>
+      </w:tr>
+      <w:tr>
+        <w:tc>
+          <w:tcPr/>
+          <w:p>
+            <w:pPr>
+              <w:pStyle w:val="Compact"/>
+            </w:pPr>
+            <w:r>
+              <w:t xml:space="preserve">UC-TEA-01</w:t>
+            </w:r>
+          </w:p>
+        </w:tc>
+        <w:tc>
+          <w:tcPr/>
+          <w:p>
+            <w:pPr>
+              <w:pStyle w:val="Compact"/>
+            </w:pPr>
+            <w:r>
+              <w:rPr>
+                <w:rFonts w:hint="eastAsia"/>
+              </w:rPr>
+              <w:t xml:space="preserve">查询授课课表</w:t>
+            </w:r>
+          </w:p>
+        </w:tc>
+        <w:tc>
+          <w:tcPr/>
+          <w:p>
+            <w:pPr>
+              <w:pStyle w:val="Compact"/>
+            </w:pPr>
+            <w:r>
+              <w:rPr>
+                <w:rFonts w:hint="eastAsia"/>
+              </w:rPr>
+              <w:t xml:space="preserve">教师</w:t>
+            </w:r>
+          </w:p>
+        </w:tc>
+        <w:tc>
+          <w:tcPr/>
+          <w:p>
+            <w:pPr>
+              <w:pStyle w:val="Compact"/>
+            </w:pPr>
+            <w:r>
+              <w:t xml:space="preserve">P0</w:t>
+            </w:r>
+          </w:p>
+        </w:tc>
+        <w:tc>
+          <w:tcPr/>
+          <w:p>
+            <w:pPr>
+              <w:pStyle w:val="Compact"/>
+            </w:pPr>
+            <w:r>
+              <w:t xml:space="preserve">REQ-TEA-01</w:t>
+            </w:r>
+          </w:p>
+        </w:tc>
+      </w:tr>
+      <w:tr>
+        <w:tc>
+          <w:tcPr/>
+          <w:p>
+            <w:pPr>
+              <w:pStyle w:val="Compact"/>
+            </w:pPr>
+            <w:r>
+              <w:t xml:space="preserve">UC-TEA-02</w:t>
+            </w:r>
+          </w:p>
+        </w:tc>
+        <w:tc>
+          <w:tcPr/>
+          <w:p>
+            <w:pPr>
+              <w:pStyle w:val="Compact"/>
+            </w:pPr>
+            <w:r>
+              <w:rPr>
+                <w:rFonts w:hint="eastAsia"/>
+              </w:rPr>
+              <w:t xml:space="preserve">查询学生名单</w:t>
+            </w:r>
+          </w:p>
+        </w:tc>
+        <w:tc>
+          <w:tcPr/>
+          <w:p>
+            <w:pPr>
+              <w:pStyle w:val="Compact"/>
+            </w:pPr>
+            <w:r>
+              <w:rPr>
+                <w:rFonts w:hint="eastAsia"/>
+              </w:rPr>
+              <w:t xml:space="preserve">教师</w:t>
+            </w:r>
+          </w:p>
+        </w:tc>
+        <w:tc>
+          <w:tcPr/>
+          <w:p>
+            <w:pPr>
+              <w:pStyle w:val="Compact"/>
+            </w:pPr>
+            <w:r>
+              <w:t xml:space="preserve">P0</w:t>
+            </w:r>
+          </w:p>
+        </w:tc>
+        <w:tc>
+          <w:tcPr/>
+          <w:p>
+            <w:pPr>
+              <w:pStyle w:val="Compact"/>
+            </w:pPr>
+            <w:r>
+              <w:t xml:space="preserve">REQ-TEA-02</w:t>
+            </w:r>
+          </w:p>
+        </w:tc>
+      </w:tr>
+      <w:tr>
+        <w:tc>
+          <w:tcPr/>
+          <w:p>
+            <w:pPr>
+              <w:pStyle w:val="Compact"/>
+            </w:pPr>
+            <w:r>
+              <w:t xml:space="preserve">UC-TEA-03</w:t>
+            </w:r>
+          </w:p>
+        </w:tc>
+        <w:tc>
+          <w:tcPr/>
+          <w:p>
+            <w:pPr>
+              <w:pStyle w:val="Compact"/>
+            </w:pPr>
+            <w:r>
+              <w:rPr>
+                <w:rFonts w:hint="eastAsia"/>
+              </w:rPr>
+              <w:t xml:space="preserve">查询监考安排</w:t>
+            </w:r>
+          </w:p>
+        </w:tc>
+        <w:tc>
+          <w:tcPr/>
+          <w:p>
+            <w:pPr>
+              <w:pStyle w:val="Compact"/>
+            </w:pPr>
+            <w:r>
+              <w:rPr>
+                <w:rFonts w:hint="eastAsia"/>
+              </w:rPr>
+              <w:t xml:space="preserve">教师</w:t>
+            </w:r>
+          </w:p>
+        </w:tc>
+        <w:tc>
+          <w:tcPr/>
+          <w:p>
+            <w:pPr>
+              <w:pStyle w:val="Compact"/>
+            </w:pPr>
+            <w:r>
+              <w:t xml:space="preserve">P0</w:t>
+            </w:r>
+          </w:p>
+        </w:tc>
+        <w:tc>
+          <w:tcPr/>
+          <w:p>
+            <w:pPr>
+              <w:pStyle w:val="Compact"/>
+            </w:pPr>
+            <w:r>
+              <w:t xml:space="preserve">REQ-TEA-03</w:t>
+            </w:r>
+          </w:p>
+        </w:tc>
+      </w:tr>
+      <w:tr>
+        <w:tc>
+          <w:tcPr/>
+          <w:p>
+            <w:pPr>
+              <w:pStyle w:val="Compact"/>
+            </w:pPr>
+            <w:r>
+              <w:t xml:space="preserve">UC-TEA-04</w:t>
+            </w:r>
+          </w:p>
+        </w:tc>
+        <w:tc>
+          <w:tcPr/>
+          <w:p>
+            <w:pPr>
+              <w:pStyle w:val="Compact"/>
+            </w:pPr>
+            <w:r>
+              <w:rPr>
+                <w:rFonts w:hint="eastAsia"/>
+              </w:rPr>
+              <w:t xml:space="preserve">查询教学日历</w:t>
+            </w:r>
+          </w:p>
+        </w:tc>
+        <w:tc>
+          <w:tcPr/>
+          <w:p>
+            <w:pPr>
+              <w:pStyle w:val="Compact"/>
+            </w:pPr>
+            <w:r>
+              <w:rPr>
+                <w:rFonts w:hint="eastAsia"/>
+              </w:rPr>
+              <w:t xml:space="preserve">教师</w:t>
+            </w:r>
+          </w:p>
+        </w:tc>
+        <w:tc>
+          <w:tcPr/>
+          <w:p>
+            <w:pPr>
+              <w:pStyle w:val="Compact"/>
+            </w:pPr>
+            <w:r>
+              <w:t xml:space="preserve">P1</w:t>
+            </w:r>
+          </w:p>
+        </w:tc>
+        <w:tc>
+          <w:tcPr/>
+          <w:p>
+            <w:pPr>
+              <w:pStyle w:val="Compact"/>
+            </w:pPr>
+            <w:r>
+              <w:t xml:space="preserve">REQ-TEA-04</w:t>
+            </w:r>
+          </w:p>
+        </w:tc>
+      </w:tr>
+      <w:tr>
+        <w:tc>
+          <w:tcPr/>
+          <w:p>
+            <w:pPr>
+              <w:pStyle w:val="Compact"/>
+            </w:pPr>
+            <w:r>
+              <w:t xml:space="preserve">UC-TEA-05</w:t>
+            </w:r>
+          </w:p>
+        </w:tc>
+        <w:tc>
+          <w:tcPr/>
+          <w:p>
+            <w:pPr>
+              <w:pStyle w:val="Compact"/>
+            </w:pPr>
+            <w:r>
+              <w:rPr>
+                <w:rFonts w:hint="eastAsia"/>
+              </w:rPr>
+              <w:t xml:space="preserve">查询教室借用流程</w:t>
+            </w:r>
+          </w:p>
+        </w:tc>
+        <w:tc>
+          <w:tcPr/>
+          <w:p>
+            <w:pPr>
+              <w:pStyle w:val="Compact"/>
+            </w:pPr>
+            <w:r>
+              <w:rPr>
+                <w:rFonts w:hint="eastAsia"/>
+              </w:rPr>
+              <w:t xml:space="preserve">教师</w:t>
+            </w:r>
+          </w:p>
+        </w:tc>
+        <w:tc>
+          <w:tcPr/>
+          <w:p>
+            <w:pPr>
+              <w:pStyle w:val="Compact"/>
+            </w:pPr>
+            <w:r>
+              <w:t xml:space="preserve">P1</w:t>
+            </w:r>
+          </w:p>
+        </w:tc>
+        <w:tc>
+          <w:tcPr/>
+          <w:p>
+            <w:pPr>
+              <w:pStyle w:val="Compact"/>
+            </w:pPr>
+            <w:r>
+              <w:t xml:space="preserve">REQ-TEA-05</w:t>
+            </w:r>
+          </w:p>
+        </w:tc>
+      </w:tr>
+      <w:tr>
+        <w:tc>
+          <w:tcPr/>
+          <w:p>
+            <w:pPr>
+              <w:pStyle w:val="Compact"/>
+            </w:pPr>
+            <w:r>
+              <w:t xml:space="preserve">UC-TEA-06</w:t>
+            </w:r>
+          </w:p>
+        </w:tc>
+        <w:tc>
+          <w:tcPr/>
+          <w:p>
+            <w:pPr>
+              <w:pStyle w:val="Compact"/>
+            </w:pPr>
+            <w:r>
+              <w:rPr>
+                <w:rFonts w:hint="eastAsia"/>
+              </w:rPr>
+              <w:t xml:space="preserve">查询教学规章</w:t>
+            </w:r>
+          </w:p>
+        </w:tc>
+        <w:tc>
+          <w:tcPr/>
+          <w:p>
+            <w:pPr>
+              <w:pStyle w:val="Compact"/>
+            </w:pPr>
+            <w:r>
+              <w:rPr>
+                <w:rFonts w:hint="eastAsia"/>
+              </w:rPr>
+              <w:t xml:space="preserve">教师</w:t>
+            </w:r>
+          </w:p>
+        </w:tc>
+        <w:tc>
+          <w:tcPr/>
+          <w:p>
+            <w:pPr>
+              <w:pStyle w:val="Compact"/>
+            </w:pPr>
+            <w:r>
+              <w:t xml:space="preserve">P1</w:t>
+            </w:r>
+          </w:p>
+        </w:tc>
+        <w:tc>
+          <w:tcPr/>
+          <w:p>
+            <w:pPr>
+              <w:pStyle w:val="Compact"/>
+            </w:pPr>
+            <w:r>
+              <w:t xml:space="preserve">REQ-TEA-06</w:t>
+            </w:r>
+          </w:p>
+        </w:tc>
+      </w:tr>
+      <w:tr>
+        <w:tc>
+          <w:tcPr/>
+          <w:p>
+            <w:pPr>
+              <w:pStyle w:val="Compact"/>
+            </w:pPr>
+            <w:r>
+              <w:t xml:space="preserve">UC-TEA-07</w:t>
+            </w:r>
+          </w:p>
+        </w:tc>
+        <w:tc>
+          <w:tcPr/>
+          <w:p>
+            <w:pPr>
+              <w:pStyle w:val="Compact"/>
+            </w:pPr>
+            <w:r>
+              <w:rPr>
+                <w:rFonts w:hint="eastAsia"/>
+              </w:rPr>
+              <w:t xml:space="preserve">查询科研信息</w:t>
+            </w:r>
+          </w:p>
+        </w:tc>
+        <w:tc>
+          <w:tcPr/>
+          <w:p>
+            <w:pPr>
+              <w:pStyle w:val="Compact"/>
+            </w:pPr>
+            <w:r>
+              <w:rPr>
+                <w:rFonts w:hint="eastAsia"/>
+              </w:rPr>
+              <w:t xml:space="preserve">教师</w:t>
+            </w:r>
+          </w:p>
+        </w:tc>
+        <w:tc>
+          <w:tcPr/>
+          <w:p>
+            <w:pPr>
+              <w:pStyle w:val="Compact"/>
+            </w:pPr>
+            <w:r>
+              <w:t xml:space="preserve">P2</w:t>
+            </w:r>
+          </w:p>
+        </w:tc>
+        <w:tc>
+          <w:tcPr/>
+          <w:p>
+            <w:pPr>
+              <w:pStyle w:val="Compact"/>
+            </w:pPr>
+            <w:r>
+              <w:t xml:space="preserve">REQ-TEA-07</w:t>
+            </w:r>
+          </w:p>
+        </w:tc>
+      </w:tr>
+      <w:tr>
+        <w:tc>
+          <w:tcPr/>
+          <w:p>
+            <w:pPr>
+              <w:pStyle w:val="Compact"/>
+            </w:pPr>
+            <w:r>
+              <w:t xml:space="preserve">UC-COU-01</w:t>
+            </w:r>
+          </w:p>
+        </w:tc>
+        <w:tc>
+          <w:tcPr/>
+          <w:p>
+            <w:pPr>
+              <w:pStyle w:val="Compact"/>
+            </w:pPr>
+            <w:r>
+              <w:rPr>
+                <w:rFonts w:hint="eastAsia"/>
+              </w:rPr>
+              <w:t xml:space="preserve">查询学生信息</w:t>
+            </w:r>
+          </w:p>
+        </w:tc>
+        <w:tc>
+          <w:tcPr/>
+          <w:p>
+            <w:pPr>
+              <w:pStyle w:val="Compact"/>
+            </w:pPr>
+            <w:r>
+              <w:rPr>
+                <w:rFonts w:hint="eastAsia"/>
+              </w:rPr>
+              <w:t xml:space="preserve">辅导员</w:t>
+            </w:r>
+          </w:p>
+        </w:tc>
+        <w:tc>
+          <w:tcPr/>
+          <w:p>
+            <w:pPr>
+              <w:pStyle w:val="Compact"/>
+            </w:pPr>
+            <w:r>
+              <w:t xml:space="preserve">P0</w:t>
+            </w:r>
+          </w:p>
+        </w:tc>
+        <w:tc>
+          <w:tcPr/>
+          <w:p>
+            <w:pPr>
+              <w:pStyle w:val="Compact"/>
+            </w:pPr>
+            <w:r>
+              <w:t xml:space="preserve">REQ-COU-01</w:t>
+            </w:r>
+          </w:p>
+        </w:tc>
+      </w:tr>
+      <w:tr>
+        <w:tc>
+          <w:tcPr/>
+          <w:p>
+            <w:pPr>
+              <w:pStyle w:val="Compact"/>
+            </w:pPr>
+            <w:r>
+              <w:t xml:space="preserve">UC-COU-02</w:t>
+            </w:r>
+          </w:p>
+        </w:tc>
+        <w:tc>
+          <w:tcPr/>
+          <w:p>
+            <w:pPr>
+              <w:pStyle w:val="Compact"/>
+            </w:pPr>
+            <w:r>
+              <w:rPr>
+                <w:rFonts w:hint="eastAsia"/>
+              </w:rPr>
+              <w:t xml:space="preserve">查询学业预警</w:t>
+            </w:r>
+          </w:p>
+        </w:tc>
+        <w:tc>
+          <w:tcPr/>
+          <w:p>
+            <w:pPr>
+              <w:pStyle w:val="Compact"/>
+            </w:pPr>
+            <w:r>
+              <w:rPr>
+                <w:rFonts w:hint="eastAsia"/>
+              </w:rPr>
+              <w:t xml:space="preserve">辅导员</w:t>
+            </w:r>
+          </w:p>
+        </w:tc>
+        <w:tc>
+          <w:tcPr/>
+          <w:p>
+            <w:pPr>
+              <w:pStyle w:val="Compact"/>
+            </w:pPr>
+            <w:r>
+              <w:t xml:space="preserve">P0</w:t>
+            </w:r>
+          </w:p>
+        </w:tc>
+        <w:tc>
+          <w:tcPr/>
+          <w:p>
+            <w:pPr>
+              <w:pStyle w:val="Compact"/>
+            </w:pPr>
+            <w:r>
+              <w:t xml:space="preserve">REQ-COU-02</w:t>
+            </w:r>
+          </w:p>
+        </w:tc>
+      </w:tr>
+      <w:tr>
+        <w:tc>
+          <w:tcPr/>
+          <w:p>
+            <w:pPr>
+              <w:pStyle w:val="Compact"/>
+            </w:pPr>
+            <w:r>
+              <w:t xml:space="preserve">UC-COU-03</w:t>
+            </w:r>
+          </w:p>
+        </w:tc>
+        <w:tc>
+          <w:tcPr/>
+          <w:p>
+            <w:pPr>
+              <w:pStyle w:val="Compact"/>
+            </w:pPr>
+            <w:r>
+              <w:rPr>
+                <w:rFonts w:hint="eastAsia"/>
+              </w:rPr>
+              <w:t xml:space="preserve">查询请假流程</w:t>
+            </w:r>
+          </w:p>
+        </w:tc>
+        <w:tc>
+          <w:tcPr/>
+          <w:p>
+            <w:pPr>
+              <w:pStyle w:val="Compact"/>
+            </w:pPr>
+            <w:r>
+              <w:rPr>
+                <w:rFonts w:hint="eastAsia"/>
+              </w:rPr>
+              <w:t xml:space="preserve">辅导员</w:t>
+            </w:r>
+          </w:p>
+        </w:tc>
+        <w:tc>
+          <w:tcPr/>
+          <w:p>
+            <w:pPr>
+              <w:pStyle w:val="Compact"/>
+            </w:pPr>
+            <w:r>
+              <w:t xml:space="preserve">P1</w:t>
+            </w:r>
+          </w:p>
+        </w:tc>
+        <w:tc>
+          <w:tcPr/>
+          <w:p>
+            <w:pPr>
+              <w:pStyle w:val="Compact"/>
+            </w:pPr>
+            <w:r>
+              <w:t xml:space="preserve">REQ-COU-03</w:t>
+            </w:r>
+          </w:p>
+        </w:tc>
+      </w:tr>
+      <w:tr>
+        <w:tc>
+          <w:tcPr/>
+          <w:p>
+            <w:pPr>
+              <w:pStyle w:val="Compact"/>
+            </w:pPr>
+            <w:r>
+              <w:t xml:space="preserve">UC-COU-04</w:t>
+            </w:r>
+          </w:p>
+        </w:tc>
+        <w:tc>
+          <w:tcPr/>
+          <w:p>
+            <w:pPr>
+              <w:pStyle w:val="Compact"/>
+            </w:pPr>
+            <w:r>
+              <w:rPr>
+                <w:rFonts w:hint="eastAsia"/>
+              </w:rPr>
+              <w:t xml:space="preserve">查询资助政策</w:t>
+            </w:r>
+          </w:p>
+        </w:tc>
+        <w:tc>
+          <w:tcPr/>
+          <w:p>
+            <w:pPr>
+              <w:pStyle w:val="Compact"/>
+            </w:pPr>
+            <w:r>
+              <w:rPr>
+                <w:rFonts w:hint="eastAsia"/>
+              </w:rPr>
+              <w:t xml:space="preserve">辅导员</w:t>
+            </w:r>
+          </w:p>
+        </w:tc>
+        <w:tc>
+          <w:tcPr/>
+          <w:p>
+            <w:pPr>
+              <w:pStyle w:val="Compact"/>
+            </w:pPr>
+            <w:r>
+              <w:t xml:space="preserve">P1</w:t>
+            </w:r>
+          </w:p>
+        </w:tc>
+        <w:tc>
+          <w:tcPr/>
+          <w:p>
+            <w:pPr>
+              <w:pStyle w:val="Compact"/>
+            </w:pPr>
+            <w:r>
+              <w:t xml:space="preserve">REQ-COU-04</w:t>
+            </w:r>
+          </w:p>
+        </w:tc>
+      </w:tr>
+      <w:tr>
+        <w:tc>
+          <w:tcPr/>
+          <w:p>
+            <w:pPr>
+              <w:pStyle w:val="Compact"/>
+            </w:pPr>
+            <w:r>
+              <w:t xml:space="preserve">UC-COU-05</w:t>
+            </w:r>
+          </w:p>
+        </w:tc>
+        <w:tc>
+          <w:tcPr/>
+          <w:p>
+            <w:pPr>
+              <w:pStyle w:val="Compact"/>
+            </w:pPr>
+            <w:r>
+              <w:rPr>
+                <w:rFonts w:hint="eastAsia"/>
+              </w:rPr>
+              <w:t xml:space="preserve">查询处分规定</w:t>
+            </w:r>
+          </w:p>
+        </w:tc>
+        <w:tc>
+          <w:tcPr/>
+          <w:p>
+            <w:pPr>
+              <w:pStyle w:val="Compact"/>
+            </w:pPr>
+            <w:r>
+              <w:rPr>
+                <w:rFonts w:hint="eastAsia"/>
+              </w:rPr>
+              <w:t xml:space="preserve">辅导员</w:t>
+            </w:r>
+          </w:p>
+        </w:tc>
+        <w:tc>
+          <w:tcPr/>
+          <w:p>
+            <w:pPr>
+              <w:pStyle w:val="Compact"/>
+            </w:pPr>
+            <w:r>
+              <w:t xml:space="preserve">P1</w:t>
+            </w:r>
+          </w:p>
+        </w:tc>
+        <w:tc>
+          <w:tcPr/>
+          <w:p>
+            <w:pPr>
+              <w:pStyle w:val="Compact"/>
+            </w:pPr>
+            <w:r>
+              <w:t xml:space="preserve">REQ-COU-05</w:t>
+            </w:r>
+          </w:p>
+        </w:tc>
+      </w:tr>
+      <w:tr>
+        <w:tc>
+          <w:tcPr/>
+          <w:p>
+            <w:pPr>
+              <w:pStyle w:val="Compact"/>
+            </w:pPr>
+            <w:r>
+              <w:t xml:space="preserve">UC-COU-06</w:t>
+            </w:r>
+          </w:p>
+        </w:tc>
+        <w:tc>
+          <w:tcPr/>
+          <w:p>
+            <w:pPr>
+              <w:pStyle w:val="Compact"/>
+            </w:pPr>
+            <w:r>
+              <w:rPr>
+                <w:rFonts w:hint="eastAsia"/>
+              </w:rPr>
+              <w:t xml:space="preserve">查询就业信息</w:t>
+            </w:r>
+          </w:p>
+        </w:tc>
+        <w:tc>
+          <w:tcPr/>
+          <w:p>
+            <w:pPr>
+              <w:pStyle w:val="Compact"/>
+            </w:pPr>
+            <w:r>
+              <w:rPr>
+                <w:rFonts w:hint="eastAsia"/>
+              </w:rPr>
+              <w:t xml:space="preserve">辅导员</w:t>
+            </w:r>
+          </w:p>
+        </w:tc>
+        <w:tc>
+          <w:tcPr/>
+          <w:p>
+            <w:pPr>
+              <w:pStyle w:val="Compact"/>
+            </w:pPr>
+            <w:r>
+              <w:t xml:space="preserve">P2</w:t>
+            </w:r>
+          </w:p>
+        </w:tc>
+        <w:tc>
+          <w:tcPr/>
+          <w:p>
+            <w:pPr>
+              <w:pStyle w:val="Compact"/>
+            </w:pPr>
+            <w:r>
+              <w:t xml:space="preserve">REQ-COU-06</w:t>
+            </w:r>
+          </w:p>
+        </w:tc>
+      </w:tr>
+      <w:tr>
+        <w:tc>
+          <w:tcPr/>
+          <w:p>
+            <w:pPr>
+              <w:pStyle w:val="Compact"/>
+            </w:pPr>
+            <w:r>
+              <w:t xml:space="preserve">UC-ADM-01</w:t>
+            </w:r>
+          </w:p>
+        </w:tc>
+        <w:tc>
+          <w:tcPr/>
+          <w:p>
+            <w:pPr>
+              <w:pStyle w:val="Compact"/>
+            </w:pPr>
+            <w:r>
+              <w:rPr>
+                <w:rFonts w:hint="eastAsia"/>
+              </w:rPr>
+              <w:t xml:space="preserve">管理知识库条目</w:t>
+            </w:r>
+          </w:p>
+        </w:tc>
+        <w:tc>
+          <w:tcPr/>
+          <w:p>
+            <w:pPr>
+              <w:pStyle w:val="Compact"/>
+            </w:pPr>
+            <w:r>
+              <w:rPr>
+                <w:rFonts w:hint="eastAsia"/>
+              </w:rPr>
+              <w:t xml:space="preserve">行政管理员</w:t>
+            </w:r>
+          </w:p>
+        </w:tc>
+        <w:tc>
+          <w:tcPr/>
+          <w:p>
+            <w:pPr>
+              <w:pStyle w:val="Compact"/>
+            </w:pPr>
+            <w:r>
+              <w:t xml:space="preserve">P0</w:t>
+            </w:r>
+          </w:p>
+        </w:tc>
+        <w:tc>
+          <w:tcPr/>
+          <w:p>
+            <w:pPr>
+              <w:pStyle w:val="Compact"/>
+            </w:pPr>
+            <w:r>
+              <w:t xml:space="preserve">REQ-ADM-01</w:t>
+            </w:r>
+          </w:p>
+        </w:tc>
+      </w:tr>
+      <w:tr>
+        <w:tc>
+          <w:tcPr/>
+          <w:p>
+            <w:pPr>
+              <w:pStyle w:val="Compact"/>
+            </w:pPr>
+            <w:r>
+              <w:t xml:space="preserve">UC-ADM-02</w:t>
+            </w:r>
+          </w:p>
+        </w:tc>
+        <w:tc>
+          <w:tcPr/>
+          <w:p>
+            <w:pPr>
+              <w:pStyle w:val="Compact"/>
+            </w:pPr>
+            <w:r>
+              <w:rPr>
+                <w:rFonts w:hint="eastAsia"/>
+              </w:rPr>
+              <w:t xml:space="preserve">查看数据统计</w:t>
+            </w:r>
+          </w:p>
+        </w:tc>
+        <w:tc>
+          <w:tcPr/>
+          <w:p>
+            <w:pPr>
+              <w:pStyle w:val="Compact"/>
+            </w:pPr>
+            <w:r>
+              <w:rPr>
+                <w:rFonts w:hint="eastAsia"/>
+              </w:rPr>
+              <w:t xml:space="preserve">行政管理员</w:t>
+            </w:r>
+          </w:p>
+        </w:tc>
+        <w:tc>
+          <w:tcPr/>
+          <w:p>
+            <w:pPr>
+              <w:pStyle w:val="Compact"/>
+            </w:pPr>
+            <w:r>
+              <w:t xml:space="preserve">P0</w:t>
+            </w:r>
+          </w:p>
+        </w:tc>
+        <w:tc>
+          <w:tcPr/>
+          <w:p>
+            <w:pPr>
+              <w:pStyle w:val="Compact"/>
+            </w:pPr>
+            <w:r>
+              <w:t xml:space="preserve">REQ-ADM-02</w:t>
+            </w:r>
+          </w:p>
+        </w:tc>
+      </w:tr>
+      <w:tr>
+        <w:tc>
+          <w:tcPr/>
+          <w:p>
+            <w:pPr>
+              <w:pStyle w:val="Compact"/>
+            </w:pPr>
+            <w:r>
+              <w:t xml:space="preserve">UC-ADM-03</w:t>
+            </w:r>
+          </w:p>
+        </w:tc>
+        <w:tc>
+          <w:tcPr/>
+          <w:p>
+            <w:pPr>
+              <w:pStyle w:val="Compact"/>
+            </w:pPr>
+            <w:r>
+              <w:rPr>
+                <w:rFonts w:hint="eastAsia"/>
+              </w:rPr>
+              <w:t xml:space="preserve">批量导入导出</w:t>
+            </w:r>
+          </w:p>
+        </w:tc>
+        <w:tc>
+          <w:tcPr/>
+          <w:p>
+            <w:pPr>
+              <w:pStyle w:val="Compact"/>
+            </w:pPr>
+            <w:r>
+              <w:rPr>
+                <w:rFonts w:hint="eastAsia"/>
+              </w:rPr>
+              <w:t xml:space="preserve">行政管理员</w:t>
+            </w:r>
+          </w:p>
+        </w:tc>
+        <w:tc>
+          <w:tcPr/>
+          <w:p>
+            <w:pPr>
+              <w:pStyle w:val="Compact"/>
+            </w:pPr>
+            <w:r>
+              <w:t xml:space="preserve">P1</w:t>
+            </w:r>
+          </w:p>
+        </w:tc>
+        <w:tc>
+          <w:tcPr/>
+          <w:p>
+            <w:pPr>
+              <w:pStyle w:val="Compact"/>
+            </w:pPr>
+            <w:r>
+              <w:t xml:space="preserve">REQ-ADM-03</w:t>
+            </w:r>
+          </w:p>
+        </w:tc>
+      </w:tr>
+      <w:tr>
+        <w:tc>
+          <w:tcPr/>
+          <w:p>
+            <w:pPr>
+              <w:pStyle w:val="Compact"/>
+            </w:pPr>
+            <w:r>
+              <w:t xml:space="preserve">UC-ADM-04</w:t>
+            </w:r>
+          </w:p>
+        </w:tc>
+        <w:tc>
+          <w:tcPr/>
+          <w:p>
+            <w:pPr>
+              <w:pStyle w:val="Compact"/>
+            </w:pPr>
+            <w:r>
+              <w:rPr>
+                <w:rFonts w:hint="eastAsia"/>
+              </w:rPr>
+              <w:t xml:space="preserve">管理知识分类</w:t>
+            </w:r>
+          </w:p>
+        </w:tc>
+        <w:tc>
+          <w:tcPr/>
+          <w:p>
+            <w:pPr>
+              <w:pStyle w:val="Compact"/>
+            </w:pPr>
+            <w:r>
+              <w:rPr>
+                <w:rFonts w:hint="eastAsia"/>
+              </w:rPr>
+              <w:t xml:space="preserve">行政管理员</w:t>
+            </w:r>
+          </w:p>
+        </w:tc>
+        <w:tc>
+          <w:tcPr/>
+          <w:p>
+            <w:pPr>
+              <w:pStyle w:val="Compact"/>
+            </w:pPr>
+            <w:r>
+              <w:t xml:space="preserve">P1</w:t>
+            </w:r>
+          </w:p>
+        </w:tc>
+        <w:tc>
+          <w:tcPr/>
+          <w:p>
+            <w:pPr>
+              <w:pStyle w:val="Compact"/>
+            </w:pPr>
+            <w:r>
+              <w:t xml:space="preserve">REQ-ADM-04</w:t>
+            </w:r>
+          </w:p>
+        </w:tc>
+      </w:tr>
+      <w:tr>
+        <w:tc>
+          <w:tcPr/>
+          <w:p>
+            <w:pPr>
+              <w:pStyle w:val="Compact"/>
+            </w:pPr>
+            <w:r>
+              <w:t xml:space="preserve">UC-ADM-05</w:t>
+            </w:r>
+          </w:p>
+        </w:tc>
+        <w:tc>
+          <w:tcPr/>
+          <w:p>
+            <w:pPr>
+              <w:pStyle w:val="Compact"/>
+            </w:pPr>
+            <w:r>
+              <w:rPr>
+                <w:rFonts w:hint="eastAsia"/>
+              </w:rPr>
+              <w:t xml:space="preserve">处理未命中问题</w:t>
+            </w:r>
+          </w:p>
+        </w:tc>
+        <w:tc>
+          <w:tcPr/>
+          <w:p>
+            <w:pPr>
+              <w:pStyle w:val="Compact"/>
+            </w:pPr>
+            <w:r>
+              <w:rPr>
+                <w:rFonts w:hint="eastAsia"/>
+              </w:rPr>
+              <w:t xml:space="preserve">行政管理员</w:t>
+            </w:r>
+          </w:p>
+        </w:tc>
+        <w:tc>
+          <w:tcPr/>
+          <w:p>
+            <w:pPr>
+              <w:pStyle w:val="Compact"/>
+            </w:pPr>
+            <w:r>
+              <w:t xml:space="preserve">P1</w:t>
+            </w:r>
+          </w:p>
+        </w:tc>
+        <w:tc>
+          <w:tcPr/>
+          <w:p>
+            <w:pPr>
+              <w:pStyle w:val="Compact"/>
+            </w:pPr>
+            <w:r>
+              <w:t xml:space="preserve">REQ-ADM-05</w:t>
+            </w:r>
+          </w:p>
+        </w:tc>
+      </w:tr>
+      <w:tr>
+        <w:tc>
+          <w:tcPr/>
+          <w:p>
+            <w:pPr>
+              <w:pStyle w:val="Compact"/>
+            </w:pPr>
+            <w:r>
+              <w:t xml:space="preserve">UC-ADM-06</w:t>
+            </w:r>
+          </w:p>
+        </w:tc>
+        <w:tc>
+          <w:tcPr/>
+          <w:p>
+            <w:pPr>
+              <w:pStyle w:val="Compact"/>
+            </w:pPr>
+            <w:r>
+              <w:rPr>
+                <w:rFonts w:hint="eastAsia"/>
+              </w:rPr>
+              <w:t xml:space="preserve">管理敏感词</w:t>
+            </w:r>
+          </w:p>
+        </w:tc>
+        <w:tc>
+          <w:tcPr/>
+          <w:p>
+            <w:pPr>
+              <w:pStyle w:val="Compact"/>
+            </w:pPr>
+            <w:r>
+              <w:rPr>
+                <w:rFonts w:hint="eastAsia"/>
+              </w:rPr>
+              <w:t xml:space="preserve">行政管理员</w:t>
+            </w:r>
+          </w:p>
+        </w:tc>
+        <w:tc>
+          <w:tcPr/>
+          <w:p>
+            <w:pPr>
+              <w:pStyle w:val="Compact"/>
+            </w:pPr>
+            <w:r>
+              <w:t xml:space="preserve">P2</w:t>
+            </w:r>
+          </w:p>
+        </w:tc>
+        <w:tc>
+          <w:tcPr/>
+          <w:p>
+            <w:pPr>
+              <w:pStyle w:val="Compact"/>
+            </w:pPr>
+            <w:r>
+              <w:t xml:space="preserve">REQ-ADM-06</w:t>
+            </w:r>
+          </w:p>
+        </w:tc>
+      </w:tr>
+      <w:tr>
+        <w:tc>
+          <w:tcPr/>
+          <w:p>
+            <w:pPr>
+              <w:pStyle w:val="Compact"/>
+            </w:pPr>
+            <w:r>
+              <w:t xml:space="preserve">UC-ADM-07</w:t>
+            </w:r>
+          </w:p>
+        </w:tc>
+        <w:tc>
+          <w:tcPr/>
+          <w:p>
+            <w:pPr>
+              <w:pStyle w:val="Compact"/>
+            </w:pPr>
+            <w:r>
+              <w:rPr>
+                <w:rFonts w:hint="eastAsia"/>
+              </w:rPr>
+              <w:t xml:space="preserve">监控系统状态</w:t>
+            </w:r>
+          </w:p>
+        </w:tc>
+        <w:tc>
+          <w:tcPr/>
+          <w:p>
+            <w:pPr>
+              <w:pStyle w:val="Compact"/>
+            </w:pPr>
+            <w:r>
+              <w:rPr>
+                <w:rFonts w:hint="eastAsia"/>
+              </w:rPr>
+              <w:t xml:space="preserve">行政管理员</w:t>
+            </w:r>
+          </w:p>
+        </w:tc>
+        <w:tc>
+          <w:tcPr/>
+          <w:p>
+            <w:pPr>
+              <w:pStyle w:val="Compact"/>
+            </w:pPr>
+            <w:r>
+              <w:t xml:space="preserve">P2</w:t>
+            </w:r>
+          </w:p>
+        </w:tc>
+        <w:tc>
+          <w:tcPr/>
+          <w:p>
+            <w:pPr>
+              <w:pStyle w:val="Compact"/>
+            </w:pPr>
+            <w:r>
+              <w:t xml:space="preserve">REQ-ADM-07</w:t>
+            </w:r>
+          </w:p>
+        </w:tc>
+      </w:tr>
+      <w:tr>
+        <w:tc>
+          <w:tcPr/>
+          <w:p>
+            <w:pPr>
+              <w:pStyle w:val="Compact"/>
+            </w:pPr>
+            <w:r>
+              <w:t xml:space="preserve">UC-PAR-01</w:t>
+            </w:r>
+          </w:p>
+        </w:tc>
+        <w:tc>
+          <w:tcPr/>
+          <w:p>
+            <w:pPr>
+              <w:pStyle w:val="Compact"/>
+            </w:pPr>
+            <w:r>
+              <w:rPr>
+                <w:rFonts w:hint="eastAsia"/>
+              </w:rPr>
+              <w:t xml:space="preserve">查询学校信息</w:t>
+            </w:r>
+          </w:p>
+        </w:tc>
+        <w:tc>
+          <w:tcPr/>
+          <w:p>
+            <w:pPr>
+              <w:pStyle w:val="Compact"/>
+            </w:pPr>
+            <w:r>
+              <w:rPr>
+                <w:rFonts w:hint="eastAsia"/>
+              </w:rPr>
+              <w:t xml:space="preserve">家长</w:t>
+            </w:r>
+          </w:p>
+        </w:tc>
+        <w:tc>
+          <w:tcPr/>
+          <w:p>
+            <w:pPr>
+              <w:pStyle w:val="Compact"/>
+            </w:pPr>
+            <w:r>
+              <w:t xml:space="preserve">P0</w:t>
+            </w:r>
+          </w:p>
+        </w:tc>
+        <w:tc>
+          <w:tcPr/>
+          <w:p>
+            <w:pPr>
+              <w:pStyle w:val="Compact"/>
+            </w:pPr>
+            <w:r>
+              <w:t xml:space="preserve">REQ-PAR-01</w:t>
+            </w:r>
+          </w:p>
+        </w:tc>
+      </w:tr>
+      <w:tr>
+        <w:tc>
+          <w:tcPr/>
+          <w:p>
+            <w:pPr>
+              <w:pStyle w:val="Compact"/>
+            </w:pPr>
+            <w:r>
+              <w:t xml:space="preserve">UC-PAR-02</w:t>
+            </w:r>
+          </w:p>
+        </w:tc>
+        <w:tc>
+          <w:tcPr/>
+          <w:p>
+            <w:pPr>
+              <w:pStyle w:val="Compact"/>
+            </w:pPr>
+            <w:r>
+              <w:rPr>
+                <w:rFonts w:hint="eastAsia"/>
+              </w:rPr>
+              <w:t xml:space="preserve">查询学生状态</w:t>
+            </w:r>
+          </w:p>
+        </w:tc>
+        <w:tc>
+          <w:tcPr/>
+          <w:p>
+            <w:pPr>
+              <w:pStyle w:val="Compact"/>
+            </w:pPr>
+            <w:r>
+              <w:rPr>
+                <w:rFonts w:hint="eastAsia"/>
+              </w:rPr>
+              <w:t xml:space="preserve">家长</w:t>
+            </w:r>
+          </w:p>
+        </w:tc>
+        <w:tc>
+          <w:tcPr/>
+          <w:p>
+            <w:pPr>
+              <w:pStyle w:val="Compact"/>
+            </w:pPr>
+            <w:r>
+              <w:t xml:space="preserve">P1</w:t>
+            </w:r>
+          </w:p>
+        </w:tc>
+        <w:tc>
+          <w:tcPr/>
+          <w:p>
+            <w:pPr>
+              <w:pStyle w:val="Compact"/>
+            </w:pPr>
+            <w:r>
+              <w:t xml:space="preserve">REQ-PAR-02</w:t>
+            </w:r>
+          </w:p>
+        </w:tc>
+      </w:tr>
+      <w:tr>
+        <w:tc>
+          <w:tcPr/>
+          <w:p>
+            <w:pPr>
+              <w:pStyle w:val="Compact"/>
+            </w:pPr>
+            <w:r>
+              <w:t xml:space="preserve">UC-PAR-03</w:t>
+            </w:r>
+          </w:p>
+        </w:tc>
+        <w:tc>
+          <w:tcPr/>
+          <w:p>
+            <w:pPr>
+              <w:pStyle w:val="Compact"/>
+            </w:pPr>
+            <w:r>
+              <w:rPr>
+                <w:rFonts w:hint="eastAsia"/>
+              </w:rPr>
+              <w:t xml:space="preserve">查询费用信息</w:t>
+            </w:r>
+          </w:p>
+        </w:tc>
+        <w:tc>
+          <w:tcPr/>
+          <w:p>
+            <w:pPr>
+              <w:pStyle w:val="Compact"/>
+            </w:pPr>
+            <w:r>
+              <w:rPr>
+                <w:rFonts w:hint="eastAsia"/>
+              </w:rPr>
+              <w:t xml:space="preserve">家长</w:t>
+            </w:r>
+          </w:p>
+        </w:tc>
+        <w:tc>
+          <w:tcPr/>
+          <w:p>
+            <w:pPr>
+              <w:pStyle w:val="Compact"/>
+            </w:pPr>
+            <w:r>
+              <w:t xml:space="preserve">P1</w:t>
+            </w:r>
+          </w:p>
+        </w:tc>
+        <w:tc>
+          <w:tcPr/>
+          <w:p>
+            <w:pPr>
+              <w:pStyle w:val="Compact"/>
+            </w:pPr>
+            <w:r>
+              <w:t xml:space="preserve">REQ-PAR-03</w:t>
+            </w:r>
+          </w:p>
+        </w:tc>
+      </w:tr>
+      <w:tr>
+        <w:tc>
+          <w:tcPr/>
+          <w:p>
+            <w:pPr>
+              <w:pStyle w:val="Compact"/>
+            </w:pPr>
+            <w:r>
+              <w:t xml:space="preserve">UC-PAR-04</w:t>
+            </w:r>
+          </w:p>
+        </w:tc>
+        <w:tc>
+          <w:tcPr/>
+          <w:p>
+            <w:pPr>
+              <w:pStyle w:val="Compact"/>
+            </w:pPr>
+            <w:r>
+              <w:rPr>
+                <w:rFonts w:hint="eastAsia"/>
+              </w:rPr>
+              <w:t xml:space="preserve">查询假期通知</w:t>
+            </w:r>
+          </w:p>
+        </w:tc>
+        <w:tc>
+          <w:tcPr/>
+          <w:p>
+            <w:pPr>
+              <w:pStyle w:val="Compact"/>
+            </w:pPr>
+            <w:r>
+              <w:rPr>
+                <w:rFonts w:hint="eastAsia"/>
+              </w:rPr>
+              <w:t xml:space="preserve">家长</w:t>
+            </w:r>
+          </w:p>
+        </w:tc>
+        <w:tc>
+          <w:tcPr/>
+          <w:p>
+            <w:pPr>
+              <w:pStyle w:val="Compact"/>
+            </w:pPr>
+            <w:r>
+              <w:t xml:space="preserve">P1</w:t>
+            </w:r>
+          </w:p>
+        </w:tc>
+        <w:tc>
+          <w:tcPr/>
+          <w:p>
+            <w:pPr>
+              <w:pStyle w:val="Compact"/>
+            </w:pPr>
+            <w:r>
+              <w:t xml:space="preserve">REQ-PAR-04</w:t>
+            </w:r>
+          </w:p>
+        </w:tc>
+      </w:tr>
+      <w:tr>
+        <w:tc>
+          <w:tcPr/>
+          <w:p>
+            <w:pPr>
+              <w:pStyle w:val="Compact"/>
+            </w:pPr>
+            <w:r>
+              <w:t xml:space="preserve">UC-PAR-05</w:t>
+            </w:r>
+          </w:p>
+        </w:tc>
+        <w:tc>
+          <w:tcPr/>
+          <w:p>
+            <w:pPr>
+              <w:pStyle w:val="Compact"/>
+            </w:pPr>
+            <w:r>
+              <w:rPr>
+                <w:rFonts w:hint="eastAsia"/>
+              </w:rPr>
+              <w:t xml:space="preserve">查询校园活动</w:t>
+            </w:r>
+          </w:p>
+        </w:tc>
+        <w:tc>
+          <w:tcPr/>
+          <w:p>
+            <w:pPr>
+              <w:pStyle w:val="Compact"/>
+            </w:pPr>
+            <w:r>
+              <w:rPr>
+                <w:rFonts w:hint="eastAsia"/>
+              </w:rPr>
+              <w:t xml:space="preserve">家长</w:t>
+            </w:r>
+          </w:p>
+        </w:tc>
+        <w:tc>
+          <w:tcPr/>
+          <w:p>
+            <w:pPr>
+              <w:pStyle w:val="Compact"/>
+            </w:pPr>
+            <w:r>
+              <w:t xml:space="preserve">P2</w:t>
+            </w:r>
+          </w:p>
+        </w:tc>
+        <w:tc>
+          <w:tcPr/>
+          <w:p>
+            <w:pPr>
+              <w:pStyle w:val="Compact"/>
+            </w:pPr>
+            <w:r>
+              <w:t xml:space="preserve">REQ-PAR-05</w:t>
+            </w:r>
+          </w:p>
+        </w:tc>
+      </w:tr>
+      <w:tr>
+        <w:tc>
+          <w:tcPr/>
+          <w:p>
+            <w:pPr>
+              <w:pStyle w:val="Compact"/>
+            </w:pPr>
+            <w:r>
+              <w:t xml:space="preserve">UC-VIS-01</w:t>
+            </w:r>
+          </w:p>
+        </w:tc>
+        <w:tc>
+          <w:tcPr/>
+          <w:p>
+            <w:pPr>
+              <w:pStyle w:val="Compact"/>
+            </w:pPr>
+            <w:r>
+              <w:rPr>
+                <w:rFonts w:hint="eastAsia"/>
+              </w:rPr>
+              <w:t xml:space="preserve">查询招生信息</w:t>
+            </w:r>
+          </w:p>
+        </w:tc>
+        <w:tc>
+          <w:tcPr/>
+          <w:p>
+            <w:pPr>
+              <w:pStyle w:val="Compact"/>
+            </w:pPr>
+            <w:r>
+              <w:rPr>
+                <w:rFonts w:hint="eastAsia"/>
+              </w:rPr>
+              <w:t xml:space="preserve">访客/考生</w:t>
+            </w:r>
+          </w:p>
+        </w:tc>
+        <w:tc>
+          <w:tcPr/>
+          <w:p>
+            <w:pPr>
+              <w:pStyle w:val="Compact"/>
+            </w:pPr>
+            <w:r>
+              <w:t xml:space="preserve">P0</w:t>
+            </w:r>
+          </w:p>
+        </w:tc>
+        <w:tc>
+          <w:tcPr/>
+          <w:p>
+            <w:pPr>
+              <w:pStyle w:val="Compact"/>
+            </w:pPr>
+            <w:r>
+              <w:t xml:space="preserve">REQ-VIS-01</w:t>
+            </w:r>
+          </w:p>
+        </w:tc>
+      </w:tr>
+      <w:tr>
+        <w:tc>
+          <w:tcPr/>
+          <w:p>
+            <w:pPr>
+              <w:pStyle w:val="Compact"/>
+            </w:pPr>
+            <w:r>
+              <w:t xml:space="preserve">UC-VIS-02</w:t>
+            </w:r>
+          </w:p>
+        </w:tc>
+        <w:tc>
+          <w:tcPr/>
+          <w:p>
+            <w:pPr>
+              <w:pStyle w:val="Compact"/>
+            </w:pPr>
+            <w:r>
+              <w:rPr>
+                <w:rFonts w:hint="eastAsia"/>
+              </w:rPr>
+              <w:t xml:space="preserve">查询专业介绍</w:t>
+            </w:r>
+          </w:p>
+        </w:tc>
+        <w:tc>
+          <w:tcPr/>
+          <w:p>
+            <w:pPr>
+              <w:pStyle w:val="Compact"/>
+            </w:pPr>
+            <w:r>
+              <w:rPr>
+                <w:rFonts w:hint="eastAsia"/>
+              </w:rPr>
+              <w:t xml:space="preserve">访客/考生</w:t>
+            </w:r>
+          </w:p>
+        </w:tc>
+        <w:tc>
+          <w:tcPr/>
+          <w:p>
+            <w:pPr>
+              <w:pStyle w:val="Compact"/>
+            </w:pPr>
+            <w:r>
+              <w:t xml:space="preserve">P0</w:t>
+            </w:r>
+          </w:p>
+        </w:tc>
+        <w:tc>
+          <w:tcPr/>
+          <w:p>
+            <w:pPr>
+              <w:pStyle w:val="Compact"/>
+            </w:pPr>
+            <w:r>
+              <w:t xml:space="preserve">REQ-VIS-02</w:t>
+            </w:r>
+          </w:p>
+        </w:tc>
+      </w:tr>
+      <w:tr>
+        <w:tc>
+          <w:tcPr/>
+          <w:p>
+            <w:pPr>
+              <w:pStyle w:val="Compact"/>
+            </w:pPr>
+            <w:r>
+              <w:t xml:space="preserve">UC-VIS-03</w:t>
+            </w:r>
+          </w:p>
+        </w:tc>
+        <w:tc>
+          <w:tcPr/>
+          <w:p>
+            <w:pPr>
+              <w:pStyle w:val="Compact"/>
+            </w:pPr>
+            <w:r>
+              <w:rPr>
+                <w:rFonts w:hint="eastAsia"/>
+              </w:rPr>
+              <w:t xml:space="preserve">查询校园环境</w:t>
+            </w:r>
+          </w:p>
+        </w:tc>
+        <w:tc>
+          <w:tcPr/>
+          <w:p>
+            <w:pPr>
+              <w:pStyle w:val="Compact"/>
+            </w:pPr>
+            <w:r>
+              <w:rPr>
+                <w:rFonts w:hint="eastAsia"/>
+              </w:rPr>
+              <w:t xml:space="preserve">访客/考生</w:t>
+            </w:r>
+          </w:p>
+        </w:tc>
+        <w:tc>
+          <w:tcPr/>
+          <w:p>
+            <w:pPr>
+              <w:pStyle w:val="Compact"/>
+            </w:pPr>
+            <w:r>
+              <w:t xml:space="preserve">P1</w:t>
+            </w:r>
+          </w:p>
+        </w:tc>
+        <w:tc>
+          <w:tcPr/>
+          <w:p>
+            <w:pPr>
+              <w:pStyle w:val="Compact"/>
+            </w:pPr>
+            <w:r>
+              <w:t xml:space="preserve">REQ-VIS-03</w:t>
+            </w:r>
+          </w:p>
+        </w:tc>
+      </w:tr>
+      <w:tr>
+        <w:tc>
+          <w:tcPr/>
+          <w:p>
+            <w:pPr>
+              <w:pStyle w:val="Compact"/>
+            </w:pPr>
+            <w:r>
+              <w:t xml:space="preserve">UC-VIS-04</w:t>
+            </w:r>
+          </w:p>
+        </w:tc>
+        <w:tc>
+          <w:tcPr/>
+          <w:p>
+            <w:pPr>
+              <w:pStyle w:val="Compact"/>
+            </w:pPr>
+            <w:r>
+              <w:rPr>
+                <w:rFonts w:hint="eastAsia"/>
+              </w:rPr>
+              <w:t xml:space="preserve">查询交通周边</w:t>
+            </w:r>
+          </w:p>
+        </w:tc>
+        <w:tc>
+          <w:tcPr/>
+          <w:p>
+            <w:pPr>
+              <w:pStyle w:val="Compact"/>
+            </w:pPr>
+            <w:r>
+              <w:rPr>
+                <w:rFonts w:hint="eastAsia"/>
+              </w:rPr>
+              <w:t xml:space="preserve">访客/考生</w:t>
+            </w:r>
+          </w:p>
+        </w:tc>
+        <w:tc>
+          <w:tcPr/>
+          <w:p>
+            <w:pPr>
+              <w:pStyle w:val="Compact"/>
+            </w:pPr>
+            <w:r>
+              <w:t xml:space="preserve">P2</w:t>
+            </w:r>
+          </w:p>
+        </w:tc>
+        <w:tc>
+          <w:tcPr/>
+          <w:p>
+            <w:pPr>
+              <w:pStyle w:val="Compact"/>
+            </w:pPr>
+            <w:r>
+              <w:t xml:space="preserve">REQ-VIS-04</w:t>
+            </w:r>
+          </w:p>
+        </w:tc>
+      </w:tr>
+      <w:tr>
+        <w:tc>
+          <w:tcPr/>
+          <w:p>
+            <w:pPr>
+              <w:pStyle w:val="Compact"/>
+            </w:pPr>
+            <w:r>
+              <w:t xml:space="preserve">UC-VIS-05</w:t>
+            </w:r>
+          </w:p>
+        </w:tc>
+        <w:tc>
+          <w:tcPr/>
+          <w:p>
+            <w:pPr>
+              <w:pStyle w:val="Compact"/>
+            </w:pPr>
+            <w:r>
+              <w:rPr>
+                <w:rFonts w:hint="eastAsia"/>
+              </w:rPr>
+              <w:t xml:space="preserve">校园导览</w:t>
+            </w:r>
+          </w:p>
+        </w:tc>
+        <w:tc>
+          <w:tcPr/>
+          <w:p>
+            <w:pPr>
+              <w:pStyle w:val="Compact"/>
+            </w:pPr>
+            <w:r>
+              <w:rPr>
+                <w:rFonts w:hint="eastAsia"/>
+              </w:rPr>
+              <w:t xml:space="preserve">访客/考生</w:t>
+            </w:r>
+          </w:p>
+        </w:tc>
+        <w:tc>
+          <w:tcPr/>
+          <w:p>
+            <w:pPr>
+              <w:pStyle w:val="Compact"/>
+            </w:pPr>
+            <w:r>
+              <w:t xml:space="preserve">P2</w:t>
+            </w:r>
+          </w:p>
+        </w:tc>
+        <w:tc>
+          <w:tcPr/>
+          <w:p>
+            <w:pPr>
+              <w:pStyle w:val="Compact"/>
+            </w:pPr>
+            <w:r>
+              <w:t xml:space="preserve">REQ-VIS-05</w:t>
+            </w:r>
+          </w:p>
+        </w:tc>
+      </w:tr>
+      <w:tr>
+        <w:tc>
+          <w:tcPr/>
+          <w:p>
+            <w:pPr>
+              <w:pStyle w:val="Compact"/>
+            </w:pPr>
+            <w:r>
+              <w:t xml:space="preserve">UC-COM-01</w:t>
+            </w:r>
+          </w:p>
+        </w:tc>
+        <w:tc>
+          <w:tcPr/>
+          <w:p>
+            <w:pPr>
+              <w:pStyle w:val="Compact"/>
+            </w:pPr>
+            <w:r>
+              <w:rPr>
+                <w:rFonts w:hint="eastAsia"/>
+              </w:rPr>
+              <w:t xml:space="preserve">用户认证</w:t>
+            </w:r>
+          </w:p>
+        </w:tc>
+        <w:tc>
+          <w:tcPr/>
+          <w:p>
+            <w:pPr>
+              <w:pStyle w:val="Compact"/>
+            </w:pPr>
+            <w:r>
+              <w:rPr>
+                <w:rFonts w:hint="eastAsia"/>
+              </w:rPr>
+              <w:t xml:space="preserve">全部（除访客）</w:t>
+            </w:r>
+          </w:p>
+        </w:tc>
+        <w:tc>
+          <w:tcPr/>
+          <w:p>
+            <w:pPr>
+              <w:pStyle w:val="Compact"/>
+            </w:pPr>
+            <w:r>
+              <w:t xml:space="preserve">P0</w:t>
+            </w:r>
+          </w:p>
+        </w:tc>
+        <w:tc>
+          <w:tcPr/>
+          <w:p>
+            <w:pPr>
+              <w:pStyle w:val="Compact"/>
+            </w:pPr>
+            <w:r>
+              <w:t xml:space="preserve">COM-REQ-02</w:t>
+            </w:r>
+          </w:p>
+        </w:tc>
+      </w:tr>
+      <w:tr>
+        <w:tc>
+          <w:tcPr/>
+          <w:p>
+            <w:pPr>
+              <w:pStyle w:val="Compact"/>
+            </w:pPr>
+            <w:r>
+              <w:t xml:space="preserve">UC-COM-02</w:t>
+            </w:r>
+          </w:p>
+        </w:tc>
+        <w:tc>
+          <w:tcPr/>
+          <w:p>
+            <w:pPr>
+              <w:pStyle w:val="Compact"/>
+            </w:pPr>
+            <w:r>
+              <w:rPr>
+                <w:rFonts w:hint="eastAsia"/>
+              </w:rPr>
+              <w:t xml:space="preserve">反馈评价</w:t>
+            </w:r>
+          </w:p>
+        </w:tc>
+        <w:tc>
+          <w:tcPr/>
+          <w:p>
+            <w:pPr>
+              <w:pStyle w:val="Compact"/>
+            </w:pPr>
+            <w:r>
+              <w:rPr>
+                <w:rFonts w:hint="eastAsia"/>
+              </w:rPr>
+              <w:t xml:space="preserve">全部</w:t>
+            </w:r>
+          </w:p>
+        </w:tc>
+        <w:tc>
+          <w:tcPr/>
+          <w:p>
+            <w:pPr>
+              <w:pStyle w:val="Compact"/>
+            </w:pPr>
+            <w:r>
+              <w:t xml:space="preserve">P1</w:t>
+            </w:r>
+          </w:p>
+        </w:tc>
+        <w:tc>
+          <w:tcPr/>
+          <w:p>
+            <w:pPr>
+              <w:pStyle w:val="Compact"/>
+            </w:pPr>
+            <w:r>
+              <w:t xml:space="preserve">COM-REQ-06</w:t>
+            </w:r>
+          </w:p>
+        </w:tc>
+      </w:tr>
+      <w:tr>
+        <w:tc>
+          <w:tcPr/>
+          <w:p>
+            <w:pPr>
+              <w:pStyle w:val="Compact"/>
+            </w:pPr>
+            <w:r>
+              <w:t xml:space="preserve">UC-COM-03</w:t>
+            </w:r>
+          </w:p>
+        </w:tc>
+        <w:tc>
+          <w:tcPr/>
+          <w:p>
+            <w:pPr>
+              <w:pStyle w:val="Compact"/>
+            </w:pPr>
+            <w:r>
+              <w:rPr>
+                <w:rFonts w:hint="eastAsia"/>
+              </w:rPr>
+              <w:t xml:space="preserve">对话历史</w:t>
+            </w:r>
+          </w:p>
+        </w:tc>
+        <w:tc>
+          <w:tcPr/>
+          <w:p>
+            <w:pPr>
+              <w:pStyle w:val="Compact"/>
+            </w:pPr>
+            <w:r>
+              <w:rPr>
+                <w:rFonts w:hint="eastAsia"/>
+              </w:rPr>
+              <w:t xml:space="preserve">全部（除访客）</w:t>
+            </w:r>
+          </w:p>
+        </w:tc>
+        <w:tc>
+          <w:tcPr/>
+          <w:p>
+            <w:pPr>
+              <w:pStyle w:val="Compact"/>
+            </w:pPr>
+            <w:r>
+              <w:t xml:space="preserve">P1</w:t>
+            </w:r>
+          </w:p>
+        </w:tc>
+        <w:tc>
+          <w:tcPr/>
+          <w:p>
+            <w:pPr>
+              <w:pStyle w:val="Compact"/>
+            </w:pPr>
+            <w:r>
+              <w:t xml:space="preserve">COM-REQ-05</w:t>
+            </w:r>
+          </w:p>
+        </w:tc>
+      </w:tr>
+    </w:tbl>
+    <w:bookmarkEnd w:id="16"/>
+    <w:bookmarkStart w:id="23" w:name="uc-stu-01查询课程安排"/>
+    <w:bookmarkStart w:id="18" w:name="界面原型-uc-stu-01"/>
+    <w:bookmarkEnd w:id="18"/>
+    <w:bookmarkEnd w:id="22"/>
+    <w:bookmarkEnd w:id="24"/>
+    <w:bookmarkEnd w:id="25"/>
+    <w:bookmarkEnd w:id="26"/>
+    <w:bookmarkEnd w:id="27"/>
+    <w:bookmarkStart w:id="29" w:name="场景1学生期末备战场景"/>
+    <w:tbl>
+      <w:tblPr>
+        <w:tblStyle w:val="Table"/>
+        <w:tblW w:type="pct" w:w="5000"/>
+        <w:tblLayout w:type="fixed"/>
+        <w:tblLook w:firstRow="1" w:lastRow="0" w:firstColumn="0" w:lastColumn="0" w:noHBand="0" w:noVBand="0" w:val="0020"/>
+      </w:tblPr>
+      <w:tblGrid>
+        <w:gridCol w:w="1980"/>
+        <w:gridCol w:w="2970"/>
+        <w:gridCol w:w="2970"/>
+      </w:tblGrid>
+      <w:tr>
+        <w:trPr>
+          <w:tblHeader w:val="on"/>
+        </w:trPr>
+        <w:tc>
+          <w:tcPr/>
+          <w:p>
+            <w:pPr>
+              <w:pStyle w:val="Compact"/>
+            </w:pPr>
+            <w:r>
+              <w:rPr>
+                <w:rFonts w:hint="eastAsia"/>
+              </w:rPr>
+              <w:t xml:space="preserve">步骤</w:t>
+            </w:r>
+          </w:p>
+        </w:tc>
+        <w:tc>
+          <w:tcPr/>
+          <w:p>
+            <w:pPr>
+              <w:pStyle w:val="Compact"/>
+            </w:pPr>
+            <w:r>
+              <w:rPr>
+                <w:rFonts w:hint="eastAsia"/>
+              </w:rPr>
+              <w:t xml:space="preserve">用户操作</w:t>
+            </w:r>
+          </w:p>
+        </w:tc>
+        <w:tc>
+          <w:tcPr/>
+          <w:p>
+            <w:pPr>
+              <w:pStyle w:val="Compact"/>
+            </w:pPr>
+            <w:r>
+              <w:rPr>
+                <w:rFonts w:hint="eastAsia"/>
+              </w:rPr>
+              <w:t xml:space="preserve">系统响应</w:t>
+            </w:r>
+          </w:p>
+        </w:tc>
+      </w:tr>
+      <w:tr>
+        <w:tc>
+          <w:tcPr/>
+          <w:p>
+            <w:pPr>
+              <w:pStyle w:val="Compact"/>
+            </w:pPr>
+            <w:r>
+              <w:t xml:space="preserve">1</w:t>
+            </w:r>
+          </w:p>
+        </w:tc>
+        <w:tc>
+          <w:tcPr/>
+          <w:p>
+            <w:pPr>
+              <w:pStyle w:val="Compact"/>
+            </w:pPr>
+            <w:r>
+              <w:rPr>
+                <w:rFonts w:hint="eastAsia"/>
+              </w:rPr>
+              <w:t xml:space="preserve">学生:</w:t>
+            </w:r>
+            <w:r>
+              <w:t xml:space="preserve"> </w:t>
+            </w:r>
+            <w:r>
+              <w:rPr>
+                <w:rFonts w:hint="eastAsia"/>
+              </w:rPr>
+              <w:t xml:space="preserve">“这周有哪些考试？”</w:t>
+            </w:r>
+          </w:p>
+        </w:tc>
+        <w:tc>
+          <w:tcPr/>
+          <w:p>
+            <w:pPr>
+              <w:pStyle w:val="Compact"/>
+            </w:pPr>
+            <w:r>
+              <w:rPr>
+                <w:rFonts w:hint="eastAsia"/>
+              </w:rPr>
+              <w:t xml:space="preserve">系统列出本周考试安排（3场），含时间、地点、座位号</w:t>
+            </w:r>
+          </w:p>
+        </w:tc>
+      </w:tr>
+      <w:tr>
+        <w:tc>
+          <w:tcPr/>
+          <w:p>
+            <w:pPr>
+              <w:pStyle w:val="Compact"/>
+            </w:pPr>
+            <w:r>
+              <w:t xml:space="preserve">2</w:t>
+            </w:r>
+          </w:p>
+        </w:tc>
+        <w:tc>
+          <w:tcPr/>
+          <w:p>
+            <w:pPr>
+              <w:pStyle w:val="Compact"/>
+            </w:pPr>
+            <w:r>
+              <w:rPr>
+                <w:rFonts w:hint="eastAsia"/>
+              </w:rPr>
+              <w:t xml:space="preserve">学生点击”设置提醒”</w:t>
+            </w:r>
+          </w:p>
+        </w:tc>
+        <w:tc>
+          <w:tcPr/>
+          <w:p>
+            <w:pPr>
+              <w:pStyle w:val="Compact"/>
+            </w:pPr>
+            <w:r>
+              <w:rPr>
+                <w:rFonts w:hint="eastAsia"/>
+              </w:rPr>
+              <w:t xml:space="preserve">系统为每场考试设置在考前一天和考前1小时推送提醒</w:t>
+            </w:r>
+          </w:p>
+        </w:tc>
+      </w:tr>
+      <w:tr>
+        <w:tc>
+          <w:tcPr/>
+          <w:p>
+            <w:pPr>
+              <w:pStyle w:val="Compact"/>
+            </w:pPr>
+            <w:r>
+              <w:t xml:space="preserve">3</w:t>
+            </w:r>
+          </w:p>
+        </w:tc>
+        <w:tc>
+          <w:tcPr/>
+          <w:p>
+            <w:pPr>
+              <w:pStyle w:val="Compact"/>
+            </w:pPr>
+            <w:r>
+              <w:rPr>
+                <w:rFonts w:hint="eastAsia"/>
+              </w:rPr>
+              <w:t xml:space="preserve">学生:</w:t>
+            </w:r>
+            <w:r>
+              <w:t xml:space="preserve"> </w:t>
+            </w:r>
+            <w:r>
+              <w:rPr>
+                <w:rFonts w:hint="eastAsia"/>
+              </w:rPr>
+              <w:t xml:space="preserve">“操作系统的成绩出了吗？”</w:t>
+            </w:r>
+          </w:p>
+        </w:tc>
+        <w:tc>
+          <w:tcPr/>
+          <w:p>
+            <w:pPr>
+              <w:pStyle w:val="Compact"/>
+            </w:pPr>
+            <w:r>
+              <w:rPr>
+                <w:rFonts w:hint="eastAsia"/>
+              </w:rPr>
+              <w:t xml:space="preserve">系统查询后回复”操作系统成绩已发布：平时92/期末85/总评88，绩点3.7”</w:t>
+            </w:r>
+          </w:p>
+        </w:tc>
+      </w:tr>
+      <w:tr>
+        <w:tc>
+          <w:tcPr/>
+          <w:p>
+            <w:pPr>
+              <w:pStyle w:val="Compact"/>
+            </w:pPr>
+            <w:r>
+              <w:t xml:space="preserve">4</w:t>
+            </w:r>
+          </w:p>
+        </w:tc>
+        <w:tc>
+          <w:tcPr/>
+          <w:p>
+            <w:pPr>
+              <w:pStyle w:val="Compact"/>
+            </w:pPr>
+            <w:r>
+              <w:rPr>
+                <w:rFonts w:hint="eastAsia"/>
+              </w:rPr>
+              <w:t xml:space="preserve">学生:</w:t>
+            </w:r>
+            <w:r>
+              <w:t xml:space="preserve"> </w:t>
+            </w:r>
+            <w:r>
+              <w:rPr>
+                <w:rFonts w:hint="eastAsia"/>
+              </w:rPr>
+              <w:t xml:space="preserve">“下午想复习，哪里有空教室？”</w:t>
+            </w:r>
+          </w:p>
+        </w:tc>
+        <w:tc>
+          <w:tcPr/>
+          <w:p>
+            <w:pPr>
+              <w:pStyle w:val="Compact"/>
+            </w:pPr>
+            <w:r>
+              <w:rPr>
+                <w:rFonts w:hint="eastAsia"/>
+              </w:rPr>
+              <w:t xml:space="preserve">系统回复空闲教室列表，标注有无空调和多媒体</w:t>
+            </w:r>
+          </w:p>
+        </w:tc>
+      </w:tr>
+      <w:tr>
+        <w:tc>
+          <w:tcPr/>
+          <w:p>
+            <w:pPr>
+              <w:pStyle w:val="Compact"/>
+            </w:pPr>
+            <w:r>
+              <w:t xml:space="preserve">5</w:t>
+            </w:r>
+          </w:p>
+        </w:tc>
+        <w:tc>
+          <w:tcPr/>
+          <w:p>
+            <w:pPr>
+              <w:pStyle w:val="Compact"/>
+            </w:pPr>
+            <w:r>
+              <w:rPr>
+                <w:rFonts w:hint="eastAsia"/>
+              </w:rPr>
+              <w:t xml:space="preserve">学生:</w:t>
+            </w:r>
+            <w:r>
+              <w:t xml:space="preserve"> </w:t>
+            </w:r>
+            <w:r>
+              <w:rPr>
+                <w:rFonts w:hint="eastAsia"/>
+              </w:rPr>
+              <w:t xml:space="preserve">“帮我导航到C305”</w:t>
+            </w:r>
+          </w:p>
+        </w:tc>
+        <w:tc>
+          <w:tcPr/>
+          <w:p>
+            <w:pPr>
+              <w:pStyle w:val="Compact"/>
+            </w:pPr>
+            <w:r>
+              <w:rPr>
+                <w:rFonts w:hint="eastAsia"/>
+              </w:rPr>
+              <w:t xml:space="preserve">系统发送校园地图，标记C305位置和最近路线</w:t>
+            </w:r>
+          </w:p>
+        </w:tc>
+      </w:tr>
+    </w:tbl>
+    <w:bookmarkEnd w:id="29"/>
+    <w:tbl>
+      <w:tblPr>
+        <w:tblStyle w:val="Table"/>
+        <w:tblW w:type="pct" w:w="5000"/>
+        <w:tblLayout w:type="fixed"/>
+        <w:tblLook w:firstRow="1" w:lastRow="0" w:firstColumn="0" w:lastColumn="0" w:noHBand="0" w:noVBand="0" w:val="0020"/>
+      </w:tblPr>
+      <w:tblGrid>
+        <w:gridCol w:w="1980"/>
+        <w:gridCol w:w="2970"/>
+        <w:gridCol w:w="2970"/>
+      </w:tblGrid>
+      <w:tr>
+        <w:trPr>
+          <w:tblHeader w:val="on"/>
+        </w:trPr>
+        <w:tc>
+          <w:tcPr/>
+          <w:p>
+            <w:pPr>
+              <w:pStyle w:val="Compact"/>
+            </w:pPr>
+            <w:r>
+              <w:rPr>
+                <w:rFonts w:hint="eastAsia"/>
+              </w:rPr>
+              <w:t xml:space="preserve">步骤</w:t>
+            </w:r>
+          </w:p>
+        </w:tc>
+        <w:tc>
+          <w:tcPr/>
+          <w:p>
+            <w:pPr>
+              <w:pStyle w:val="Compact"/>
+            </w:pPr>
+            <w:r>
+              <w:rPr>
+                <w:rFonts w:hint="eastAsia"/>
+              </w:rPr>
+              <w:t xml:space="preserve">用户操作</w:t>
+            </w:r>
+          </w:p>
+        </w:tc>
+        <w:tc>
+          <w:tcPr/>
+          <w:p>
+            <w:pPr>
+              <w:pStyle w:val="Compact"/>
+            </w:pPr>
+            <w:r>
+              <w:rPr>
+                <w:rFonts w:hint="eastAsia"/>
+              </w:rPr>
+              <w:t xml:space="preserve">系统响应</w:t>
+            </w:r>
+          </w:p>
+        </w:tc>
+      </w:tr>
+      <w:tr>
+        <w:tc>
+          <w:tcPr/>
+          <w:p>
+            <w:pPr>
+              <w:pStyle w:val="Compact"/>
+            </w:pPr>
+            <w:r>
+              <w:t xml:space="preserve">1</w:t>
+            </w:r>
+          </w:p>
+        </w:tc>
+        <w:tc>
+          <w:tcPr/>
+          <w:p>
+            <w:pPr>
+              <w:pStyle w:val="Compact"/>
+            </w:pPr>
+            <w:r>
+              <w:rPr>
+                <w:rFonts w:hint="eastAsia"/>
+              </w:rPr>
+              <w:t xml:space="preserve">新生:</w:t>
+            </w:r>
+            <w:r>
+              <w:t xml:space="preserve"> </w:t>
+            </w:r>
+            <w:r>
+              <w:rPr>
+                <w:rFonts w:hint="eastAsia"/>
+              </w:rPr>
+              <w:t xml:space="preserve">“大一新生需要办哪些手续？”</w:t>
+            </w:r>
+          </w:p>
+        </w:tc>
+        <w:tc>
+          <w:tcPr/>
+          <w:p>
+            <w:pPr>
+              <w:pStyle w:val="Compact"/>
+            </w:pPr>
+            <w:r>
+              <w:rPr>
+                <w:rFonts w:hint="eastAsia"/>
+              </w:rPr>
+              <w:t xml:space="preserve">系统列出新生报到流程：①宿舍入住</w:t>
+            </w:r>
+            <w:r>
+              <w:t xml:space="preserve"> </w:t>
+            </w:r>
+            <w:r>
+              <w:rPr>
+                <w:rFonts w:hint="eastAsia"/>
+              </w:rPr>
+              <w:t xml:space="preserve">②注册报到</w:t>
+            </w:r>
+            <w:r>
+              <w:t xml:space="preserve"> </w:t>
+            </w:r>
+            <w:r>
+              <w:rPr>
+                <w:rFonts w:hint="eastAsia"/>
+              </w:rPr>
+              <w:t xml:space="preserve">③缴费确认</w:t>
+            </w:r>
+            <w:r>
+              <w:t xml:space="preserve"> </w:t>
+            </w:r>
+            <w:r>
+              <w:rPr>
+                <w:rFonts w:hint="eastAsia"/>
+              </w:rPr>
+              <w:t xml:space="preserve">④体检</w:t>
+            </w:r>
+            <w:r>
+              <w:t xml:space="preserve"> </w:t>
+            </w:r>
+            <w:r>
+              <w:rPr>
+                <w:rFonts w:hint="eastAsia"/>
+              </w:rPr>
+              <w:t xml:space="preserve">⑤领取校园卡</w:t>
+            </w:r>
+            <w:r>
+              <w:t xml:space="preserve"> </w:t>
+            </w:r>
+            <w:r>
+              <w:rPr>
+                <w:rFonts w:hint="eastAsia"/>
+              </w:rPr>
+              <w:t xml:space="preserve">⑥参加开学典礼</w:t>
+            </w:r>
+          </w:p>
+        </w:tc>
+      </w:tr>
+      <w:tr>
+        <w:tc>
+          <w:tcPr/>
+          <w:p>
+            <w:pPr>
+              <w:pStyle w:val="Compact"/>
+            </w:pPr>
+            <w:r>
+              <w:t xml:space="preserve">2</w:t>
+            </w:r>
+          </w:p>
+        </w:tc>
+        <w:tc>
+          <w:tcPr/>
+          <w:p>
+            <w:pPr>
+              <w:pStyle w:val="Compact"/>
+            </w:pPr>
+            <w:r>
+              <w:rPr>
+                <w:rFonts w:hint="eastAsia"/>
+              </w:rPr>
+              <w:t xml:space="preserve">新生:</w:t>
+            </w:r>
+            <w:r>
+              <w:t xml:space="preserve"> </w:t>
+            </w:r>
+            <w:r>
+              <w:rPr>
+                <w:rFonts w:hint="eastAsia"/>
+              </w:rPr>
+              <w:t xml:space="preserve">“宿舍在哪？条件怎么样？”</w:t>
+            </w:r>
+          </w:p>
+        </w:tc>
+        <w:tc>
+          <w:tcPr/>
+          <w:p>
+            <w:pPr>
+              <w:pStyle w:val="Compact"/>
+            </w:pPr>
+            <w:r>
+              <w:rPr>
+                <w:rFonts w:hint="eastAsia"/>
+              </w:rPr>
+              <w:t xml:space="preserve">系统回复宿舍区位置、房型（4人间/独立卫浴/空调）、照片</w:t>
+            </w:r>
+          </w:p>
+        </w:tc>
+      </w:tr>
+      <w:tr>
+        <w:tc>
+          <w:tcPr/>
+          <w:p>
+            <w:pPr>
+              <w:pStyle w:val="Compact"/>
+            </w:pPr>
+            <w:r>
+              <w:t xml:space="preserve">3</w:t>
+            </w:r>
+          </w:p>
+        </w:tc>
+        <w:tc>
+          <w:tcPr/>
+          <w:p>
+            <w:pPr>
+              <w:pStyle w:val="Compact"/>
+            </w:pPr>
+            <w:r>
+              <w:rPr>
+                <w:rFonts w:hint="eastAsia"/>
+              </w:rPr>
+              <w:t xml:space="preserve">新生:</w:t>
+            </w:r>
+            <w:r>
+              <w:t xml:space="preserve"> </w:t>
+            </w:r>
+            <w:r>
+              <w:rPr>
+                <w:rFonts w:hint="eastAsia"/>
+              </w:rPr>
+              <w:t xml:space="preserve">“校园卡有什么用？”</w:t>
+            </w:r>
+          </w:p>
+        </w:tc>
+        <w:tc>
+          <w:tcPr/>
+          <w:p>
+            <w:pPr>
+              <w:pStyle w:val="Compact"/>
+            </w:pPr>
+            <w:r>
+              <w:rPr>
+                <w:rFonts w:hint="eastAsia"/>
+              </w:rPr>
+              <w:t xml:space="preserve">系统列出校园卡功能：食堂消费、门禁、图书馆、洗澡、打水、校医院</w:t>
+            </w:r>
+          </w:p>
+        </w:tc>
+      </w:tr>
+      <w:tr>
+        <w:tc>
+          <w:tcPr/>
+          <w:p>
+            <w:pPr>
+              <w:pStyle w:val="Compact"/>
+            </w:pPr>
+            <w:r>
+              <w:t xml:space="preserve">4</w:t>
+            </w:r>
+          </w:p>
+        </w:tc>
+        <w:tc>
+          <w:tcPr/>
+          <w:p>
+            <w:pPr>
+              <w:pStyle w:val="Compact"/>
+            </w:pPr>
+            <w:r>
+              <w:rPr>
+                <w:rFonts w:hint="eastAsia"/>
+              </w:rPr>
+              <w:t xml:space="preserve">新生:</w:t>
+            </w:r>
+            <w:r>
+              <w:t xml:space="preserve"> </w:t>
+            </w:r>
+            <w:r>
+              <w:rPr>
+                <w:rFonts w:hint="eastAsia"/>
+              </w:rPr>
+              <w:t xml:space="preserve">“从宿舍到计算机学院怎么走？”</w:t>
+            </w:r>
+          </w:p>
+        </w:tc>
+        <w:tc>
+          <w:tcPr/>
+          <w:p>
+            <w:pPr>
+              <w:pStyle w:val="Compact"/>
+            </w:pPr>
+            <w:r>
+              <w:rPr>
+                <w:rFonts w:hint="eastAsia"/>
+              </w:rPr>
+              <w:t xml:space="preserve">系统发送路线图和步行时间估计（约8分钟）</w:t>
+            </w:r>
+          </w:p>
+        </w:tc>
+      </w:tr>
+    </w:tbl>
+    <w:bookmarkEnd w:id="30"/>
+    <w:tbl>
+      <w:tblPr>
+        <w:tblStyle w:val="Table"/>
+        <w:tblW w:type="pct" w:w="5000"/>
+        <w:tblLayout w:type="fixed"/>
+        <w:tblLook w:firstRow="1" w:lastRow="0" w:firstColumn="0" w:lastColumn="0" w:noHBand="0" w:noVBand="0" w:val="0020"/>
+      </w:tblPr>
+      <w:tblGrid>
+        <w:gridCol w:w="1980"/>
+        <w:gridCol w:w="2970"/>
+        <w:gridCol w:w="2970"/>
+      </w:tblGrid>
+      <w:tr>
+        <w:trPr>
+          <w:tblHeader w:val="on"/>
+        </w:trPr>
+        <w:tc>
+          <w:tcPr/>
+          <w:p>
+            <w:pPr>
+              <w:pStyle w:val="Compact"/>
+            </w:pPr>
+            <w:r>
+              <w:rPr>
+                <w:rFonts w:hint="eastAsia"/>
+              </w:rPr>
+              <w:t xml:space="preserve">步骤</w:t>
+            </w:r>
+          </w:p>
+        </w:tc>
+        <w:tc>
+          <w:tcPr/>
+          <w:p>
+            <w:pPr>
+              <w:pStyle w:val="Compact"/>
+            </w:pPr>
+            <w:r>
+              <w:rPr>
+                <w:rFonts w:hint="eastAsia"/>
+              </w:rPr>
+              <w:t xml:space="preserve">用户操作</w:t>
+            </w:r>
+          </w:p>
+        </w:tc>
+        <w:tc>
+          <w:tcPr/>
+          <w:p>
+            <w:pPr>
+              <w:pStyle w:val="Compact"/>
+            </w:pPr>
+            <w:r>
+              <w:rPr>
+                <w:rFonts w:hint="eastAsia"/>
+              </w:rPr>
+              <w:t xml:space="preserve">系统响应</w:t>
+            </w:r>
+          </w:p>
+        </w:tc>
+      </w:tr>
+      <w:tr>
+        <w:tc>
+          <w:tcPr/>
+          <w:p>
+            <w:pPr>
+              <w:pStyle w:val="Compact"/>
+            </w:pPr>
+            <w:r>
+              <w:t xml:space="preserve">1</w:t>
+            </w:r>
+          </w:p>
+        </w:tc>
+        <w:tc>
+          <w:tcPr/>
+          <w:p>
+            <w:pPr>
+              <w:pStyle w:val="Compact"/>
+            </w:pPr>
+            <w:r>
+              <w:rPr>
+                <w:rFonts w:hint="eastAsia"/>
+              </w:rPr>
+              <w:t xml:space="preserve">教师:</w:t>
+            </w:r>
+            <w:r>
+              <w:t xml:space="preserve"> </w:t>
+            </w:r>
+            <w:r>
+              <w:rPr>
+                <w:rFonts w:hint="eastAsia"/>
+              </w:rPr>
+              <w:t xml:space="preserve">“这学期的课表”</w:t>
+            </w:r>
+          </w:p>
+        </w:tc>
+        <w:tc>
+          <w:tcPr/>
+          <w:p>
+            <w:pPr>
+              <w:pStyle w:val="Compact"/>
+            </w:pPr>
+            <w:r>
+              <w:rPr>
+                <w:rFonts w:hint="eastAsia"/>
+              </w:rPr>
+              <w:t xml:space="preserve">系统显示本学期全部授课安排（3门课，每周14学时）</w:t>
+            </w:r>
+          </w:p>
+        </w:tc>
+      </w:tr>
+      <w:tr>
+        <w:tc>
+          <w:tcPr/>
+          <w:p>
+            <w:pPr>
+              <w:pStyle w:val="Compact"/>
+            </w:pPr>
+            <w:r>
+              <w:t xml:space="preserve">2</w:t>
+            </w:r>
+          </w:p>
+        </w:tc>
+        <w:tc>
+          <w:tcPr/>
+          <w:p>
+            <w:pPr>
+              <w:pStyle w:val="Compact"/>
+            </w:pPr>
+            <w:r>
+              <w:rPr>
+                <w:rFonts w:hint="eastAsia"/>
+              </w:rPr>
+              <w:t xml:space="preserve">教师:</w:t>
+            </w:r>
+            <w:r>
+              <w:t xml:space="preserve"> </w:t>
+            </w:r>
+            <w:r>
+              <w:rPr>
+                <w:rFonts w:hint="eastAsia"/>
+              </w:rPr>
+              <w:t xml:space="preserve">“导出数据结构班的学生名单”</w:t>
+            </w:r>
+          </w:p>
+        </w:tc>
+        <w:tc>
+          <w:tcPr/>
+          <w:p>
+            <w:pPr>
+              <w:pStyle w:val="Compact"/>
+            </w:pPr>
+            <w:r>
+              <w:rPr>
+                <w:rFonts w:hint="eastAsia"/>
+              </w:rPr>
+              <w:t xml:space="preserve">系统生成Excel文件并提供下载链接</w:t>
+            </w:r>
+          </w:p>
+        </w:tc>
+      </w:tr>
+      <w:tr>
+        <w:tc>
+          <w:tcPr/>
+          <w:p>
+            <w:pPr>
+              <w:pStyle w:val="Compact"/>
+            </w:pPr>
+            <w:r>
+              <w:t xml:space="preserve">3</w:t>
+            </w:r>
+          </w:p>
+        </w:tc>
+        <w:tc>
+          <w:tcPr/>
+          <w:p>
+            <w:pPr>
+              <w:pStyle w:val="Compact"/>
+            </w:pPr>
+            <w:r>
+              <w:rPr>
+                <w:rFonts w:hint="eastAsia"/>
+              </w:rPr>
+              <w:t xml:space="preserve">教师:</w:t>
+            </w:r>
+            <w:r>
+              <w:t xml:space="preserve"> </w:t>
+            </w:r>
+            <w:r>
+              <w:rPr>
+                <w:rFonts w:hint="eastAsia"/>
+              </w:rPr>
+              <w:t xml:space="preserve">“数据结构有学生退课了吗？”</w:t>
+            </w:r>
+          </w:p>
+        </w:tc>
+        <w:tc>
+          <w:tcPr/>
+          <w:p>
+            <w:pPr>
+              <w:pStyle w:val="Compact"/>
+            </w:pPr>
+            <w:r>
+              <w:rPr>
+                <w:rFonts w:hint="eastAsia"/>
+              </w:rPr>
+              <w:t xml:space="preserve">系统对比期初和当前名单，回复”有3名学生已退课，当前班级人数62人”</w:t>
+            </w:r>
+          </w:p>
+        </w:tc>
+      </w:tr>
+      <w:tr>
+        <w:tc>
+          <w:tcPr/>
+          <w:p>
+            <w:pPr>
+              <w:pStyle w:val="Compact"/>
+            </w:pPr>
+            <w:r>
+              <w:t xml:space="preserve">4</w:t>
+            </w:r>
+          </w:p>
+        </w:tc>
+        <w:tc>
+          <w:tcPr/>
+          <w:p>
+            <w:pPr>
+              <w:pStyle w:val="Compact"/>
+            </w:pPr>
+            <w:r>
+              <w:rPr>
+                <w:rFonts w:hint="eastAsia"/>
+              </w:rPr>
+              <w:t xml:space="preserve">教师:</w:t>
+            </w:r>
+            <w:r>
+              <w:t xml:space="preserve"> </w:t>
+            </w:r>
+            <w:r>
+              <w:rPr>
+                <w:rFonts w:hint="eastAsia"/>
+              </w:rPr>
+              <w:t xml:space="preserve">“这学期教学日历发我一份”</w:t>
+            </w:r>
+          </w:p>
+        </w:tc>
+        <w:tc>
+          <w:tcPr/>
+          <w:p>
+            <w:pPr>
+              <w:pStyle w:val="Compact"/>
+            </w:pPr>
+            <w:r>
+              <w:rPr>
+                <w:rFonts w:hint="eastAsia"/>
+              </w:rPr>
+              <w:t xml:space="preserve">系统发送教学日历（含教学周、节假日、考试周）</w:t>
+            </w:r>
+          </w:p>
+        </w:tc>
+      </w:tr>
+    </w:tbl>
+    <w:bookmarkEnd w:id="31"/>
+    <w:tbl>
+      <w:tblPr>
+        <w:tblStyle w:val="Table"/>
+        <w:tblW w:type="pct" w:w="5000"/>
+        <w:tblLayout w:type="fixed"/>
+        <w:tblLook w:firstRow="1" w:lastRow="0" w:firstColumn="0" w:lastColumn="0" w:noHBand="0" w:noVBand="0" w:val="0020"/>
+      </w:tblPr>
+      <w:tblGrid>
+        <w:gridCol w:w="1980"/>
+        <w:gridCol w:w="2970"/>
+        <w:gridCol w:w="2970"/>
+      </w:tblGrid>
+      <w:tr>
+        <w:trPr>
+          <w:tblHeader w:val="on"/>
+        </w:trPr>
+        <w:tc>
+          <w:tcPr/>
+          <w:p>
+            <w:pPr>
+              <w:pStyle w:val="Compact"/>
+            </w:pPr>
+            <w:r>
+              <w:rPr>
+                <w:rFonts w:hint="eastAsia"/>
+              </w:rPr>
+              <w:t xml:space="preserve">步骤</w:t>
+            </w:r>
+          </w:p>
+        </w:tc>
+        <w:tc>
+          <w:tcPr/>
+          <w:p>
+            <w:pPr>
+              <w:pStyle w:val="Compact"/>
+            </w:pPr>
+            <w:r>
+              <w:rPr>
+                <w:rFonts w:hint="eastAsia"/>
+              </w:rPr>
+              <w:t xml:space="preserve">用户操作</w:t>
+            </w:r>
+          </w:p>
+        </w:tc>
+        <w:tc>
+          <w:tcPr/>
+          <w:p>
+            <w:pPr>
+              <w:pStyle w:val="Compact"/>
+            </w:pPr>
+            <w:r>
+              <w:rPr>
+                <w:rFonts w:hint="eastAsia"/>
+              </w:rPr>
+              <w:t xml:space="preserve">系统响应</w:t>
+            </w:r>
+          </w:p>
+        </w:tc>
+      </w:tr>
+      <w:tr>
+        <w:tc>
+          <w:tcPr/>
+          <w:p>
+            <w:pPr>
+              <w:pStyle w:val="Compact"/>
+            </w:pPr>
+            <w:r>
+              <w:t xml:space="preserve">1</w:t>
+            </w:r>
+          </w:p>
+        </w:tc>
+        <w:tc>
+          <w:tcPr/>
+          <w:p>
+            <w:pPr>
+              <w:pStyle w:val="Compact"/>
+            </w:pPr>
+            <w:r>
+              <w:rPr>
+                <w:rFonts w:hint="eastAsia"/>
+              </w:rPr>
+              <w:t xml:space="preserve">家长:</w:t>
+            </w:r>
+            <w:r>
+              <w:t xml:space="preserve"> </w:t>
+            </w:r>
+            <w:r>
+              <w:rPr>
+                <w:rFonts w:hint="eastAsia"/>
+              </w:rPr>
+              <w:t xml:space="preserve">“孩子这学期成绩怎么样？”</w:t>
+            </w:r>
+          </w:p>
+        </w:tc>
+        <w:tc>
+          <w:tcPr/>
+          <w:p>
+            <w:pPr>
+              <w:pStyle w:val="Compact"/>
+            </w:pPr>
+            <w:r>
+              <w:rPr>
+                <w:rFonts w:hint="eastAsia"/>
+              </w:rPr>
+              <w:t xml:space="preserve">系统检测未获得学生授权</w:t>
+            </w:r>
+            <w:r>
+              <w:t xml:space="preserve"> →</w:t>
+            </w:r>
+            <w:r>
+              <w:t xml:space="preserve"> </w:t>
+            </w:r>
+            <w:r>
+              <w:rPr>
+                <w:rFonts w:hint="eastAsia"/>
+              </w:rPr>
+              <w:t xml:space="preserve">“请先让孩子在系统中授权您查看成绩”</w:t>
+            </w:r>
+          </w:p>
+        </w:tc>
+      </w:tr>
+      <w:tr>
+        <w:tc>
+          <w:tcPr/>
+          <w:p>
+            <w:pPr>
+              <w:pStyle w:val="Compact"/>
+            </w:pPr>
+            <w:r>
+              <w:t xml:space="preserve">2</w:t>
+            </w:r>
+          </w:p>
+        </w:tc>
+        <w:tc>
+          <w:tcPr/>
+          <w:p>
+            <w:pPr>
+              <w:pStyle w:val="Compact"/>
+            </w:pPr>
+            <w:r>
+              <w:rPr>
+                <w:rFonts w:hint="eastAsia"/>
+              </w:rPr>
+              <w:t xml:space="preserve">学生收到授权请求并同意</w:t>
+            </w:r>
+          </w:p>
+        </w:tc>
+        <w:tc>
+          <w:tcPr/>
+          <w:p>
+            <w:pPr>
+              <w:pStyle w:val="Compact"/>
+            </w:pPr>
+            <w:r>
+              <w:t xml:space="preserve">—</w:t>
+            </w:r>
+          </w:p>
+        </w:tc>
+      </w:tr>
+      <w:tr>
+        <w:tc>
+          <w:tcPr/>
+          <w:p>
+            <w:pPr>
+              <w:pStyle w:val="Compact"/>
+            </w:pPr>
+            <w:r>
+              <w:t xml:space="preserve">3</w:t>
+            </w:r>
+          </w:p>
+        </w:tc>
+        <w:tc>
+          <w:tcPr/>
+          <w:p>
+            <w:pPr>
+              <w:pStyle w:val="Compact"/>
+            </w:pPr>
+            <w:r>
+              <w:rPr>
+                <w:rFonts w:hint="eastAsia"/>
+              </w:rPr>
+              <w:t xml:space="preserve">家长:</w:t>
+            </w:r>
+            <w:r>
+              <w:t xml:space="preserve"> </w:t>
+            </w:r>
+            <w:r>
+              <w:rPr>
+                <w:rFonts w:hint="eastAsia"/>
+              </w:rPr>
+              <w:t xml:space="preserve">“孩子这学期成绩怎么样？”</w:t>
+            </w:r>
+          </w:p>
+        </w:tc>
+        <w:tc>
+          <w:tcPr/>
+          <w:p>
+            <w:pPr>
+              <w:pStyle w:val="Compact"/>
+            </w:pPr>
+            <w:r>
+              <w:rPr>
+                <w:rFonts w:hint="eastAsia"/>
+              </w:rPr>
+              <w:t xml:space="preserve">系统返回学生本学期各科成绩汇总（仅展示，不可修改）</w:t>
+            </w:r>
+          </w:p>
+        </w:tc>
+      </w:tr>
+      <w:tr>
+        <w:tc>
+          <w:tcPr/>
+          <w:p>
+            <w:pPr>
+              <w:pStyle w:val="Compact"/>
+            </w:pPr>
+            <w:r>
+              <w:t xml:space="preserve">4</w:t>
+            </w:r>
+          </w:p>
+        </w:tc>
+        <w:tc>
+          <w:tcPr/>
+          <w:p>
+            <w:pPr>
+              <w:pStyle w:val="Compact"/>
+            </w:pPr>
+            <w:r>
+              <w:rPr>
+                <w:rFonts w:hint="eastAsia"/>
+              </w:rPr>
+              <w:t xml:space="preserve">家长:</w:t>
+            </w:r>
+            <w:r>
+              <w:t xml:space="preserve"> </w:t>
+            </w:r>
+            <w:r>
+              <w:rPr>
+                <w:rFonts w:hint="eastAsia"/>
+              </w:rPr>
+              <w:t xml:space="preserve">“学费什么时候交？”</w:t>
+            </w:r>
+          </w:p>
+        </w:tc>
+        <w:tc>
+          <w:tcPr/>
+          <w:p>
+            <w:pPr>
+              <w:pStyle w:val="Compact"/>
+            </w:pPr>
+            <w:r>
+              <w:rPr>
+                <w:rFonts w:hint="eastAsia"/>
+              </w:rPr>
+              <w:t xml:space="preserve">系统回复学费缴纳标准、截止日期和缴费方式</w:t>
+            </w:r>
+          </w:p>
+        </w:tc>
+      </w:tr>
+    </w:tbl>
+    <w:bookmarkEnd w:id="32"/>
+    <w:bookmarkStart w:id="37" w:name="核心领域模型"/>
+    <w:bookmarkEnd w:id="37"/>
+    <w:bookmarkEnd w:id="41"/>
+    <w:bookmarkEnd w:id="45"/>
     <w:tbl>
       <w:tblPr>
         <w:tblStyle w:val="Table"/>
@@ -14130,12 +14352,6 @@
       </w:tr>
     </w:tbl>
     <w:bookmarkEnd w:id="47"/>
-    <w:bookmarkEnd w:id="48"/>
-    <w:sectPr>
-      <w:footnotePr>
-        <w:numRestart w:val="eachSect"/>
-      </w:footnotePr>
-    </w:sectPr>
   </w:body>
 </w:document>
 </file>
